--- a/Deliverables/Instruction_Manual_GLD.docx
+++ b/Deliverables/Instruction_Manual_GLD.docx
@@ -216,7 +216,7 @@
               <w:rPr>
                 <w:sz w:val="20"/>
               </w:rPr>
-              <w:t>0.3 (Working Draft)</w:t>
+              <w:t>0.5 (Working Draft)</w:t>
             </w:r>
           </w:p>
         </w:tc>
@@ -706,6 +706,136 @@
                 <w:sz w:val="19"/>
               </w:rPr>
               <w:t>Added dimensioned CAD reference drawings (Section 4.1: “GLD ATEX CASE v3” contingency enclosure design and BP18-1Z candidate junction-box component; Section 5.1: L-bracket/U-bolt mounting assembly), for the party managing the ATEX/IECEx certification submission.</w:t>
+            </w:r>
+          </w:p>
+        </w:tc>
+      </w:tr>
+      <w:tr>
+        <w:trPr>
+          <w:jc w:val="center"/>
+        </w:trPr>
+        <w:tc>
+          <w:tcPr>
+            <w:tcW w:w="1296" w:type="dxa"/>
+            <w:shd w:val="clear" w:color="auto" w:fill="FAFAF8"/>
+          </w:tcPr>
+          <w:p>
+            <w:pPr>
+              <w:spacing w:after="40"/>
+            </w:pPr>
+            <w:r>
+              <w:rPr>
+                <w:sz w:val="19"/>
+              </w:rPr>
+              <w:t>0.4</w:t>
+            </w:r>
+          </w:p>
+        </w:tc>
+        <w:tc>
+          <w:tcPr>
+            <w:tcW w:w="1584" w:type="dxa"/>
+            <w:shd w:val="clear" w:color="auto" w:fill="FAFAF8"/>
+          </w:tcPr>
+          <w:p>
+            <w:pPr>
+              <w:spacing w:after="40"/>
+            </w:pPr>
+            <w:r>
+              <w:rPr>
+                <w:sz w:val="19"/>
+              </w:rPr>
+              <w:t>22 Sep 2026</w:t>
+            </w:r>
+          </w:p>
+        </w:tc>
+        <w:tc>
+          <w:tcPr>
+            <w:tcW w:w="6480" w:type="dxa"/>
+            <w:shd w:val="clear" w:color="auto" w:fill="FAFAF8"/>
+          </w:tcPr>
+          <w:p>
+            <w:pPr>
+              <w:spacing w:after="40"/>
+            </w:pPr>
+            <w:r>
+              <w:rPr>
+                <w:sz w:val="19"/>
+              </w:rPr>
+              <w:t xml:space="preserve">Power cable confirmed as 2-conductor, labeled </w:t>
+            </w:r>
+            <w:r>
+              <w:rPr>
+                <w:b/>
+                <w:sz w:val="19"/>
+              </w:rPr>
+              <w:t>L+/L−</w:t>
+            </w:r>
+            <w:r>
+              <w:rPr>
+                <w:sz w:val="19"/>
+              </w:rPr>
+              <w:t xml:space="preserve"> (positive/negative of the 24 VDC supply), each conductor ≈0.75 mm diameter (Sections 4, 6, 13). Cable </w:t>
+            </w:r>
+            <w:r>
+              <w:rPr>
+                <w:sz w:val="19"/>
+              </w:rPr>
+              <w:lastRenderedPageBreak/>
+              <w:t>gland/thread size remains pending.</w:t>
+            </w:r>
+          </w:p>
+        </w:tc>
+      </w:tr>
+      <w:tr>
+        <w:trPr>
+          <w:jc w:val="center"/>
+        </w:trPr>
+        <w:tc>
+          <w:tcPr>
+            <w:tcW w:w="1296" w:type="dxa"/>
+          </w:tcPr>
+          <w:p>
+            <w:pPr>
+              <w:spacing w:after="40"/>
+            </w:pPr>
+            <w:r>
+              <w:rPr>
+                <w:sz w:val="19"/>
+              </w:rPr>
+              <w:lastRenderedPageBreak/>
+              <w:t>0.5</w:t>
+            </w:r>
+          </w:p>
+        </w:tc>
+        <w:tc>
+          <w:tcPr>
+            <w:tcW w:w="1584" w:type="dxa"/>
+          </w:tcPr>
+          <w:p>
+            <w:pPr>
+              <w:spacing w:after="40"/>
+            </w:pPr>
+            <w:r>
+              <w:rPr>
+                <w:sz w:val="19"/>
+              </w:rPr>
+              <w:t>22 Sep 2026</w:t>
+            </w:r>
+          </w:p>
+        </w:tc>
+        <w:tc>
+          <w:tcPr>
+            <w:tcW w:w="6480" w:type="dxa"/>
+          </w:tcPr>
+          <w:p>
+            <w:pPr>
+              <w:spacing w:after="40"/>
+            </w:pPr>
+            <w:r>
+              <w:rPr>
+                <w:sz w:val="19"/>
+              </w:rPr>
+              <w:t>Enclosure material grade confirmed as ADC12 die-cast aluminum + stainless steel (Sections 4, 13), extrapolated from the casing manufacturer's die-cast product line; status raised from Partially available to Final with this caveat noted.</w:t>
             </w:r>
           </w:p>
         </w:tc>
@@ -754,7 +884,7 @@
       <w:r>
         <w:fldChar w:fldCharType="separate"/>
       </w:r>
-      <w:hyperlink w:anchor="_Toc240978145" w:history="1">
+      <w:hyperlink w:anchor="_Toc240979058" w:history="1">
         <w:r>
           <w:rPr>
             <w:rStyle w:val="Hyperlink"/>
@@ -781,143 +911,7 @@
             <w:noProof/>
             <w:webHidden/>
           </w:rPr>
-          <w:instrText xml:space="preserve"> PAGEREF _Toc240978145 \h </w:instrText>
-        </w:r>
-        <w:r>
-          <w:rPr>
-            <w:noProof/>
-            <w:webHidden/>
-          </w:rPr>
-        </w:r>
-        <w:r>
-          <w:rPr>
-            <w:noProof/>
-            <w:webHidden/>
-          </w:rPr>
-          <w:fldChar w:fldCharType="separate"/>
-        </w:r>
-        <w:r>
-          <w:rPr>
-            <w:noProof/>
-            <w:webHidden/>
-          </w:rPr>
-          <w:t>3</w:t>
-        </w:r>
-        <w:r>
-          <w:rPr>
-            <w:noProof/>
-            <w:webHidden/>
-          </w:rPr>
-          <w:fldChar w:fldCharType="end"/>
-        </w:r>
-      </w:hyperlink>
-    </w:p>
-    <w:p>
-      <w:pPr>
-        <w:pStyle w:val="TOC1"/>
-        <w:tabs>
-          <w:tab w:val="right" w:leader="dot" w:pos="9736"/>
-        </w:tabs>
-        <w:rPr>
-          <w:noProof/>
-        </w:rPr>
-      </w:pPr>
-      <w:hyperlink w:anchor="_Toc240978146" w:history="1">
-        <w:r>
-          <w:rPr>
-            <w:rStyle w:val="Hyperlink"/>
-            <w:noProof/>
-          </w:rPr>
-          <w:t>2. Safety Precautions</w:t>
-        </w:r>
-        <w:r>
-          <w:rPr>
-            <w:noProof/>
-            <w:webHidden/>
-          </w:rPr>
-          <w:tab/>
-        </w:r>
-        <w:r>
-          <w:rPr>
-            <w:noProof/>
-            <w:webHidden/>
-          </w:rPr>
-          <w:fldChar w:fldCharType="begin"/>
-        </w:r>
-        <w:r>
-          <w:rPr>
-            <w:noProof/>
-            <w:webHidden/>
-          </w:rPr>
-          <w:instrText xml:space="preserve"> PAGEREF _Toc240978146 \h </w:instrText>
-        </w:r>
-        <w:r>
-          <w:rPr>
-            <w:noProof/>
-            <w:webHidden/>
-          </w:rPr>
-        </w:r>
-        <w:r>
-          <w:rPr>
-            <w:noProof/>
-            <w:webHidden/>
-          </w:rPr>
-          <w:fldChar w:fldCharType="separate"/>
-        </w:r>
-        <w:r>
-          <w:rPr>
-            <w:noProof/>
-            <w:webHidden/>
-          </w:rPr>
-          <w:t>3</w:t>
-        </w:r>
-        <w:r>
-          <w:rPr>
-            <w:noProof/>
-            <w:webHidden/>
-          </w:rPr>
-          <w:fldChar w:fldCharType="end"/>
-        </w:r>
-      </w:hyperlink>
-    </w:p>
-    <w:p>
-      <w:pPr>
-        <w:pStyle w:val="TOC1"/>
-        <w:tabs>
-          <w:tab w:val="right" w:leader="dot" w:pos="9736"/>
-        </w:tabs>
-        <w:rPr>
-          <w:noProof/>
-        </w:rPr>
-      </w:pPr>
-      <w:hyperlink w:anchor="_Toc240978147" w:history="1">
-        <w:r>
-          <w:rPr>
-            <w:rStyle w:val="Hyperlink"/>
-            <w:noProof/>
-          </w:rPr>
-          <w:t>3. Package Contents</w:t>
-        </w:r>
-        <w:r>
-          <w:rPr>
-            <w:noProof/>
-            <w:webHidden/>
-          </w:rPr>
-          <w:tab/>
-        </w:r>
-        <w:r>
-          <w:rPr>
-            <w:noProof/>
-            <w:webHidden/>
-          </w:rPr>
-          <w:fldChar w:fldCharType="begin"/>
-        </w:r>
-        <w:r>
-          <w:rPr>
-            <w:noProof/>
-            <w:webHidden/>
-          </w:rPr>
-          <w:instrText xml:space="preserve"> PAGEREF _Toc240978147 \h </w:instrText>
+          <w:instrText xml:space="preserve"> PAGEREF _Toc240979058 \h </w:instrText>
         </w:r>
         <w:r>
           <w:rPr>
@@ -958,13 +952,13 @@
           <w:noProof/>
         </w:rPr>
       </w:pPr>
-      <w:hyperlink w:anchor="_Toc240978148" w:history="1">
+      <w:hyperlink w:anchor="_Toc240979059" w:history="1">
         <w:r>
           <w:rPr>
             <w:rStyle w:val="Hyperlink"/>
             <w:noProof/>
           </w:rPr>
-          <w:t>4. External Dimensions and Nomenclature</w:t>
+          <w:t>2. Safety Precautions</w:t>
         </w:r>
         <w:r>
           <w:rPr>
@@ -985,7 +979,7 @@
             <w:noProof/>
             <w:webHidden/>
           </w:rPr>
-          <w:instrText xml:space="preserve"> PAGEREF _Toc240978148 \h </w:instrText>
+          <w:instrText xml:space="preserve"> PAGEREF _Toc240979059 \h </w:instrText>
         </w:r>
         <w:r>
           <w:rPr>
@@ -1005,7 +999,7 @@
             <w:noProof/>
             <w:webHidden/>
           </w:rPr>
-          <w:t>5</w:t>
+          <w:t>4</w:t>
         </w:r>
         <w:r>
           <w:rPr>
@@ -1018,7 +1012,7 @@
     </w:p>
     <w:p>
       <w:pPr>
-        <w:pStyle w:val="TOC2"/>
+        <w:pStyle w:val="TOC1"/>
         <w:tabs>
           <w:tab w:val="right" w:leader="dot" w:pos="9736"/>
         </w:tabs>
@@ -1026,13 +1020,13 @@
           <w:noProof/>
         </w:rPr>
       </w:pPr>
-      <w:hyperlink w:anchor="_Toc240978149" w:history="1">
+      <w:hyperlink w:anchor="_Toc240979060" w:history="1">
         <w:r>
           <w:rPr>
             <w:rStyle w:val="Hyperlink"/>
             <w:noProof/>
           </w:rPr>
-          <w:t>4.1 Enclosure Reference Drawings</w:t>
+          <w:t>3. Package Contents</w:t>
         </w:r>
         <w:r>
           <w:rPr>
@@ -1053,7 +1047,7 @@
             <w:noProof/>
             <w:webHidden/>
           </w:rPr>
-          <w:instrText xml:space="preserve"> PAGEREF _Toc240978149 \h </w:instrText>
+          <w:instrText xml:space="preserve"> PAGEREF _Toc240979060 \h </w:instrText>
         </w:r>
         <w:r>
           <w:rPr>
@@ -1094,7 +1088,143 @@
           <w:noProof/>
         </w:rPr>
       </w:pPr>
-      <w:hyperlink w:anchor="_Toc240978150" w:history="1">
+      <w:hyperlink w:anchor="_Toc240979061" w:history="1">
+        <w:r>
+          <w:rPr>
+            <w:rStyle w:val="Hyperlink"/>
+            <w:noProof/>
+          </w:rPr>
+          <w:t>4. External Dimensions and Nomenclature</w:t>
+        </w:r>
+        <w:r>
+          <w:rPr>
+            <w:noProof/>
+            <w:webHidden/>
+          </w:rPr>
+          <w:tab/>
+        </w:r>
+        <w:r>
+          <w:rPr>
+            <w:noProof/>
+            <w:webHidden/>
+          </w:rPr>
+          <w:fldChar w:fldCharType="begin"/>
+        </w:r>
+        <w:r>
+          <w:rPr>
+            <w:noProof/>
+            <w:webHidden/>
+          </w:rPr>
+          <w:instrText xml:space="preserve"> PAGEREF _Toc240979061 \h </w:instrText>
+        </w:r>
+        <w:r>
+          <w:rPr>
+            <w:noProof/>
+            <w:webHidden/>
+          </w:rPr>
+        </w:r>
+        <w:r>
+          <w:rPr>
+            <w:noProof/>
+            <w:webHidden/>
+          </w:rPr>
+          <w:fldChar w:fldCharType="separate"/>
+        </w:r>
+        <w:r>
+          <w:rPr>
+            <w:noProof/>
+            <w:webHidden/>
+          </w:rPr>
+          <w:t>6</w:t>
+        </w:r>
+        <w:r>
+          <w:rPr>
+            <w:noProof/>
+            <w:webHidden/>
+          </w:rPr>
+          <w:fldChar w:fldCharType="end"/>
+        </w:r>
+      </w:hyperlink>
+    </w:p>
+    <w:p>
+      <w:pPr>
+        <w:pStyle w:val="TOC2"/>
+        <w:tabs>
+          <w:tab w:val="right" w:leader="dot" w:pos="9736"/>
+        </w:tabs>
+        <w:rPr>
+          <w:noProof/>
+        </w:rPr>
+      </w:pPr>
+      <w:hyperlink w:anchor="_Toc240979062" w:history="1">
+        <w:r>
+          <w:rPr>
+            <w:rStyle w:val="Hyperlink"/>
+            <w:noProof/>
+          </w:rPr>
+          <w:t>4.1 Enclosure Reference Drawings</w:t>
+        </w:r>
+        <w:r>
+          <w:rPr>
+            <w:noProof/>
+            <w:webHidden/>
+          </w:rPr>
+          <w:tab/>
+        </w:r>
+        <w:r>
+          <w:rPr>
+            <w:noProof/>
+            <w:webHidden/>
+          </w:rPr>
+          <w:fldChar w:fldCharType="begin"/>
+        </w:r>
+        <w:r>
+          <w:rPr>
+            <w:noProof/>
+            <w:webHidden/>
+          </w:rPr>
+          <w:instrText xml:space="preserve"> PAGEREF _Toc240979062 \h </w:instrText>
+        </w:r>
+        <w:r>
+          <w:rPr>
+            <w:noProof/>
+            <w:webHidden/>
+          </w:rPr>
+        </w:r>
+        <w:r>
+          <w:rPr>
+            <w:noProof/>
+            <w:webHidden/>
+          </w:rPr>
+          <w:fldChar w:fldCharType="separate"/>
+        </w:r>
+        <w:r>
+          <w:rPr>
+            <w:noProof/>
+            <w:webHidden/>
+          </w:rPr>
+          <w:t>6</w:t>
+        </w:r>
+        <w:r>
+          <w:rPr>
+            <w:noProof/>
+            <w:webHidden/>
+          </w:rPr>
+          <w:fldChar w:fldCharType="end"/>
+        </w:r>
+      </w:hyperlink>
+    </w:p>
+    <w:p>
+      <w:pPr>
+        <w:pStyle w:val="TOC1"/>
+        <w:tabs>
+          <w:tab w:val="right" w:leader="dot" w:pos="9736"/>
+        </w:tabs>
+        <w:rPr>
+          <w:noProof/>
+        </w:rPr>
+      </w:pPr>
+      <w:hyperlink w:anchor="_Toc240979063" w:history="1">
         <w:r>
           <w:rPr>
             <w:rStyle w:val="Hyperlink"/>
@@ -1121,7 +1251,7 @@
             <w:noProof/>
             <w:webHidden/>
           </w:rPr>
-          <w:instrText xml:space="preserve"> PAGEREF _Toc240978150 \h </w:instrText>
+          <w:instrText xml:space="preserve"> PAGEREF _Toc240979063 \h </w:instrText>
         </w:r>
         <w:r>
           <w:rPr>
@@ -1141,7 +1271,7 @@
             <w:noProof/>
             <w:webHidden/>
           </w:rPr>
-          <w:t>7</w:t>
+          <w:t>8</w:t>
         </w:r>
         <w:r>
           <w:rPr>
@@ -1162,7 +1292,7 @@
           <w:noProof/>
         </w:rPr>
       </w:pPr>
-      <w:hyperlink w:anchor="_Toc240978151" w:history="1">
+      <w:hyperlink w:anchor="_Toc240979064" w:history="1">
         <w:r>
           <w:rPr>
             <w:rStyle w:val="Hyperlink"/>
@@ -1189,7 +1319,7 @@
             <w:noProof/>
             <w:webHidden/>
           </w:rPr>
-          <w:instrText xml:space="preserve"> PAGEREF _Toc240978151 \h </w:instrText>
+          <w:instrText xml:space="preserve"> PAGEREF _Toc240979064 \h </w:instrText>
         </w:r>
         <w:r>
           <w:rPr>
@@ -1209,7 +1339,7 @@
             <w:noProof/>
             <w:webHidden/>
           </w:rPr>
-          <w:t>7</w:t>
+          <w:t>8</w:t>
         </w:r>
         <w:r>
           <w:rPr>
@@ -1230,7 +1360,7 @@
           <w:noProof/>
         </w:rPr>
       </w:pPr>
-      <w:hyperlink w:anchor="_Toc240978152" w:history="1">
+      <w:hyperlink w:anchor="_Toc240979065" w:history="1">
         <w:r>
           <w:rPr>
             <w:rStyle w:val="Hyperlink"/>
@@ -1257,143 +1387,7 @@
             <w:noProof/>
             <w:webHidden/>
           </w:rPr>
-          <w:instrText xml:space="preserve"> PAGEREF _Toc240978152 \h </w:instrText>
-        </w:r>
-        <w:r>
-          <w:rPr>
-            <w:noProof/>
-            <w:webHidden/>
-          </w:rPr>
-        </w:r>
-        <w:r>
-          <w:rPr>
-            <w:noProof/>
-            <w:webHidden/>
-          </w:rPr>
-          <w:fldChar w:fldCharType="separate"/>
-        </w:r>
-        <w:r>
-          <w:rPr>
-            <w:noProof/>
-            <w:webHidden/>
-          </w:rPr>
-          <w:t>9</w:t>
-        </w:r>
-        <w:r>
-          <w:rPr>
-            <w:noProof/>
-            <w:webHidden/>
-          </w:rPr>
-          <w:fldChar w:fldCharType="end"/>
-        </w:r>
-      </w:hyperlink>
-    </w:p>
-    <w:p>
-      <w:pPr>
-        <w:pStyle w:val="TOC1"/>
-        <w:tabs>
-          <w:tab w:val="right" w:leader="dot" w:pos="9736"/>
-        </w:tabs>
-        <w:rPr>
-          <w:noProof/>
-        </w:rPr>
-      </w:pPr>
-      <w:hyperlink w:anchor="_Toc240978153" w:history="1">
-        <w:r>
-          <w:rPr>
-            <w:rStyle w:val="Hyperlink"/>
-            <w:noProof/>
-          </w:rPr>
-          <w:t>6. Power Supply and Wiring</w:t>
-        </w:r>
-        <w:r>
-          <w:rPr>
-            <w:noProof/>
-            <w:webHidden/>
-          </w:rPr>
-          <w:tab/>
-        </w:r>
-        <w:r>
-          <w:rPr>
-            <w:noProof/>
-            <w:webHidden/>
-          </w:rPr>
-          <w:fldChar w:fldCharType="begin"/>
-        </w:r>
-        <w:r>
-          <w:rPr>
-            <w:noProof/>
-            <w:webHidden/>
-          </w:rPr>
-          <w:instrText xml:space="preserve"> PAGEREF _Toc240978153 \h </w:instrText>
-        </w:r>
-        <w:r>
-          <w:rPr>
-            <w:noProof/>
-            <w:webHidden/>
-          </w:rPr>
-        </w:r>
-        <w:r>
-          <w:rPr>
-            <w:noProof/>
-            <w:webHidden/>
-          </w:rPr>
-          <w:fldChar w:fldCharType="separate"/>
-        </w:r>
-        <w:r>
-          <w:rPr>
-            <w:noProof/>
-            <w:webHidden/>
-          </w:rPr>
-          <w:t>9</w:t>
-        </w:r>
-        <w:r>
-          <w:rPr>
-            <w:noProof/>
-            <w:webHidden/>
-          </w:rPr>
-          <w:fldChar w:fldCharType="end"/>
-        </w:r>
-      </w:hyperlink>
-    </w:p>
-    <w:p>
-      <w:pPr>
-        <w:pStyle w:val="TOC1"/>
-        <w:tabs>
-          <w:tab w:val="right" w:leader="dot" w:pos="9736"/>
-        </w:tabs>
-        <w:rPr>
-          <w:noProof/>
-        </w:rPr>
-      </w:pPr>
-      <w:hyperlink w:anchor="_Toc240978154" w:history="1">
-        <w:r>
-          <w:rPr>
-            <w:rStyle w:val="Hyperlink"/>
-            <w:noProof/>
-          </w:rPr>
-          <w:t>7. Communication and Network</w:t>
-        </w:r>
-        <w:r>
-          <w:rPr>
-            <w:noProof/>
-            <w:webHidden/>
-          </w:rPr>
-          <w:tab/>
-        </w:r>
-        <w:r>
-          <w:rPr>
-            <w:noProof/>
-            <w:webHidden/>
-          </w:rPr>
-          <w:fldChar w:fldCharType="begin"/>
-        </w:r>
-        <w:r>
-          <w:rPr>
-            <w:noProof/>
-            <w:webHidden/>
-          </w:rPr>
-          <w:instrText xml:space="preserve"> PAGEREF _Toc240978154 \h </w:instrText>
+          <w:instrText xml:space="preserve"> PAGEREF _Toc240979065 \h </w:instrText>
         </w:r>
         <w:r>
           <w:rPr>
@@ -1434,13 +1428,13 @@
           <w:noProof/>
         </w:rPr>
       </w:pPr>
-      <w:hyperlink w:anchor="_Toc240978155" w:history="1">
+      <w:hyperlink w:anchor="_Toc240979066" w:history="1">
         <w:r>
           <w:rPr>
             <w:rStyle w:val="Hyperlink"/>
             <w:noProof/>
           </w:rPr>
-          <w:t>8. Precautions Before Use</w:t>
+          <w:t>6. Power Supply and Wiring</w:t>
         </w:r>
         <w:r>
           <w:rPr>
@@ -1461,7 +1455,7 @@
             <w:noProof/>
             <w:webHidden/>
           </w:rPr>
-          <w:instrText xml:space="preserve"> PAGEREF _Toc240978155 \h </w:instrText>
+          <w:instrText xml:space="preserve"> PAGEREF _Toc240979066 \h </w:instrText>
         </w:r>
         <w:r>
           <w:rPr>
@@ -1481,7 +1475,7 @@
             <w:noProof/>
             <w:webHidden/>
           </w:rPr>
-          <w:t>11</w:t>
+          <w:t>10</w:t>
         </w:r>
         <w:r>
           <w:rPr>
@@ -1494,7 +1488,7 @@
     </w:p>
     <w:p>
       <w:pPr>
-        <w:pStyle w:val="TOC2"/>
+        <w:pStyle w:val="TOC1"/>
         <w:tabs>
           <w:tab w:val="right" w:leader="dot" w:pos="9736"/>
         </w:tabs>
@@ -1502,13 +1496,13 @@
           <w:noProof/>
         </w:rPr>
       </w:pPr>
-      <w:hyperlink w:anchor="_Toc240978156" w:history="1">
+      <w:hyperlink w:anchor="_Toc240979067" w:history="1">
         <w:r>
           <w:rPr>
             <w:rStyle w:val="Hyperlink"/>
             <w:noProof/>
           </w:rPr>
-          <w:t>In Case of a Gas Leak Alarm</w:t>
+          <w:t>7. Communication and Network</w:t>
         </w:r>
         <w:r>
           <w:rPr>
@@ -1529,7 +1523,7 @@
             <w:noProof/>
             <w:webHidden/>
           </w:rPr>
-          <w:instrText xml:space="preserve"> PAGEREF _Toc240978156 \h </w:instrText>
+          <w:instrText xml:space="preserve"> PAGEREF _Toc240979067 \h </w:instrText>
         </w:r>
         <w:r>
           <w:rPr>
@@ -1570,13 +1564,13 @@
           <w:noProof/>
         </w:rPr>
       </w:pPr>
-      <w:hyperlink w:anchor="_Toc240978157" w:history="1">
+      <w:hyperlink w:anchor="_Toc240979068" w:history="1">
         <w:r>
           <w:rPr>
             <w:rStyle w:val="Hyperlink"/>
             <w:noProof/>
           </w:rPr>
-          <w:t>9. Gas Detection and Alarm Operation</w:t>
+          <w:t>8. Precautions Before Use</w:t>
         </w:r>
         <w:r>
           <w:rPr>
@@ -1597,7 +1591,7 @@
             <w:noProof/>
             <w:webHidden/>
           </w:rPr>
-          <w:instrText xml:space="preserve"> PAGEREF _Toc240978157 \h </w:instrText>
+          <w:instrText xml:space="preserve"> PAGEREF _Toc240979068 \h </w:instrText>
         </w:r>
         <w:r>
           <w:rPr>
@@ -1617,7 +1611,7 @@
             <w:noProof/>
             <w:webHidden/>
           </w:rPr>
-          <w:t>11</w:t>
+          <w:t>12</w:t>
         </w:r>
         <w:r>
           <w:rPr>
@@ -1638,13 +1632,13 @@
           <w:noProof/>
         </w:rPr>
       </w:pPr>
-      <w:hyperlink w:anchor="_Toc240978158" w:history="1">
+      <w:hyperlink w:anchor="_Toc240979069" w:history="1">
         <w:r>
           <w:rPr>
             <w:rStyle w:val="Hyperlink"/>
             <w:noProof/>
           </w:rPr>
-          <w:t>9.1 Operating Modes</w:t>
+          <w:t>In Case of a Gas Leak Alarm</w:t>
         </w:r>
         <w:r>
           <w:rPr>
@@ -1665,7 +1659,7 @@
             <w:noProof/>
             <w:webHidden/>
           </w:rPr>
-          <w:instrText xml:space="preserve"> PAGEREF _Toc240978158 \h </w:instrText>
+          <w:instrText xml:space="preserve"> PAGEREF _Toc240979069 \h </w:instrText>
         </w:r>
         <w:r>
           <w:rPr>
@@ -1706,13 +1700,13 @@
           <w:noProof/>
         </w:rPr>
       </w:pPr>
-      <w:hyperlink w:anchor="_Toc240978159" w:history="1">
+      <w:hyperlink w:anchor="_Toc240979070" w:history="1">
         <w:r>
           <w:rPr>
             <w:rStyle w:val="Hyperlink"/>
             <w:noProof/>
           </w:rPr>
-          <w:t>10. Status Indication and Fault Conditions</w:t>
+          <w:t>9. Gas Detection and Alarm Operation</w:t>
         </w:r>
         <w:r>
           <w:rPr>
@@ -1733,75 +1727,7 @@
             <w:noProof/>
             <w:webHidden/>
           </w:rPr>
-          <w:instrText xml:space="preserve"> PAGEREF _Toc240978159 \h </w:instrText>
-        </w:r>
-        <w:r>
-          <w:rPr>
-            <w:noProof/>
-            <w:webHidden/>
-          </w:rPr>
-        </w:r>
-        <w:r>
-          <w:rPr>
-            <w:noProof/>
-            <w:webHidden/>
-          </w:rPr>
-          <w:fldChar w:fldCharType="separate"/>
-        </w:r>
-        <w:r>
-          <w:rPr>
-            <w:noProof/>
-            <w:webHidden/>
-          </w:rPr>
-          <w:t>12</w:t>
-        </w:r>
-        <w:r>
-          <w:rPr>
-            <w:noProof/>
-            <w:webHidden/>
-          </w:rPr>
-          <w:fldChar w:fldCharType="end"/>
-        </w:r>
-      </w:hyperlink>
-    </w:p>
-    <w:p>
-      <w:pPr>
-        <w:pStyle w:val="TOC1"/>
-        <w:tabs>
-          <w:tab w:val="right" w:leader="dot" w:pos="9736"/>
-        </w:tabs>
-        <w:rPr>
-          <w:noProof/>
-        </w:rPr>
-      </w:pPr>
-      <w:hyperlink w:anchor="_Toc240978160" w:history="1">
-        <w:r>
-          <w:rPr>
-            <w:rStyle w:val="Hyperlink"/>
-            <w:noProof/>
-          </w:rPr>
-          <w:t>11. Maintenance and Inspection</w:t>
-        </w:r>
-        <w:r>
-          <w:rPr>
-            <w:noProof/>
-            <w:webHidden/>
-          </w:rPr>
-          <w:tab/>
-        </w:r>
-        <w:r>
-          <w:rPr>
-            <w:noProof/>
-            <w:webHidden/>
-          </w:rPr>
-          <w:fldChar w:fldCharType="begin"/>
-        </w:r>
-        <w:r>
-          <w:rPr>
-            <w:noProof/>
-            <w:webHidden/>
-          </w:rPr>
-          <w:instrText xml:space="preserve"> PAGEREF _Toc240978160 \h </w:instrText>
+          <w:instrText xml:space="preserve"> PAGEREF _Toc240979070 \h </w:instrText>
         </w:r>
         <w:r>
           <w:rPr>
@@ -1842,13 +1768,13 @@
           <w:noProof/>
         </w:rPr>
       </w:pPr>
-      <w:hyperlink w:anchor="_Toc240978161" w:history="1">
+      <w:hyperlink w:anchor="_Toc240979071" w:history="1">
         <w:r>
           <w:rPr>
             <w:rStyle w:val="Hyperlink"/>
             <w:noProof/>
           </w:rPr>
-          <w:t>11.1 Periodic Inspection</w:t>
+          <w:t>9.1 Operating Modes</w:t>
         </w:r>
         <w:r>
           <w:rPr>
@@ -1869,7 +1795,7 @@
             <w:noProof/>
             <w:webHidden/>
           </w:rPr>
-          <w:instrText xml:space="preserve"> PAGEREF _Toc240978161 \h </w:instrText>
+          <w:instrText xml:space="preserve"> PAGEREF _Toc240979071 \h </w:instrText>
         </w:r>
         <w:r>
           <w:rPr>
@@ -1889,7 +1815,7 @@
             <w:noProof/>
             <w:webHidden/>
           </w:rPr>
-          <w:t>12</w:t>
+          <w:t>13</w:t>
         </w:r>
         <w:r>
           <w:rPr>
@@ -1902,7 +1828,7 @@
     </w:p>
     <w:p>
       <w:pPr>
-        <w:pStyle w:val="TOC2"/>
+        <w:pStyle w:val="TOC1"/>
         <w:tabs>
           <w:tab w:val="right" w:leader="dot" w:pos="9736"/>
         </w:tabs>
@@ -1910,13 +1836,13 @@
           <w:noProof/>
         </w:rPr>
       </w:pPr>
-      <w:hyperlink w:anchor="_Toc240978162" w:history="1">
+      <w:hyperlink w:anchor="_Toc240979072" w:history="1">
         <w:r>
           <w:rPr>
             <w:rStyle w:val="Hyperlink"/>
             <w:noProof/>
           </w:rPr>
-          <w:t>11.2 Sensor Response Verification</w:t>
+          <w:t>10. Status Indication and Fault Conditions</w:t>
         </w:r>
         <w:r>
           <w:rPr>
@@ -1937,7 +1863,75 @@
             <w:noProof/>
             <w:webHidden/>
           </w:rPr>
-          <w:instrText xml:space="preserve"> PAGEREF _Toc240978162 \h </w:instrText>
+          <w:instrText xml:space="preserve"> PAGEREF _Toc240979072 \h </w:instrText>
+        </w:r>
+        <w:r>
+          <w:rPr>
+            <w:noProof/>
+            <w:webHidden/>
+          </w:rPr>
+        </w:r>
+        <w:r>
+          <w:rPr>
+            <w:noProof/>
+            <w:webHidden/>
+          </w:rPr>
+          <w:fldChar w:fldCharType="separate"/>
+        </w:r>
+        <w:r>
+          <w:rPr>
+            <w:noProof/>
+            <w:webHidden/>
+          </w:rPr>
+          <w:t>13</w:t>
+        </w:r>
+        <w:r>
+          <w:rPr>
+            <w:noProof/>
+            <w:webHidden/>
+          </w:rPr>
+          <w:fldChar w:fldCharType="end"/>
+        </w:r>
+      </w:hyperlink>
+    </w:p>
+    <w:p>
+      <w:pPr>
+        <w:pStyle w:val="TOC1"/>
+        <w:tabs>
+          <w:tab w:val="right" w:leader="dot" w:pos="9736"/>
+        </w:tabs>
+        <w:rPr>
+          <w:noProof/>
+        </w:rPr>
+      </w:pPr>
+      <w:hyperlink w:anchor="_Toc240979073" w:history="1">
+        <w:r>
+          <w:rPr>
+            <w:rStyle w:val="Hyperlink"/>
+            <w:noProof/>
+          </w:rPr>
+          <w:t>11. Maintenance and Inspection</w:t>
+        </w:r>
+        <w:r>
+          <w:rPr>
+            <w:noProof/>
+            <w:webHidden/>
+          </w:rPr>
+          <w:tab/>
+        </w:r>
+        <w:r>
+          <w:rPr>
+            <w:noProof/>
+            <w:webHidden/>
+          </w:rPr>
+          <w:fldChar w:fldCharType="begin"/>
+        </w:r>
+        <w:r>
+          <w:rPr>
+            <w:noProof/>
+            <w:webHidden/>
+          </w:rPr>
+          <w:instrText xml:space="preserve"> PAGEREF _Toc240979073 \h </w:instrText>
         </w:r>
         <w:r>
           <w:rPr>
@@ -1978,13 +1972,13 @@
           <w:noProof/>
         </w:rPr>
       </w:pPr>
-      <w:hyperlink w:anchor="_Toc240978163" w:history="1">
+      <w:hyperlink w:anchor="_Toc240979074" w:history="1">
         <w:r>
           <w:rPr>
             <w:rStyle w:val="Hyperlink"/>
             <w:noProof/>
           </w:rPr>
-          <w:t>11.3 Sensor Replacement and Service Life</w:t>
+          <w:t>11.1 Periodic Inspection</w:t>
         </w:r>
         <w:r>
           <w:rPr>
@@ -2005,7 +1999,7 @@
             <w:noProof/>
             <w:webHidden/>
           </w:rPr>
-          <w:instrText xml:space="preserve"> PAGEREF _Toc240978163 \h </w:instrText>
+          <w:instrText xml:space="preserve"> PAGEREF _Toc240979074 \h </w:instrText>
         </w:r>
         <w:r>
           <w:rPr>
@@ -2046,7 +2040,143 @@
           <w:noProof/>
         </w:rPr>
       </w:pPr>
-      <w:hyperlink w:anchor="_Toc240978164" w:history="1">
+      <w:hyperlink w:anchor="_Toc240979075" w:history="1">
+        <w:r>
+          <w:rPr>
+            <w:rStyle w:val="Hyperlink"/>
+            <w:noProof/>
+          </w:rPr>
+          <w:t>11.2 Sensor Response Verification</w:t>
+        </w:r>
+        <w:r>
+          <w:rPr>
+            <w:noProof/>
+            <w:webHidden/>
+          </w:rPr>
+          <w:tab/>
+        </w:r>
+        <w:r>
+          <w:rPr>
+            <w:noProof/>
+            <w:webHidden/>
+          </w:rPr>
+          <w:fldChar w:fldCharType="begin"/>
+        </w:r>
+        <w:r>
+          <w:rPr>
+            <w:noProof/>
+            <w:webHidden/>
+          </w:rPr>
+          <w:instrText xml:space="preserve"> PAGEREF _Toc240979075 \h </w:instrText>
+        </w:r>
+        <w:r>
+          <w:rPr>
+            <w:noProof/>
+            <w:webHidden/>
+          </w:rPr>
+        </w:r>
+        <w:r>
+          <w:rPr>
+            <w:noProof/>
+            <w:webHidden/>
+          </w:rPr>
+          <w:fldChar w:fldCharType="separate"/>
+        </w:r>
+        <w:r>
+          <w:rPr>
+            <w:noProof/>
+            <w:webHidden/>
+          </w:rPr>
+          <w:t>14</w:t>
+        </w:r>
+        <w:r>
+          <w:rPr>
+            <w:noProof/>
+            <w:webHidden/>
+          </w:rPr>
+          <w:fldChar w:fldCharType="end"/>
+        </w:r>
+      </w:hyperlink>
+    </w:p>
+    <w:p>
+      <w:pPr>
+        <w:pStyle w:val="TOC2"/>
+        <w:tabs>
+          <w:tab w:val="right" w:leader="dot" w:pos="9736"/>
+        </w:tabs>
+        <w:rPr>
+          <w:noProof/>
+        </w:rPr>
+      </w:pPr>
+      <w:hyperlink w:anchor="_Toc240979076" w:history="1">
+        <w:r>
+          <w:rPr>
+            <w:rStyle w:val="Hyperlink"/>
+            <w:noProof/>
+          </w:rPr>
+          <w:t>11.3 Sensor Replacement and Service Life</w:t>
+        </w:r>
+        <w:r>
+          <w:rPr>
+            <w:noProof/>
+            <w:webHidden/>
+          </w:rPr>
+          <w:tab/>
+        </w:r>
+        <w:r>
+          <w:rPr>
+            <w:noProof/>
+            <w:webHidden/>
+          </w:rPr>
+          <w:fldChar w:fldCharType="begin"/>
+        </w:r>
+        <w:r>
+          <w:rPr>
+            <w:noProof/>
+            <w:webHidden/>
+          </w:rPr>
+          <w:instrText xml:space="preserve"> PAGEREF _Toc240979076 \h </w:instrText>
+        </w:r>
+        <w:r>
+          <w:rPr>
+            <w:noProof/>
+            <w:webHidden/>
+          </w:rPr>
+        </w:r>
+        <w:r>
+          <w:rPr>
+            <w:noProof/>
+            <w:webHidden/>
+          </w:rPr>
+          <w:fldChar w:fldCharType="separate"/>
+        </w:r>
+        <w:r>
+          <w:rPr>
+            <w:noProof/>
+            <w:webHidden/>
+          </w:rPr>
+          <w:t>14</w:t>
+        </w:r>
+        <w:r>
+          <w:rPr>
+            <w:noProof/>
+            <w:webHidden/>
+          </w:rPr>
+          <w:fldChar w:fldCharType="end"/>
+        </w:r>
+      </w:hyperlink>
+    </w:p>
+    <w:p>
+      <w:pPr>
+        <w:pStyle w:val="TOC2"/>
+        <w:tabs>
+          <w:tab w:val="right" w:leader="dot" w:pos="9736"/>
+        </w:tabs>
+        <w:rPr>
+          <w:noProof/>
+        </w:rPr>
+      </w:pPr>
+      <w:hyperlink w:anchor="_Toc240979077" w:history="1">
         <w:r>
           <w:rPr>
             <w:rStyle w:val="Hyperlink"/>
@@ -2073,75 +2203,7 @@
             <w:noProof/>
             <w:webHidden/>
           </w:rPr>
-          <w:instrText xml:space="preserve"> PAGEREF _Toc240978164 \h </w:instrText>
-        </w:r>
-        <w:r>
-          <w:rPr>
-            <w:noProof/>
-            <w:webHidden/>
-          </w:rPr>
-        </w:r>
-        <w:r>
-          <w:rPr>
-            <w:noProof/>
-            <w:webHidden/>
-          </w:rPr>
-          <w:fldChar w:fldCharType="separate"/>
-        </w:r>
-        <w:r>
-          <w:rPr>
-            <w:noProof/>
-            <w:webHidden/>
-          </w:rPr>
-          <w:t>13</w:t>
-        </w:r>
-        <w:r>
-          <w:rPr>
-            <w:noProof/>
-            <w:webHidden/>
-          </w:rPr>
-          <w:fldChar w:fldCharType="end"/>
-        </w:r>
-      </w:hyperlink>
-    </w:p>
-    <w:p>
-      <w:pPr>
-        <w:pStyle w:val="TOC1"/>
-        <w:tabs>
-          <w:tab w:val="right" w:leader="dot" w:pos="9736"/>
-        </w:tabs>
-        <w:rPr>
-          <w:noProof/>
-        </w:rPr>
-      </w:pPr>
-      <w:hyperlink w:anchor="_Toc240978165" w:history="1">
-        <w:r>
-          <w:rPr>
-            <w:rStyle w:val="Hyperlink"/>
-            <w:noProof/>
-          </w:rPr>
-          <w:t>12. Troubleshooting</w:t>
-        </w:r>
-        <w:r>
-          <w:rPr>
-            <w:noProof/>
-            <w:webHidden/>
-          </w:rPr>
-          <w:tab/>
-        </w:r>
-        <w:r>
-          <w:rPr>
-            <w:noProof/>
-            <w:webHidden/>
-          </w:rPr>
-          <w:fldChar w:fldCharType="begin"/>
-        </w:r>
-        <w:r>
-          <w:rPr>
-            <w:noProof/>
-            <w:webHidden/>
-          </w:rPr>
-          <w:instrText xml:space="preserve"> PAGEREF _Toc240978165 \h </w:instrText>
+          <w:instrText xml:space="preserve"> PAGEREF _Toc240979077 \h </w:instrText>
         </w:r>
         <w:r>
           <w:rPr>
@@ -2182,7 +2244,75 @@
           <w:noProof/>
         </w:rPr>
       </w:pPr>
-      <w:hyperlink w:anchor="_Toc240978166" w:history="1">
+      <w:hyperlink w:anchor="_Toc240979078" w:history="1">
+        <w:r>
+          <w:rPr>
+            <w:rStyle w:val="Hyperlink"/>
+            <w:noProof/>
+          </w:rPr>
+          <w:t>12. Troubleshooting</w:t>
+        </w:r>
+        <w:r>
+          <w:rPr>
+            <w:noProof/>
+            <w:webHidden/>
+          </w:rPr>
+          <w:tab/>
+        </w:r>
+        <w:r>
+          <w:rPr>
+            <w:noProof/>
+            <w:webHidden/>
+          </w:rPr>
+          <w:fldChar w:fldCharType="begin"/>
+        </w:r>
+        <w:r>
+          <w:rPr>
+            <w:noProof/>
+            <w:webHidden/>
+          </w:rPr>
+          <w:instrText xml:space="preserve"> PAGEREF _Toc240979078 \h </w:instrText>
+        </w:r>
+        <w:r>
+          <w:rPr>
+            <w:noProof/>
+            <w:webHidden/>
+          </w:rPr>
+        </w:r>
+        <w:r>
+          <w:rPr>
+            <w:noProof/>
+            <w:webHidden/>
+          </w:rPr>
+          <w:fldChar w:fldCharType="separate"/>
+        </w:r>
+        <w:r>
+          <w:rPr>
+            <w:noProof/>
+            <w:webHidden/>
+          </w:rPr>
+          <w:t>15</w:t>
+        </w:r>
+        <w:r>
+          <w:rPr>
+            <w:noProof/>
+            <w:webHidden/>
+          </w:rPr>
+          <w:fldChar w:fldCharType="end"/>
+        </w:r>
+      </w:hyperlink>
+    </w:p>
+    <w:p>
+      <w:pPr>
+        <w:pStyle w:val="TOC1"/>
+        <w:tabs>
+          <w:tab w:val="right" w:leader="dot" w:pos="9736"/>
+        </w:tabs>
+        <w:rPr>
+          <w:noProof/>
+        </w:rPr>
+      </w:pPr>
+      <w:hyperlink w:anchor="_Toc240979079" w:history="1">
         <w:r>
           <w:rPr>
             <w:rStyle w:val="Hyperlink"/>
@@ -2209,7 +2339,7 @@
             <w:noProof/>
             <w:webHidden/>
           </w:rPr>
-          <w:instrText xml:space="preserve"> PAGEREF _Toc240978166 \h </w:instrText>
+          <w:instrText xml:space="preserve"> PAGEREF _Toc240979079 \h </w:instrText>
         </w:r>
         <w:r>
           <w:rPr>
@@ -2229,7 +2359,7 @@
             <w:noProof/>
             <w:webHidden/>
           </w:rPr>
-          <w:t>14</w:t>
+          <w:t>15</w:t>
         </w:r>
         <w:r>
           <w:rPr>
@@ -2250,7 +2380,7 @@
           <w:noProof/>
         </w:rPr>
       </w:pPr>
-      <w:hyperlink w:anchor="_Toc240978167" w:history="1">
+      <w:hyperlink w:anchor="_Toc240979080" w:history="1">
         <w:r>
           <w:rPr>
             <w:rStyle w:val="Hyperlink"/>
@@ -2277,211 +2407,7 @@
             <w:noProof/>
             <w:webHidden/>
           </w:rPr>
-          <w:instrText xml:space="preserve"> PAGEREF _Toc240978167 \h </w:instrText>
-        </w:r>
-        <w:r>
-          <w:rPr>
-            <w:noProof/>
-            <w:webHidden/>
-          </w:rPr>
-        </w:r>
-        <w:r>
-          <w:rPr>
-            <w:noProof/>
-            <w:webHidden/>
-          </w:rPr>
-          <w:fldChar w:fldCharType="separate"/>
-        </w:r>
-        <w:r>
-          <w:rPr>
-            <w:noProof/>
-            <w:webHidden/>
-          </w:rPr>
-          <w:t>16</w:t>
-        </w:r>
-        <w:r>
-          <w:rPr>
-            <w:noProof/>
-            <w:webHidden/>
-          </w:rPr>
-          <w:fldChar w:fldCharType="end"/>
-        </w:r>
-      </w:hyperlink>
-    </w:p>
-    <w:p>
-      <w:pPr>
-        <w:pStyle w:val="TOC1"/>
-        <w:tabs>
-          <w:tab w:val="right" w:leader="dot" w:pos="9736"/>
-        </w:tabs>
-        <w:rPr>
-          <w:noProof/>
-        </w:rPr>
-      </w:pPr>
-      <w:hyperlink w:anchor="_Toc240978168" w:history="1">
-        <w:r>
-          <w:rPr>
-            <w:rStyle w:val="Hyperlink"/>
-            <w:noProof/>
-          </w:rPr>
-          <w:t>15. Warranty</w:t>
-        </w:r>
-        <w:r>
-          <w:rPr>
-            <w:noProof/>
-            <w:webHidden/>
-          </w:rPr>
-          <w:tab/>
-        </w:r>
-        <w:r>
-          <w:rPr>
-            <w:noProof/>
-            <w:webHidden/>
-          </w:rPr>
-          <w:fldChar w:fldCharType="begin"/>
-        </w:r>
-        <w:r>
-          <w:rPr>
-            <w:noProof/>
-            <w:webHidden/>
-          </w:rPr>
-          <w:instrText xml:space="preserve"> PAGEREF _Toc240978168 \h </w:instrText>
-        </w:r>
-        <w:r>
-          <w:rPr>
-            <w:noProof/>
-            <w:webHidden/>
-          </w:rPr>
-        </w:r>
-        <w:r>
-          <w:rPr>
-            <w:noProof/>
-            <w:webHidden/>
-          </w:rPr>
-          <w:fldChar w:fldCharType="separate"/>
-        </w:r>
-        <w:r>
-          <w:rPr>
-            <w:noProof/>
-            <w:webHidden/>
-          </w:rPr>
-          <w:t>16</w:t>
-        </w:r>
-        <w:r>
-          <w:rPr>
-            <w:noProof/>
-            <w:webHidden/>
-          </w:rPr>
-          <w:fldChar w:fldCharType="end"/>
-        </w:r>
-      </w:hyperlink>
-    </w:p>
-    <w:p>
-      <w:pPr>
-        <w:pStyle w:val="TOC1"/>
-        <w:tabs>
-          <w:tab w:val="right" w:leader="dot" w:pos="9736"/>
-        </w:tabs>
-        <w:rPr>
-          <w:noProof/>
-        </w:rPr>
-      </w:pPr>
-      <w:hyperlink w:anchor="_Toc240978169" w:history="1">
-        <w:r>
-          <w:rPr>
-            <w:rStyle w:val="Hyperlink"/>
-            <w:noProof/>
-          </w:rPr>
-          <w:t>16. Service Life</w:t>
-        </w:r>
-        <w:r>
-          <w:rPr>
-            <w:noProof/>
-            <w:webHidden/>
-          </w:rPr>
-          <w:tab/>
-        </w:r>
-        <w:r>
-          <w:rPr>
-            <w:noProof/>
-            <w:webHidden/>
-          </w:rPr>
-          <w:fldChar w:fldCharType="begin"/>
-        </w:r>
-        <w:r>
-          <w:rPr>
-            <w:noProof/>
-            <w:webHidden/>
-          </w:rPr>
-          <w:instrText xml:space="preserve"> PAGEREF _Toc240978169 \h </w:instrText>
-        </w:r>
-        <w:r>
-          <w:rPr>
-            <w:noProof/>
-            <w:webHidden/>
-          </w:rPr>
-        </w:r>
-        <w:r>
-          <w:rPr>
-            <w:noProof/>
-            <w:webHidden/>
-          </w:rPr>
-          <w:fldChar w:fldCharType="separate"/>
-        </w:r>
-        <w:r>
-          <w:rPr>
-            <w:noProof/>
-            <w:webHidden/>
-          </w:rPr>
-          <w:t>16</w:t>
-        </w:r>
-        <w:r>
-          <w:rPr>
-            <w:noProof/>
-            <w:webHidden/>
-          </w:rPr>
-          <w:fldChar w:fldCharType="end"/>
-        </w:r>
-      </w:hyperlink>
-    </w:p>
-    <w:p>
-      <w:pPr>
-        <w:pStyle w:val="TOC1"/>
-        <w:tabs>
-          <w:tab w:val="right" w:leader="dot" w:pos="9736"/>
-        </w:tabs>
-        <w:rPr>
-          <w:noProof/>
-        </w:rPr>
-      </w:pPr>
-      <w:hyperlink w:anchor="_Toc240978170" w:history="1">
-        <w:r>
-          <w:rPr>
-            <w:rStyle w:val="Hyperlink"/>
-            <w:noProof/>
-          </w:rPr>
-          <w:t>17. Glossary</w:t>
-        </w:r>
-        <w:r>
-          <w:rPr>
-            <w:noProof/>
-            <w:webHidden/>
-          </w:rPr>
-          <w:tab/>
-        </w:r>
-        <w:r>
-          <w:rPr>
-            <w:noProof/>
-            <w:webHidden/>
-          </w:rPr>
-          <w:fldChar w:fldCharType="begin"/>
-        </w:r>
-        <w:r>
-          <w:rPr>
-            <w:noProof/>
-            <w:webHidden/>
-          </w:rPr>
-          <w:instrText xml:space="preserve"> PAGEREF _Toc240978170 \h </w:instrText>
+          <w:instrText xml:space="preserve"> PAGEREF _Toc240979080 \h </w:instrText>
         </w:r>
         <w:r>
           <w:rPr>
@@ -2513,6 +2439,210 @@
       </w:hyperlink>
     </w:p>
     <w:p>
+      <w:pPr>
+        <w:pStyle w:val="TOC1"/>
+        <w:tabs>
+          <w:tab w:val="right" w:leader="dot" w:pos="9736"/>
+        </w:tabs>
+        <w:rPr>
+          <w:noProof/>
+        </w:rPr>
+      </w:pPr>
+      <w:hyperlink w:anchor="_Toc240979081" w:history="1">
+        <w:r>
+          <w:rPr>
+            <w:rStyle w:val="Hyperlink"/>
+            <w:noProof/>
+          </w:rPr>
+          <w:t>15. Warranty</w:t>
+        </w:r>
+        <w:r>
+          <w:rPr>
+            <w:noProof/>
+            <w:webHidden/>
+          </w:rPr>
+          <w:tab/>
+        </w:r>
+        <w:r>
+          <w:rPr>
+            <w:noProof/>
+            <w:webHidden/>
+          </w:rPr>
+          <w:fldChar w:fldCharType="begin"/>
+        </w:r>
+        <w:r>
+          <w:rPr>
+            <w:noProof/>
+            <w:webHidden/>
+          </w:rPr>
+          <w:instrText xml:space="preserve"> PAGEREF _Toc240979081 \h </w:instrText>
+        </w:r>
+        <w:r>
+          <w:rPr>
+            <w:noProof/>
+            <w:webHidden/>
+          </w:rPr>
+        </w:r>
+        <w:r>
+          <w:rPr>
+            <w:noProof/>
+            <w:webHidden/>
+          </w:rPr>
+          <w:fldChar w:fldCharType="separate"/>
+        </w:r>
+        <w:r>
+          <w:rPr>
+            <w:noProof/>
+            <w:webHidden/>
+          </w:rPr>
+          <w:t>17</w:t>
+        </w:r>
+        <w:r>
+          <w:rPr>
+            <w:noProof/>
+            <w:webHidden/>
+          </w:rPr>
+          <w:fldChar w:fldCharType="end"/>
+        </w:r>
+      </w:hyperlink>
+    </w:p>
+    <w:p>
+      <w:pPr>
+        <w:pStyle w:val="TOC1"/>
+        <w:tabs>
+          <w:tab w:val="right" w:leader="dot" w:pos="9736"/>
+        </w:tabs>
+        <w:rPr>
+          <w:noProof/>
+        </w:rPr>
+      </w:pPr>
+      <w:hyperlink w:anchor="_Toc240979082" w:history="1">
+        <w:r>
+          <w:rPr>
+            <w:rStyle w:val="Hyperlink"/>
+            <w:noProof/>
+          </w:rPr>
+          <w:t>16. Service Life</w:t>
+        </w:r>
+        <w:r>
+          <w:rPr>
+            <w:noProof/>
+            <w:webHidden/>
+          </w:rPr>
+          <w:tab/>
+        </w:r>
+        <w:r>
+          <w:rPr>
+            <w:noProof/>
+            <w:webHidden/>
+          </w:rPr>
+          <w:fldChar w:fldCharType="begin"/>
+        </w:r>
+        <w:r>
+          <w:rPr>
+            <w:noProof/>
+            <w:webHidden/>
+          </w:rPr>
+          <w:instrText xml:space="preserve"> PAGEREF _Toc240979082 \h </w:instrText>
+        </w:r>
+        <w:r>
+          <w:rPr>
+            <w:noProof/>
+            <w:webHidden/>
+          </w:rPr>
+        </w:r>
+        <w:r>
+          <w:rPr>
+            <w:noProof/>
+            <w:webHidden/>
+          </w:rPr>
+          <w:fldChar w:fldCharType="separate"/>
+        </w:r>
+        <w:r>
+          <w:rPr>
+            <w:noProof/>
+            <w:webHidden/>
+          </w:rPr>
+          <w:t>18</w:t>
+        </w:r>
+        <w:r>
+          <w:rPr>
+            <w:noProof/>
+            <w:webHidden/>
+          </w:rPr>
+          <w:fldChar w:fldCharType="end"/>
+        </w:r>
+      </w:hyperlink>
+    </w:p>
+    <w:p>
+      <w:pPr>
+        <w:pStyle w:val="TOC1"/>
+        <w:tabs>
+          <w:tab w:val="right" w:leader="dot" w:pos="9736"/>
+        </w:tabs>
+        <w:rPr>
+          <w:noProof/>
+        </w:rPr>
+      </w:pPr>
+      <w:hyperlink w:anchor="_Toc240979083" w:history="1">
+        <w:r>
+          <w:rPr>
+            <w:rStyle w:val="Hyperlink"/>
+            <w:noProof/>
+          </w:rPr>
+          <w:t>17. Glossary</w:t>
+        </w:r>
+        <w:r>
+          <w:rPr>
+            <w:noProof/>
+            <w:webHidden/>
+          </w:rPr>
+          <w:tab/>
+        </w:r>
+        <w:r>
+          <w:rPr>
+            <w:noProof/>
+            <w:webHidden/>
+          </w:rPr>
+          <w:fldChar w:fldCharType="begin"/>
+        </w:r>
+        <w:r>
+          <w:rPr>
+            <w:noProof/>
+            <w:webHidden/>
+          </w:rPr>
+          <w:instrText xml:space="preserve"> PAGEREF _Toc240979083 \h </w:instrText>
+        </w:r>
+        <w:r>
+          <w:rPr>
+            <w:noProof/>
+            <w:webHidden/>
+          </w:rPr>
+        </w:r>
+        <w:r>
+          <w:rPr>
+            <w:noProof/>
+            <w:webHidden/>
+          </w:rPr>
+          <w:fldChar w:fldCharType="separate"/>
+        </w:r>
+        <w:r>
+          <w:rPr>
+            <w:noProof/>
+            <w:webHidden/>
+          </w:rPr>
+          <w:t>18</w:t>
+        </w:r>
+        <w:r>
+          <w:rPr>
+            <w:noProof/>
+            <w:webHidden/>
+          </w:rPr>
+          <w:fldChar w:fldCharType="end"/>
+        </w:r>
+      </w:hyperlink>
+    </w:p>
+    <w:p>
       <w:r>
         <w:fldChar w:fldCharType="end"/>
       </w:r>
@@ -2526,7 +2656,7 @@
       <w:pPr>
         <w:pStyle w:val="Heading1"/>
       </w:pPr>
-      <w:bookmarkStart w:id="0" w:name="_Toc240978145"/>
+      <w:bookmarkStart w:id="0" w:name="_Toc240979058"/>
       <w:r>
         <w:lastRenderedPageBreak/>
         <w:t>1. Introduction</w:t>
@@ -2572,7 +2702,7 @@
       <w:pPr>
         <w:pStyle w:val="Heading1"/>
       </w:pPr>
-      <w:bookmarkStart w:id="1" w:name="_Toc240978146"/>
+      <w:bookmarkStart w:id="1" w:name="_Toc240979059"/>
       <w:r>
         <w:t>2. Safety Precautions</w:t>
       </w:r>
@@ -3030,7 +3160,7 @@
       <w:pPr>
         <w:pStyle w:val="Heading1"/>
       </w:pPr>
-      <w:bookmarkStart w:id="2" w:name="_Toc240978147"/>
+      <w:bookmarkStart w:id="2" w:name="_Toc240979060"/>
       <w:r>
         <w:t>3. Package Contents</w:t>
       </w:r>
@@ -3408,7 +3538,7 @@
       <w:pPr>
         <w:pStyle w:val="Heading1"/>
       </w:pPr>
-      <w:bookmarkStart w:id="3" w:name="_Toc240978148"/>
+      <w:bookmarkStart w:id="3" w:name="_Toc240979061"/>
       <w:r>
         <w:lastRenderedPageBreak/>
         <w:t>4. External Dimensions and Nomenclature</w:t>
@@ -3453,17 +3583,16 @@
         <w:t>≈2 kg</w:t>
       </w:r>
       <w:r>
-        <w:t xml:space="preserve"> (project-confirmed value; not yet verified against a calibrated weighing record). Enclosure material: aluminum alloy and stainless steel (specific alloy/grade </w:t>
+        <w:t xml:space="preserve"> (project-confirmed value; not yet verified against a calibrated weighing record). Enclosure material: aluminum alloy (</w:t>
       </w:r>
       <w:r>
         <w:rPr>
           <w:b/>
-          <w:color w:val="B23A3A"/>
         </w:rPr>
-        <w:t>Pending confirmation</w:t>
+        <w:t>ADC12</w:t>
       </w:r>
       <w:r>
-        <w:t>).</w:t>
+        <w:t xml:space="preserve"> die-cast grade) and stainless steel.</w:t>
       </w:r>
     </w:p>
     <w:p>
@@ -3475,7 +3604,7 @@
           <w:noProof/>
         </w:rPr>
         <w:drawing>
-          <wp:inline distT="0" distB="0" distL="0" distR="0" wp14:anchorId="69827D3B" wp14:editId="4E0B3C24">
+          <wp:inline distT="0" distB="0" distL="0" distR="0" wp14:anchorId="30529C2B" wp14:editId="6C3DEFD1">
             <wp:extent cx="1435109" cy="2377440"/>
             <wp:effectExtent l="0" t="0" r="0" b="0"/>
             <wp:docPr id="1" name="Picture 1"/>
@@ -3533,7 +3662,7 @@
           <w:noProof/>
         </w:rPr>
         <w:drawing>
-          <wp:inline distT="0" distB="0" distL="0" distR="0" wp14:anchorId="200F06A6" wp14:editId="7B7ED269">
+          <wp:inline distT="0" distB="0" distL="0" distR="0" wp14:anchorId="1F2608BC" wp14:editId="1129C5AE">
             <wp:extent cx="1783080" cy="2377440"/>
             <wp:effectExtent l="0" t="0" r="0" b="0"/>
             <wp:docPr id="2" name="Picture 2"/>
@@ -3586,7 +3715,7 @@
       <w:pPr>
         <w:pStyle w:val="Heading2"/>
       </w:pPr>
-      <w:bookmarkStart w:id="4" w:name="_Toc240978149"/>
+      <w:bookmarkStart w:id="4" w:name="_Toc240979062"/>
       <w:r>
         <w:t>4.1 Enclosure Reference Drawings</w:t>
       </w:r>
@@ -3607,7 +3736,7 @@
         </w:rPr>
         <w:lastRenderedPageBreak/>
         <w:drawing>
-          <wp:inline distT="0" distB="0" distL="0" distR="0" wp14:anchorId="4B5B0A9E" wp14:editId="7EB32EA1">
+          <wp:inline distT="0" distB="0" distL="0" distR="0" wp14:anchorId="0A914C3A" wp14:editId="03260066">
             <wp:extent cx="5669280" cy="3188136"/>
             <wp:effectExtent l="0" t="0" r="0" b="0"/>
             <wp:docPr id="3" name="Picture 3"/>
@@ -3691,7 +3820,7 @@
           <w:noProof/>
         </w:rPr>
         <w:drawing>
-          <wp:inline distT="0" distB="0" distL="0" distR="0" wp14:anchorId="3B10D185" wp14:editId="0F42BF0D">
+          <wp:inline distT="0" distB="0" distL="0" distR="0" wp14:anchorId="63EA0CCA" wp14:editId="24F98305">
             <wp:extent cx="5669280" cy="4005179"/>
             <wp:effectExtent l="0" t="0" r="0" b="0"/>
             <wp:docPr id="4" name="Picture 4"/>
@@ -3985,7 +4114,20 @@
               <w:rPr>
                 <w:sz w:val="19"/>
               </w:rPr>
-              <w:t xml:space="preserve">Location for power and (where used) RS-485 wiring. Thread size and certified cable gland requirement: </w:t>
+              <w:t xml:space="preserve">Location for power and (where used) RS-485 wiring. Power cable is 2-conductor, labeled </w:t>
+            </w:r>
+            <w:r>
+              <w:rPr>
+                <w:b/>
+                <w:sz w:val="19"/>
+              </w:rPr>
+              <w:t>L+/L−</w:t>
+            </w:r>
+            <w:r>
+              <w:rPr>
+                <w:sz w:val="19"/>
+              </w:rPr>
+              <w:t xml:space="preserve"> (positive/negative of the 24 VDC supply), each conductor ≈0.75 mm diameter (Section 6). Thread size and certified cable gland requirement: </w:t>
             </w:r>
             <w:r>
               <w:rPr>
@@ -4090,7 +4232,7 @@
       <w:pPr>
         <w:pStyle w:val="Heading1"/>
       </w:pPr>
-      <w:bookmarkStart w:id="5" w:name="_Toc240978150"/>
+      <w:bookmarkStart w:id="5" w:name="_Toc240979063"/>
       <w:r>
         <w:t>5. Installation</w:t>
       </w:r>
@@ -4100,7 +4242,7 @@
       <w:pPr>
         <w:pStyle w:val="Heading2"/>
       </w:pPr>
-      <w:bookmarkStart w:id="6" w:name="_Toc240978151"/>
+      <w:bookmarkStart w:id="6" w:name="_Toc240979064"/>
       <w:r>
         <w:t>5.1 Mounting Method</w:t>
       </w:r>
@@ -4540,6 +4682,7 @@
               <w:rPr>
                 <w:sz w:val="19"/>
               </w:rPr>
+              <w:lastRenderedPageBreak/>
               <w:t>Mounting plate</w:t>
             </w:r>
           </w:p>
@@ -4653,7 +4796,6 @@
               <w:rPr>
                 <w:sz w:val="19"/>
               </w:rPr>
-              <w:lastRenderedPageBreak/>
               <w:t>Mounting orientation</w:t>
             </w:r>
           </w:p>
@@ -4779,7 +4921,7 @@
           <w:noProof/>
         </w:rPr>
         <w:drawing>
-          <wp:inline distT="0" distB="0" distL="0" distR="0" wp14:anchorId="0EA80023" wp14:editId="5E19EAD9">
+          <wp:inline distT="0" distB="0" distL="0" distR="0" wp14:anchorId="132414EF" wp14:editId="6A43DE8D">
             <wp:extent cx="5669280" cy="3847707"/>
             <wp:effectExtent l="0" t="0" r="0" b="0"/>
             <wp:docPr id="5" name="Picture 5"/>
@@ -4939,9 +5081,8 @@
       <w:pPr>
         <w:pStyle w:val="Heading2"/>
       </w:pPr>
-      <w:bookmarkStart w:id="7" w:name="_Toc240978152"/>
+      <w:bookmarkStart w:id="7" w:name="_Toc240979065"/>
       <w:r>
-        <w:lastRenderedPageBreak/>
         <w:t>5.2 Mounting Location and Height</w:t>
       </w:r>
       <w:bookmarkEnd w:id="7"/>
@@ -5138,7 +5279,7 @@
       <w:pPr>
         <w:pStyle w:val="Heading1"/>
       </w:pPr>
-      <w:bookmarkStart w:id="8" w:name="_Toc240978153"/>
+      <w:bookmarkStart w:id="8" w:name="_Toc240979066"/>
       <w:r>
         <w:t>6. Power Supply and Wiring</w:t>
       </w:r>
@@ -5607,7 +5748,20 @@
               <w:rPr>
                 <w:sz w:val="19"/>
               </w:rPr>
-              <w:t>Not yet determined</w:t>
+              <w:t xml:space="preserve">2-conductor DC power cable, labeled </w:t>
+            </w:r>
+            <w:r>
+              <w:rPr>
+                <w:b/>
+                <w:sz w:val="19"/>
+              </w:rPr>
+              <w:t>L+/L−</w:t>
+            </w:r>
+            <w:r>
+              <w:rPr>
+                <w:sz w:val="19"/>
+              </w:rPr>
+              <w:t xml:space="preserve"> (positive/negative of the 24 VDC supply), each conductor ≈0.75 mm wire diameter</w:t>
             </w:r>
           </w:p>
         </w:tc>
@@ -5622,10 +5776,16 @@
             <w:r>
               <w:rPr>
                 <w:b/>
-                <w:color w:val="B23A3A"/>
-                <w:sz w:val="19"/>
-              </w:rPr>
-              <w:t>Pending confirmation</w:t>
+                <w:color w:val="8A6D1E"/>
+                <w:sz w:val="19"/>
+              </w:rPr>
+              <w:t>Partially available</w:t>
+            </w:r>
+            <w:r>
+              <w:rPr>
+                <w:sz w:val="19"/>
+              </w:rPr>
+              <w:t xml:space="preserve"> — conductor count/diameter confirmed; overall cable outer diameter, insulation rating, and gauge-standard designation (e.g. AWG/mm²) not yet documented</w:t>
             </w:r>
           </w:p>
         </w:tc>
@@ -5664,7 +5824,14 @@
               <w:rPr>
                 <w:sz w:val="19"/>
               </w:rPr>
-              <w:t>Resettable PPTC fuses (F1/F2), TVS/ESD suppression diodes, Schottky diodes on power rails</w:t>
+              <w:t xml:space="preserve">Resettable PPTC fuses (F1/F2), </w:t>
+            </w:r>
+            <w:r>
+              <w:rPr>
+                <w:sz w:val="19"/>
+              </w:rPr>
+              <w:lastRenderedPageBreak/>
+              <w:t>TVS/ESD suppression diodes, Schottky diodes on power rails</w:t>
             </w:r>
           </w:p>
         </w:tc>
@@ -5683,13 +5850,21 @@
                 <w:color w:val="8A6D1E"/>
                 <w:sz w:val="19"/>
               </w:rPr>
+              <w:lastRenderedPageBreak/>
               <w:t>Partially available</w:t>
             </w:r>
             <w:r>
               <w:rPr>
                 <w:sz w:val="19"/>
               </w:rPr>
-              <w:t xml:space="preserve"> (component-level evidence)</w:t>
+              <w:t xml:space="preserve"> (component-level </w:t>
+            </w:r>
+            <w:r>
+              <w:rPr>
+                <w:sz w:val="19"/>
+              </w:rPr>
+              <w:lastRenderedPageBreak/>
+              <w:t>evidence)</w:t>
             </w:r>
           </w:p>
         </w:tc>
@@ -5751,14 +5926,7 @@
               <w:rPr>
                 <w:sz w:val="20"/>
               </w:rPr>
-              <w:t xml:space="preserve">Turn off the power supply before opening the enclosure or connecting/disconnecting wiring. An energized circuit </w:t>
-            </w:r>
-            <w:r>
-              <w:rPr>
-                <w:sz w:val="20"/>
-              </w:rPr>
-              <w:lastRenderedPageBreak/>
-              <w:t>may become a source of ignition in a hazardous area.</w:t>
+              <w:t>Turn off the power supply before opening the enclosure or connecting/disconnecting wiring. An energized circuit may become a source of ignition in a hazardous area.</w:t>
             </w:r>
           </w:p>
           <w:p>
@@ -5796,7 +5964,7 @@
       <w:pPr>
         <w:pStyle w:val="Heading1"/>
       </w:pPr>
-      <w:bookmarkStart w:id="9" w:name="_Toc240978154"/>
+      <w:bookmarkStart w:id="9" w:name="_Toc240979067"/>
       <w:r>
         <w:t>7. Communication and Network</w:t>
       </w:r>
@@ -6291,7 +6459,14 @@
               <w:rPr>
                 <w:sz w:val="20"/>
               </w:rPr>
-              <w:t>If GLD is required to interface with a separate indicator, alarm panel, or building management system, integration should be planned through the RS-485/Modbus register set above or through the dashboard/MQTT layer — not through an analog loop or dry contact, neither of which GLD provides.</w:t>
+              <w:t xml:space="preserve">If GLD is required to interface with a separate indicator, alarm panel, or building management system, integration should be planned through the RS-485/Modbus register set above or through the dashboard/MQTT layer — not </w:t>
+            </w:r>
+            <w:r>
+              <w:rPr>
+                <w:sz w:val="20"/>
+              </w:rPr>
+              <w:lastRenderedPageBreak/>
+              <w:t>through an analog loop or dry contact, neither of which GLD provides.</w:t>
             </w:r>
           </w:p>
         </w:tc>
@@ -6306,9 +6481,8 @@
       <w:pPr>
         <w:pStyle w:val="Heading1"/>
       </w:pPr>
-      <w:bookmarkStart w:id="10" w:name="_Toc240978155"/>
+      <w:bookmarkStart w:id="10" w:name="_Toc240979068"/>
       <w:r>
-        <w:lastRenderedPageBreak/>
         <w:t>8. Precautions Before Use</w:t>
       </w:r>
       <w:bookmarkEnd w:id="10"/>
@@ -6372,7 +6546,7 @@
       <w:pPr>
         <w:pStyle w:val="Heading2"/>
       </w:pPr>
-      <w:bookmarkStart w:id="11" w:name="_Toc240978156"/>
+      <w:bookmarkStart w:id="11" w:name="_Toc240979069"/>
       <w:r>
         <w:t>In Case of a Gas Leak Alarm</w:t>
       </w:r>
@@ -6498,7 +6672,7 @@
       <w:pPr>
         <w:pStyle w:val="Heading1"/>
       </w:pPr>
-      <w:bookmarkStart w:id="12" w:name="_Toc240978157"/>
+      <w:bookmarkStart w:id="12" w:name="_Toc240979070"/>
       <w:r>
         <w:t>9. Gas Detection and Alarm Operation</w:t>
       </w:r>
@@ -6642,9 +6816,8 @@
       <w:pPr>
         <w:pStyle w:val="Heading2"/>
       </w:pPr>
-      <w:bookmarkStart w:id="13" w:name="_Toc240978158"/>
+      <w:bookmarkStart w:id="13" w:name="_Toc240979071"/>
       <w:r>
-        <w:lastRenderedPageBreak/>
         <w:t>9.1 Operating Modes</w:t>
       </w:r>
       <w:bookmarkEnd w:id="13"/>
@@ -6955,7 +7128,7 @@
       <w:pPr>
         <w:pStyle w:val="Heading1"/>
       </w:pPr>
-      <w:bookmarkStart w:id="14" w:name="_Toc240978159"/>
+      <w:bookmarkStart w:id="14" w:name="_Toc240979072"/>
       <w:r>
         <w:t>10. Status Indication and Fault Conditions</w:t>
       </w:r>
@@ -7013,7 +7186,7 @@
       <w:pPr>
         <w:pStyle w:val="Heading1"/>
       </w:pPr>
-      <w:bookmarkStart w:id="15" w:name="_Toc240978160"/>
+      <w:bookmarkStart w:id="15" w:name="_Toc240979073"/>
       <w:r>
         <w:t>11. Maintenance and Inspection</w:t>
       </w:r>
@@ -7023,7 +7196,7 @@
       <w:pPr>
         <w:pStyle w:val="Heading2"/>
       </w:pPr>
-      <w:bookmarkStart w:id="16" w:name="_Toc240978161"/>
+      <w:bookmarkStart w:id="16" w:name="_Toc240979074"/>
       <w:r>
         <w:t>11.1 Periodic Inspection</w:t>
       </w:r>
@@ -7175,6 +7348,7 @@
               <w:rPr>
                 <w:sz w:val="19"/>
               </w:rPr>
+              <w:lastRenderedPageBreak/>
               <w:t>Antenna and cabling</w:t>
             </w:r>
           </w:p>
@@ -7213,7 +7387,6 @@
               <w:rPr>
                 <w:sz w:val="19"/>
               </w:rPr>
-              <w:lastRenderedPageBreak/>
               <w:t>Local alarm module</w:t>
             </w:r>
           </w:p>
@@ -7288,7 +7461,7 @@
       <w:pPr>
         <w:pStyle w:val="Heading2"/>
       </w:pPr>
-      <w:bookmarkStart w:id="17" w:name="_Toc240978162"/>
+      <w:bookmarkStart w:id="17" w:name="_Toc240979075"/>
       <w:r>
         <w:t>11.2 Sensor Response Verification</w:t>
       </w:r>
@@ -7320,7 +7493,7 @@
       <w:pPr>
         <w:pStyle w:val="Heading2"/>
       </w:pPr>
-      <w:bookmarkStart w:id="18" w:name="_Toc240978163"/>
+      <w:bookmarkStart w:id="18" w:name="_Toc240979076"/>
       <w:r>
         <w:t>11.3 Sensor Replacement and Service Life</w:t>
       </w:r>
@@ -7335,7 +7508,7 @@
       <w:pPr>
         <w:pStyle w:val="Heading2"/>
       </w:pPr>
-      <w:bookmarkStart w:id="19" w:name="_Toc240978164"/>
+      <w:bookmarkStart w:id="19" w:name="_Toc240979077"/>
       <w:r>
         <w:t>11.4 Commissioning and Test Equipment</w:t>
       </w:r>
@@ -7584,7 +7757,14 @@
               <w:rPr>
                 <w:sz w:val="19"/>
               </w:rPr>
-              <w:t>Verifies that the alarm output and connected electrical load operate correctly.</w:t>
+              <w:t xml:space="preserve">Verifies that the alarm output and connected electrical load </w:t>
+            </w:r>
+            <w:r>
+              <w:rPr>
+                <w:sz w:val="19"/>
+              </w:rPr>
+              <w:lastRenderedPageBreak/>
+              <w:t>operate correctly.</w:t>
             </w:r>
           </w:p>
         </w:tc>
@@ -7606,6 +7786,7 @@
               <w:rPr>
                 <w:sz w:val="19"/>
               </w:rPr>
+              <w:lastRenderedPageBreak/>
               <w:t>LoRa peer / gateway</w:t>
             </w:r>
           </w:p>
@@ -7623,14 +7804,7 @@
               <w:rPr>
                 <w:sz w:val="19"/>
               </w:rPr>
-              <w:t xml:space="preserve">Verifies that data transmitted by GLD is successfully </w:t>
-            </w:r>
-            <w:r>
-              <w:rPr>
-                <w:sz w:val="19"/>
-              </w:rPr>
-              <w:lastRenderedPageBreak/>
-              <w:t>received by the intended system.</w:t>
+              <w:t>Verifies that data transmitted by GLD is successfully received by the intended system.</w:t>
             </w:r>
           </w:p>
         </w:tc>
@@ -7651,7 +7825,6 @@
               <w:rPr>
                 <w:sz w:val="19"/>
               </w:rPr>
-              <w:lastRenderedPageBreak/>
               <w:t>Laptop and approved software</w:t>
             </w:r>
           </w:p>
@@ -7722,7 +7895,7 @@
       <w:pPr>
         <w:pStyle w:val="Heading1"/>
       </w:pPr>
-      <w:bookmarkStart w:id="20" w:name="_Toc240978165"/>
+      <w:bookmarkStart w:id="20" w:name="_Toc240979078"/>
       <w:r>
         <w:t>12. Troubleshooting</w:t>
       </w:r>
@@ -8035,7 +8208,7 @@
       <w:pPr>
         <w:pStyle w:val="Heading1"/>
       </w:pPr>
-      <w:bookmarkStart w:id="21" w:name="_Toc240978166"/>
+      <w:bookmarkStart w:id="21" w:name="_Toc240979079"/>
       <w:r>
         <w:t>13. Specifications</w:t>
       </w:r>
@@ -8413,6 +8586,7 @@
               <w:rPr>
                 <w:sz w:val="19"/>
               </w:rPr>
+              <w:lastRenderedPageBreak/>
               <w:t>Detection / classification</w:t>
             </w:r>
           </w:p>
@@ -8430,14 +8604,7 @@
               <w:rPr>
                 <w:sz w:val="19"/>
               </w:rPr>
-              <w:t xml:space="preserve">On-device AI classifier, 3 classes: Clean Air, LPG, H₂. Does not yet cover CO₂, </w:t>
-            </w:r>
-            <w:r>
-              <w:rPr>
-                <w:sz w:val="19"/>
-              </w:rPr>
-              <w:lastRenderedPageBreak/>
-              <w:t>Benzene, CO, H₂S.</w:t>
+              <w:t>On-device AI classifier, 3 classes: Clean Air, LPG, H₂. Does not yet cover CO₂, Benzene, CO, H₂S.</w:t>
             </w:r>
           </w:p>
         </w:tc>
@@ -8456,7 +8623,6 @@
                 <w:color w:val="2C6B33"/>
                 <w:sz w:val="19"/>
               </w:rPr>
-              <w:lastRenderedPageBreak/>
               <w:t>Final</w:t>
             </w:r>
             <w:r>
@@ -9083,7 +9249,7 @@
               <w:rPr>
                 <w:sz w:val="19"/>
               </w:rPr>
-              <w:t>Aluminum alloy + stainless steel</w:t>
+              <w:t>Aluminum alloy (ADC12 die-cast) + stainless steel</w:t>
             </w:r>
           </w:p>
         </w:tc>
@@ -9098,16 +9264,16 @@
             <w:r>
               <w:rPr>
                 <w:b/>
-                <w:color w:val="8A6D1E"/>
-                <w:sz w:val="19"/>
-              </w:rPr>
-              <w:t>Partially available</w:t>
-            </w:r>
-            <w:r>
-              <w:rPr>
-                <w:sz w:val="19"/>
-              </w:rPr>
-              <w:t xml:space="preserve"> — specific grade pending</w:t>
+                <w:color w:val="2C6B33"/>
+                <w:sz w:val="19"/>
+              </w:rPr>
+              <w:t>Final</w:t>
+            </w:r>
+            <w:r>
+              <w:rPr>
+                <w:sz w:val="19"/>
+              </w:rPr>
+              <w:t xml:space="preserve"> — grade confirmed by extrapolation from the casing manufacturer's die-cast product line (Section 4.1); the main enclosure drawing itself does not carry its own material callout</w:t>
             </w:r>
           </w:p>
         </w:tc>
@@ -9355,7 +9521,7 @@
               <w:rPr>
                 <w:sz w:val="19"/>
               </w:rPr>
-              <w:t>Cable entry / gland specification</w:t>
+              <w:t>Power cable</w:t>
             </w:r>
           </w:p>
         </w:tc>
@@ -9372,7 +9538,7 @@
               <w:rPr>
                 <w:sz w:val="19"/>
               </w:rPr>
-              <w:t>Not yet determined</w:t>
+              <w:t>2-conductor, labeled L+/L− (positive/negative of the 24 VDC supply), each conductor ≈0.75 mm diameter</w:t>
             </w:r>
           </w:p>
         </w:tc>
@@ -9388,10 +9554,16 @@
             <w:r>
               <w:rPr>
                 <w:b/>
-                <w:color w:val="B23A3A"/>
-                <w:sz w:val="19"/>
-              </w:rPr>
-              <w:t>Pending confirmation</w:t>
+                <w:color w:val="8A6D1E"/>
+                <w:sz w:val="19"/>
+              </w:rPr>
+              <w:t>Partially available</w:t>
+            </w:r>
+            <w:r>
+              <w:rPr>
+                <w:sz w:val="19"/>
+              </w:rPr>
+              <w:t xml:space="preserve"> — conductor count/diameter confirmed; overall cable OD/insulation not yet documented</w:t>
             </w:r>
           </w:p>
         </w:tc>
@@ -9412,7 +9584,7 @@
               <w:rPr>
                 <w:sz w:val="19"/>
               </w:rPr>
-              <w:t>Operating temperature range</w:t>
+              <w:t>Cable entry / gland specification</w:t>
             </w:r>
           </w:p>
         </w:tc>
@@ -9428,13 +9600,7 @@
               <w:rPr>
                 <w:sz w:val="19"/>
               </w:rPr>
-              <w:t>−</w:t>
-            </w:r>
-            <w:r>
-              <w:rPr>
-                <w:sz w:val="19"/>
-              </w:rPr>
-              <w:t>40°C to +85°C (ambient)</w:t>
+              <w:t>Not yet determined</w:t>
             </w:r>
           </w:p>
         </w:tc>
@@ -9449,16 +9615,10 @@
             <w:r>
               <w:rPr>
                 <w:b/>
-                <w:color w:val="2C6B33"/>
-                <w:sz w:val="19"/>
-              </w:rPr>
-              <w:t>Final</w:t>
-            </w:r>
-            <w:r>
-              <w:rPr>
-                <w:sz w:val="19"/>
-              </w:rPr>
-              <w:t xml:space="preserve"> (project-confirmed; not yet calibration/test-verified — see note below)</w:t>
+                <w:color w:val="B23A3A"/>
+                <w:sz w:val="19"/>
+              </w:rPr>
+              <w:t>Pending confirmation</w:t>
             </w:r>
           </w:p>
         </w:tc>
@@ -9480,7 +9640,7 @@
               <w:rPr>
                 <w:sz w:val="19"/>
               </w:rPr>
-              <w:t>Operating humidity range</w:t>
+              <w:t>Operating temperature range</w:t>
             </w:r>
           </w:p>
         </w:tc>
@@ -9497,7 +9657,13 @@
               <w:rPr>
                 <w:sz w:val="19"/>
               </w:rPr>
-              <w:t>Not yet determined</w:t>
+              <w:t>−</w:t>
+            </w:r>
+            <w:r>
+              <w:rPr>
+                <w:sz w:val="19"/>
+              </w:rPr>
+              <w:t>40°C to +85°C (ambient)</w:t>
             </w:r>
           </w:p>
         </w:tc>
@@ -9505,6 +9671,67 @@
           <w:tcPr>
             <w:tcW w:w="3249" w:type="dxa"/>
             <w:shd w:val="clear" w:color="auto" w:fill="FAFAF8"/>
+          </w:tcPr>
+          <w:p>
+            <w:pPr>
+              <w:spacing w:after="40"/>
+            </w:pPr>
+            <w:r>
+              <w:rPr>
+                <w:b/>
+                <w:color w:val="2C6B33"/>
+                <w:sz w:val="19"/>
+              </w:rPr>
+              <w:t>Final</w:t>
+            </w:r>
+            <w:r>
+              <w:rPr>
+                <w:sz w:val="19"/>
+              </w:rPr>
+              <w:t xml:space="preserve"> (project-confirmed; not yet calibration/test-verified — see note below)</w:t>
+            </w:r>
+          </w:p>
+        </w:tc>
+      </w:tr>
+      <w:tr>
+        <w:trPr>
+          <w:jc w:val="center"/>
+        </w:trPr>
+        <w:tc>
+          <w:tcPr>
+            <w:tcW w:w="3249" w:type="dxa"/>
+          </w:tcPr>
+          <w:p>
+            <w:pPr>
+              <w:spacing w:after="40"/>
+            </w:pPr>
+            <w:r>
+              <w:rPr>
+                <w:sz w:val="19"/>
+              </w:rPr>
+              <w:t>Operating humidity range</w:t>
+            </w:r>
+          </w:p>
+        </w:tc>
+        <w:tc>
+          <w:tcPr>
+            <w:tcW w:w="3249" w:type="dxa"/>
+          </w:tcPr>
+          <w:p>
+            <w:pPr>
+              <w:spacing w:after="40"/>
+            </w:pPr>
+            <w:r>
+              <w:rPr>
+                <w:sz w:val="19"/>
+              </w:rPr>
+              <w:t>Not yet determined</w:t>
+            </w:r>
+          </w:p>
+        </w:tc>
+        <w:tc>
+          <w:tcPr>
+            <w:tcW w:w="3249" w:type="dxa"/>
           </w:tcPr>
           <w:p>
             <w:pPr>
@@ -9560,6 +9787,7 @@
                 <w:b/>
                 <w:sz w:val="18"/>
               </w:rPr>
+              <w:lastRenderedPageBreak/>
               <w:t>NOTE ON OPERATING TEMPERATURE RANGE</w:t>
             </w:r>
           </w:p>
@@ -9592,9 +9820,8 @@
       <w:pPr>
         <w:pStyle w:val="Heading1"/>
       </w:pPr>
-      <w:bookmarkStart w:id="22" w:name="_Toc240978167"/>
+      <w:bookmarkStart w:id="22" w:name="_Toc240979080"/>
       <w:r>
-        <w:lastRenderedPageBreak/>
         <w:t>14. Certification Status</w:t>
       </w:r>
       <w:bookmarkEnd w:id="22"/>
@@ -10232,7 +10459,7 @@
       <w:pPr>
         <w:pStyle w:val="Heading1"/>
       </w:pPr>
-      <w:bookmarkStart w:id="23" w:name="_Toc240978168"/>
+      <w:bookmarkStart w:id="23" w:name="_Toc240979081"/>
       <w:r>
         <w:t>15. Warranty</w:t>
       </w:r>
@@ -10247,8 +10474,9 @@
       <w:pPr>
         <w:pStyle w:val="Heading1"/>
       </w:pPr>
-      <w:bookmarkStart w:id="24" w:name="_Toc240978169"/>
+      <w:bookmarkStart w:id="24" w:name="_Toc240979082"/>
       <w:r>
+        <w:lastRenderedPageBreak/>
         <w:t>16. Service Life</w:t>
       </w:r>
       <w:bookmarkEnd w:id="24"/>
@@ -10262,9 +10490,8 @@
       <w:pPr>
         <w:pStyle w:val="Heading1"/>
       </w:pPr>
-      <w:bookmarkStart w:id="25" w:name="_Toc240978170"/>
+      <w:bookmarkStart w:id="25" w:name="_Toc240979083"/>
       <w:r>
-        <w:lastRenderedPageBreak/>
         <w:t>17. Glossary</w:t>
       </w:r>
       <w:bookmarkEnd w:id="25"/>
@@ -10772,7 +10999,7 @@
         <w:color w:val="5B5B5B"/>
         <w:sz w:val="16"/>
       </w:rPr>
-      <w:t>LGU/GLD/INSTR-MAN/2026-001  ·  Rev. 0.3</w:t>
+      <w:t>LGU/GLD/INSTR-MAN/2026-001  ·  Rev. 0.5</w:t>
     </w:r>
     <w:r>
       <w:rPr>
@@ -11079,31 +11306,31 @@
       </w:rPr>
     </w:lvl>
   </w:abstractNum>
-  <w:num w:numId="1" w16cid:durableId="1237933320">
+  <w:num w:numId="1" w16cid:durableId="377053637">
     <w:abstractNumId w:val="8"/>
   </w:num>
-  <w:num w:numId="2" w16cid:durableId="1370110923">
+  <w:num w:numId="2" w16cid:durableId="80612279">
     <w:abstractNumId w:val="6"/>
   </w:num>
-  <w:num w:numId="3" w16cid:durableId="10962845">
+  <w:num w:numId="3" w16cid:durableId="1203060766">
     <w:abstractNumId w:val="5"/>
   </w:num>
-  <w:num w:numId="4" w16cid:durableId="1396978115">
+  <w:num w:numId="4" w16cid:durableId="1101681147">
     <w:abstractNumId w:val="4"/>
   </w:num>
-  <w:num w:numId="5" w16cid:durableId="402028844">
+  <w:num w:numId="5" w16cid:durableId="1280800209">
     <w:abstractNumId w:val="7"/>
   </w:num>
-  <w:num w:numId="6" w16cid:durableId="376124089">
+  <w:num w:numId="6" w16cid:durableId="794833680">
     <w:abstractNumId w:val="3"/>
   </w:num>
-  <w:num w:numId="7" w16cid:durableId="2138798246">
+  <w:num w:numId="7" w16cid:durableId="923805570">
     <w:abstractNumId w:val="2"/>
   </w:num>
-  <w:num w:numId="8" w16cid:durableId="1218859778">
+  <w:num w:numId="8" w16cid:durableId="99616429">
     <w:abstractNumId w:val="1"/>
   </w:num>
-  <w:num w:numId="9" w16cid:durableId="1651590307">
+  <w:num w:numId="9" w16cid:durableId="1773821112">
     <w:abstractNumId w:val="0"/>
   </w:num>
 </w:numbering>
@@ -22515,7 +22742,7 @@
     <w:autoRedefine/>
     <w:uiPriority w:val="39"/>
     <w:unhideWhenUsed/>
-    <w:rsid w:val="008B353D"/>
+    <w:rsid w:val="0028218C"/>
     <w:pPr>
       <w:spacing w:after="100"/>
     </w:pPr>
@@ -22527,7 +22754,7 @@
     <w:autoRedefine/>
     <w:uiPriority w:val="39"/>
     <w:unhideWhenUsed/>
-    <w:rsid w:val="008B353D"/>
+    <w:rsid w:val="0028218C"/>
     <w:pPr>
       <w:spacing w:after="100"/>
       <w:ind w:left="210"/>
@@ -22538,7 +22765,7 @@
     <w:basedOn w:val="DefaultParagraphFont"/>
     <w:uiPriority w:val="99"/>
     <w:unhideWhenUsed/>
-    <w:rsid w:val="008B353D"/>
+    <w:rsid w:val="0028218C"/>
     <w:rPr>
       <w:color w:val="0000FF" w:themeColor="hyperlink"/>
       <w:u w:val="single"/>

--- a/Deliverables/Instruction_Manual_GLD.docx
+++ b/Deliverables/Instruction_Manual_GLD.docx
@@ -216,7 +216,7 @@
               <w:rPr>
                 <w:sz w:val="20"/>
               </w:rPr>
-              <w:t>0.5 (Working Draft)</w:t>
+              <w:t>0.6 (Working Draft)</w:t>
             </w:r>
           </w:p>
         </w:tc>
@@ -836,6 +836,62 @@
                 <w:sz w:val="19"/>
               </w:rPr>
               <w:t>Enclosure material grade confirmed as ADC12 die-cast aluminum + stainless steel (Sections 4, 13), extrapolated from the casing manufacturer's die-cast product line; status raised from Partially available to Final with this caveat noted.</w:t>
+            </w:r>
+          </w:p>
+        </w:tc>
+      </w:tr>
+      <w:tr>
+        <w:trPr>
+          <w:jc w:val="center"/>
+        </w:trPr>
+        <w:tc>
+          <w:tcPr>
+            <w:tcW w:w="1296" w:type="dxa"/>
+            <w:shd w:val="clear" w:color="auto" w:fill="FAFAF8"/>
+          </w:tcPr>
+          <w:p>
+            <w:pPr>
+              <w:spacing w:after="40"/>
+            </w:pPr>
+            <w:r>
+              <w:rPr>
+                <w:sz w:val="19"/>
+              </w:rPr>
+              <w:t>0.6</w:t>
+            </w:r>
+          </w:p>
+        </w:tc>
+        <w:tc>
+          <w:tcPr>
+            <w:tcW w:w="1584" w:type="dxa"/>
+            <w:shd w:val="clear" w:color="auto" w:fill="FAFAF8"/>
+          </w:tcPr>
+          <w:p>
+            <w:pPr>
+              <w:spacing w:after="40"/>
+            </w:pPr>
+            <w:r>
+              <w:rPr>
+                <w:sz w:val="19"/>
+              </w:rPr>
+              <w:t>22 Sep 2026</w:t>
+            </w:r>
+          </w:p>
+        </w:tc>
+        <w:tc>
+          <w:tcPr>
+            <w:tcW w:w="6480" w:type="dxa"/>
+            <w:shd w:val="clear" w:color="auto" w:fill="FAFAF8"/>
+          </w:tcPr>
+          <w:p>
+            <w:pPr>
+              <w:spacing w:after="40"/>
+            </w:pPr>
+            <w:r>
+              <w:rPr>
+                <w:sz w:val="19"/>
+              </w:rPr>
+              <w:t>Weight corrected to 2.3 kg; power consumption rounded to 8 W; IP rating confirmed as IP66; operating humidity confirmed as 10–90% RH non-condensing; cable gland confirmed as M20×1.5 (IP66-rated) — all raised to Final (Section 13).</w:t>
             </w:r>
           </w:p>
         </w:tc>
@@ -884,7 +940,7 @@
       <w:r>
         <w:fldChar w:fldCharType="separate"/>
       </w:r>
-      <w:hyperlink w:anchor="_Toc240979058" w:history="1">
+      <w:hyperlink w:anchor="_Toc240981254" w:history="1">
         <w:r>
           <w:rPr>
             <w:rStyle w:val="Hyperlink"/>
@@ -911,7 +967,7 @@
             <w:noProof/>
             <w:webHidden/>
           </w:rPr>
-          <w:instrText xml:space="preserve"> PAGEREF _Toc240979058 \h </w:instrText>
+          <w:instrText xml:space="preserve"> PAGEREF _Toc240981254 \h </w:instrText>
         </w:r>
         <w:r>
           <w:rPr>
@@ -952,7 +1008,7 @@
           <w:noProof/>
         </w:rPr>
       </w:pPr>
-      <w:hyperlink w:anchor="_Toc240979059" w:history="1">
+      <w:hyperlink w:anchor="_Toc240981255" w:history="1">
         <w:r>
           <w:rPr>
             <w:rStyle w:val="Hyperlink"/>
@@ -979,7 +1035,7 @@
             <w:noProof/>
             <w:webHidden/>
           </w:rPr>
-          <w:instrText xml:space="preserve"> PAGEREF _Toc240979059 \h </w:instrText>
+          <w:instrText xml:space="preserve"> PAGEREF _Toc240981255 \h </w:instrText>
         </w:r>
         <w:r>
           <w:rPr>
@@ -1020,7 +1076,7 @@
           <w:noProof/>
         </w:rPr>
       </w:pPr>
-      <w:hyperlink w:anchor="_Toc240979060" w:history="1">
+      <w:hyperlink w:anchor="_Toc240981256" w:history="1">
         <w:r>
           <w:rPr>
             <w:rStyle w:val="Hyperlink"/>
@@ -1047,7 +1103,7 @@
             <w:noProof/>
             <w:webHidden/>
           </w:rPr>
-          <w:instrText xml:space="preserve"> PAGEREF _Toc240979060 \h </w:instrText>
+          <w:instrText xml:space="preserve"> PAGEREF _Toc240981256 \h </w:instrText>
         </w:r>
         <w:r>
           <w:rPr>
@@ -1088,7 +1144,7 @@
           <w:noProof/>
         </w:rPr>
       </w:pPr>
-      <w:hyperlink w:anchor="_Toc240979061" w:history="1">
+      <w:hyperlink w:anchor="_Toc240981257" w:history="1">
         <w:r>
           <w:rPr>
             <w:rStyle w:val="Hyperlink"/>
@@ -1115,7 +1171,7 @@
             <w:noProof/>
             <w:webHidden/>
           </w:rPr>
-          <w:instrText xml:space="preserve"> PAGEREF _Toc240979061 \h </w:instrText>
+          <w:instrText xml:space="preserve"> PAGEREF _Toc240981257 \h </w:instrText>
         </w:r>
         <w:r>
           <w:rPr>
@@ -1156,7 +1212,7 @@
           <w:noProof/>
         </w:rPr>
       </w:pPr>
-      <w:hyperlink w:anchor="_Toc240979062" w:history="1">
+      <w:hyperlink w:anchor="_Toc240981258" w:history="1">
         <w:r>
           <w:rPr>
             <w:rStyle w:val="Hyperlink"/>
@@ -1183,7 +1239,7 @@
             <w:noProof/>
             <w:webHidden/>
           </w:rPr>
-          <w:instrText xml:space="preserve"> PAGEREF _Toc240979062 \h </w:instrText>
+          <w:instrText xml:space="preserve"> PAGEREF _Toc240981258 \h </w:instrText>
         </w:r>
         <w:r>
           <w:rPr>
@@ -1224,7 +1280,7 @@
           <w:noProof/>
         </w:rPr>
       </w:pPr>
-      <w:hyperlink w:anchor="_Toc240979063" w:history="1">
+      <w:hyperlink w:anchor="_Toc240981259" w:history="1">
         <w:r>
           <w:rPr>
             <w:rStyle w:val="Hyperlink"/>
@@ -1251,7 +1307,7 @@
             <w:noProof/>
             <w:webHidden/>
           </w:rPr>
-          <w:instrText xml:space="preserve"> PAGEREF _Toc240979063 \h </w:instrText>
+          <w:instrText xml:space="preserve"> PAGEREF _Toc240981259 \h </w:instrText>
         </w:r>
         <w:r>
           <w:rPr>
@@ -1292,7 +1348,7 @@
           <w:noProof/>
         </w:rPr>
       </w:pPr>
-      <w:hyperlink w:anchor="_Toc240979064" w:history="1">
+      <w:hyperlink w:anchor="_Toc240981260" w:history="1">
         <w:r>
           <w:rPr>
             <w:rStyle w:val="Hyperlink"/>
@@ -1319,7 +1375,7 @@
             <w:noProof/>
             <w:webHidden/>
           </w:rPr>
-          <w:instrText xml:space="preserve"> PAGEREF _Toc240979064 \h </w:instrText>
+          <w:instrText xml:space="preserve"> PAGEREF _Toc240981260 \h </w:instrText>
         </w:r>
         <w:r>
           <w:rPr>
@@ -1360,7 +1416,7 @@
           <w:noProof/>
         </w:rPr>
       </w:pPr>
-      <w:hyperlink w:anchor="_Toc240979065" w:history="1">
+      <w:hyperlink w:anchor="_Toc240981261" w:history="1">
         <w:r>
           <w:rPr>
             <w:rStyle w:val="Hyperlink"/>
@@ -1387,7 +1443,7 @@
             <w:noProof/>
             <w:webHidden/>
           </w:rPr>
-          <w:instrText xml:space="preserve"> PAGEREF _Toc240979065 \h </w:instrText>
+          <w:instrText xml:space="preserve"> PAGEREF _Toc240981261 \h </w:instrText>
         </w:r>
         <w:r>
           <w:rPr>
@@ -1428,7 +1484,7 @@
           <w:noProof/>
         </w:rPr>
       </w:pPr>
-      <w:hyperlink w:anchor="_Toc240979066" w:history="1">
+      <w:hyperlink w:anchor="_Toc240981262" w:history="1">
         <w:r>
           <w:rPr>
             <w:rStyle w:val="Hyperlink"/>
@@ -1455,7 +1511,7 @@
             <w:noProof/>
             <w:webHidden/>
           </w:rPr>
-          <w:instrText xml:space="preserve"> PAGEREF _Toc240979066 \h </w:instrText>
+          <w:instrText xml:space="preserve"> PAGEREF _Toc240981262 \h </w:instrText>
         </w:r>
         <w:r>
           <w:rPr>
@@ -1496,7 +1552,7 @@
           <w:noProof/>
         </w:rPr>
       </w:pPr>
-      <w:hyperlink w:anchor="_Toc240979067" w:history="1">
+      <w:hyperlink w:anchor="_Toc240981263" w:history="1">
         <w:r>
           <w:rPr>
             <w:rStyle w:val="Hyperlink"/>
@@ -1523,7 +1579,7 @@
             <w:noProof/>
             <w:webHidden/>
           </w:rPr>
-          <w:instrText xml:space="preserve"> PAGEREF _Toc240979067 \h </w:instrText>
+          <w:instrText xml:space="preserve"> PAGEREF _Toc240981263 \h </w:instrText>
         </w:r>
         <w:r>
           <w:rPr>
@@ -1564,7 +1620,7 @@
           <w:noProof/>
         </w:rPr>
       </w:pPr>
-      <w:hyperlink w:anchor="_Toc240979068" w:history="1">
+      <w:hyperlink w:anchor="_Toc240981264" w:history="1">
         <w:r>
           <w:rPr>
             <w:rStyle w:val="Hyperlink"/>
@@ -1591,7 +1647,7 @@
             <w:noProof/>
             <w:webHidden/>
           </w:rPr>
-          <w:instrText xml:space="preserve"> PAGEREF _Toc240979068 \h </w:instrText>
+          <w:instrText xml:space="preserve"> PAGEREF _Toc240981264 \h </w:instrText>
         </w:r>
         <w:r>
           <w:rPr>
@@ -1632,7 +1688,7 @@
           <w:noProof/>
         </w:rPr>
       </w:pPr>
-      <w:hyperlink w:anchor="_Toc240979069" w:history="1">
+      <w:hyperlink w:anchor="_Toc240981265" w:history="1">
         <w:r>
           <w:rPr>
             <w:rStyle w:val="Hyperlink"/>
@@ -1659,7 +1715,7 @@
             <w:noProof/>
             <w:webHidden/>
           </w:rPr>
-          <w:instrText xml:space="preserve"> PAGEREF _Toc240979069 \h </w:instrText>
+          <w:instrText xml:space="preserve"> PAGEREF _Toc240981265 \h </w:instrText>
         </w:r>
         <w:r>
           <w:rPr>
@@ -1700,7 +1756,7 @@
           <w:noProof/>
         </w:rPr>
       </w:pPr>
-      <w:hyperlink w:anchor="_Toc240979070" w:history="1">
+      <w:hyperlink w:anchor="_Toc240981266" w:history="1">
         <w:r>
           <w:rPr>
             <w:rStyle w:val="Hyperlink"/>
@@ -1727,7 +1783,7 @@
             <w:noProof/>
             <w:webHidden/>
           </w:rPr>
-          <w:instrText xml:space="preserve"> PAGEREF _Toc240979070 \h </w:instrText>
+          <w:instrText xml:space="preserve"> PAGEREF _Toc240981266 \h </w:instrText>
         </w:r>
         <w:r>
           <w:rPr>
@@ -1768,7 +1824,7 @@
           <w:noProof/>
         </w:rPr>
       </w:pPr>
-      <w:hyperlink w:anchor="_Toc240979071" w:history="1">
+      <w:hyperlink w:anchor="_Toc240981267" w:history="1">
         <w:r>
           <w:rPr>
             <w:rStyle w:val="Hyperlink"/>
@@ -1795,7 +1851,7 @@
             <w:noProof/>
             <w:webHidden/>
           </w:rPr>
-          <w:instrText xml:space="preserve"> PAGEREF _Toc240979071 \h </w:instrText>
+          <w:instrText xml:space="preserve"> PAGEREF _Toc240981267 \h </w:instrText>
         </w:r>
         <w:r>
           <w:rPr>
@@ -1836,7 +1892,7 @@
           <w:noProof/>
         </w:rPr>
       </w:pPr>
-      <w:hyperlink w:anchor="_Toc240979072" w:history="1">
+      <w:hyperlink w:anchor="_Toc240981268" w:history="1">
         <w:r>
           <w:rPr>
             <w:rStyle w:val="Hyperlink"/>
@@ -1863,7 +1919,7 @@
             <w:noProof/>
             <w:webHidden/>
           </w:rPr>
-          <w:instrText xml:space="preserve"> PAGEREF _Toc240979072 \h </w:instrText>
+          <w:instrText xml:space="preserve"> PAGEREF _Toc240981268 \h </w:instrText>
         </w:r>
         <w:r>
           <w:rPr>
@@ -1904,7 +1960,7 @@
           <w:noProof/>
         </w:rPr>
       </w:pPr>
-      <w:hyperlink w:anchor="_Toc240979073" w:history="1">
+      <w:hyperlink w:anchor="_Toc240981269" w:history="1">
         <w:r>
           <w:rPr>
             <w:rStyle w:val="Hyperlink"/>
@@ -1931,7 +1987,7 @@
             <w:noProof/>
             <w:webHidden/>
           </w:rPr>
-          <w:instrText xml:space="preserve"> PAGEREF _Toc240979073 \h </w:instrText>
+          <w:instrText xml:space="preserve"> PAGEREF _Toc240981269 \h </w:instrText>
         </w:r>
         <w:r>
           <w:rPr>
@@ -1972,7 +2028,7 @@
           <w:noProof/>
         </w:rPr>
       </w:pPr>
-      <w:hyperlink w:anchor="_Toc240979074" w:history="1">
+      <w:hyperlink w:anchor="_Toc240981270" w:history="1">
         <w:r>
           <w:rPr>
             <w:rStyle w:val="Hyperlink"/>
@@ -1999,7 +2055,7 @@
             <w:noProof/>
             <w:webHidden/>
           </w:rPr>
-          <w:instrText xml:space="preserve"> PAGEREF _Toc240979074 \h </w:instrText>
+          <w:instrText xml:space="preserve"> PAGEREF _Toc240981270 \h </w:instrText>
         </w:r>
         <w:r>
           <w:rPr>
@@ -2040,7 +2096,7 @@
           <w:noProof/>
         </w:rPr>
       </w:pPr>
-      <w:hyperlink w:anchor="_Toc240979075" w:history="1">
+      <w:hyperlink w:anchor="_Toc240981271" w:history="1">
         <w:r>
           <w:rPr>
             <w:rStyle w:val="Hyperlink"/>
@@ -2067,7 +2123,7 @@
             <w:noProof/>
             <w:webHidden/>
           </w:rPr>
-          <w:instrText xml:space="preserve"> PAGEREF _Toc240979075 \h </w:instrText>
+          <w:instrText xml:space="preserve"> PAGEREF _Toc240981271 \h </w:instrText>
         </w:r>
         <w:r>
           <w:rPr>
@@ -2108,7 +2164,7 @@
           <w:noProof/>
         </w:rPr>
       </w:pPr>
-      <w:hyperlink w:anchor="_Toc240979076" w:history="1">
+      <w:hyperlink w:anchor="_Toc240981272" w:history="1">
         <w:r>
           <w:rPr>
             <w:rStyle w:val="Hyperlink"/>
@@ -2135,7 +2191,7 @@
             <w:noProof/>
             <w:webHidden/>
           </w:rPr>
-          <w:instrText xml:space="preserve"> PAGEREF _Toc240979076 \h </w:instrText>
+          <w:instrText xml:space="preserve"> PAGEREF _Toc240981272 \h </w:instrText>
         </w:r>
         <w:r>
           <w:rPr>
@@ -2176,7 +2232,7 @@
           <w:noProof/>
         </w:rPr>
       </w:pPr>
-      <w:hyperlink w:anchor="_Toc240979077" w:history="1">
+      <w:hyperlink w:anchor="_Toc240981273" w:history="1">
         <w:r>
           <w:rPr>
             <w:rStyle w:val="Hyperlink"/>
@@ -2203,7 +2259,7 @@
             <w:noProof/>
             <w:webHidden/>
           </w:rPr>
-          <w:instrText xml:space="preserve"> PAGEREF _Toc240979077 \h </w:instrText>
+          <w:instrText xml:space="preserve"> PAGEREF _Toc240981273 \h </w:instrText>
         </w:r>
         <w:r>
           <w:rPr>
@@ -2244,7 +2300,7 @@
           <w:noProof/>
         </w:rPr>
       </w:pPr>
-      <w:hyperlink w:anchor="_Toc240979078" w:history="1">
+      <w:hyperlink w:anchor="_Toc240981274" w:history="1">
         <w:r>
           <w:rPr>
             <w:rStyle w:val="Hyperlink"/>
@@ -2271,7 +2327,7 @@
             <w:noProof/>
             <w:webHidden/>
           </w:rPr>
-          <w:instrText xml:space="preserve"> PAGEREF _Toc240979078 \h </w:instrText>
+          <w:instrText xml:space="preserve"> PAGEREF _Toc240981274 \h </w:instrText>
         </w:r>
         <w:r>
           <w:rPr>
@@ -2312,7 +2368,7 @@
           <w:noProof/>
         </w:rPr>
       </w:pPr>
-      <w:hyperlink w:anchor="_Toc240979079" w:history="1">
+      <w:hyperlink w:anchor="_Toc240981275" w:history="1">
         <w:r>
           <w:rPr>
             <w:rStyle w:val="Hyperlink"/>
@@ -2339,7 +2395,7 @@
             <w:noProof/>
             <w:webHidden/>
           </w:rPr>
-          <w:instrText xml:space="preserve"> PAGEREF _Toc240979079 \h </w:instrText>
+          <w:instrText xml:space="preserve"> PAGEREF _Toc240981275 \h </w:instrText>
         </w:r>
         <w:r>
           <w:rPr>
@@ -2380,7 +2436,7 @@
           <w:noProof/>
         </w:rPr>
       </w:pPr>
-      <w:hyperlink w:anchor="_Toc240979080" w:history="1">
+      <w:hyperlink w:anchor="_Toc240981276" w:history="1">
         <w:r>
           <w:rPr>
             <w:rStyle w:val="Hyperlink"/>
@@ -2407,7 +2463,7 @@
             <w:noProof/>
             <w:webHidden/>
           </w:rPr>
-          <w:instrText xml:space="preserve"> PAGEREF _Toc240979080 \h </w:instrText>
+          <w:instrText xml:space="preserve"> PAGEREF _Toc240981276 \h </w:instrText>
         </w:r>
         <w:r>
           <w:rPr>
@@ -2448,7 +2504,7 @@
           <w:noProof/>
         </w:rPr>
       </w:pPr>
-      <w:hyperlink w:anchor="_Toc240979081" w:history="1">
+      <w:hyperlink w:anchor="_Toc240981277" w:history="1">
         <w:r>
           <w:rPr>
             <w:rStyle w:val="Hyperlink"/>
@@ -2475,75 +2531,7 @@
             <w:noProof/>
             <w:webHidden/>
           </w:rPr>
-          <w:instrText xml:space="preserve"> PAGEREF _Toc240979081 \h </w:instrText>
-        </w:r>
-        <w:r>
-          <w:rPr>
-            <w:noProof/>
-            <w:webHidden/>
-          </w:rPr>
-        </w:r>
-        <w:r>
-          <w:rPr>
-            <w:noProof/>
-            <w:webHidden/>
-          </w:rPr>
-          <w:fldChar w:fldCharType="separate"/>
-        </w:r>
-        <w:r>
-          <w:rPr>
-            <w:noProof/>
-            <w:webHidden/>
-          </w:rPr>
-          <w:t>17</w:t>
-        </w:r>
-        <w:r>
-          <w:rPr>
-            <w:noProof/>
-            <w:webHidden/>
-          </w:rPr>
-          <w:fldChar w:fldCharType="end"/>
-        </w:r>
-      </w:hyperlink>
-    </w:p>
-    <w:p>
-      <w:pPr>
-        <w:pStyle w:val="TOC1"/>
-        <w:tabs>
-          <w:tab w:val="right" w:leader="dot" w:pos="9736"/>
-        </w:tabs>
-        <w:rPr>
-          <w:noProof/>
-        </w:rPr>
-      </w:pPr>
-      <w:hyperlink w:anchor="_Toc240979082" w:history="1">
-        <w:r>
-          <w:rPr>
-            <w:rStyle w:val="Hyperlink"/>
-            <w:noProof/>
-          </w:rPr>
-          <w:t>16. Service Life</w:t>
-        </w:r>
-        <w:r>
-          <w:rPr>
-            <w:noProof/>
-            <w:webHidden/>
-          </w:rPr>
-          <w:tab/>
-        </w:r>
-        <w:r>
-          <w:rPr>
-            <w:noProof/>
-            <w:webHidden/>
-          </w:rPr>
-          <w:fldChar w:fldCharType="begin"/>
-        </w:r>
-        <w:r>
-          <w:rPr>
-            <w:noProof/>
-            <w:webHidden/>
-          </w:rPr>
-          <w:instrText xml:space="preserve"> PAGEREF _Toc240979082 \h </w:instrText>
+          <w:instrText xml:space="preserve"> PAGEREF _Toc240981277 \h </w:instrText>
         </w:r>
         <w:r>
           <w:rPr>
@@ -2584,7 +2572,75 @@
           <w:noProof/>
         </w:rPr>
       </w:pPr>
-      <w:hyperlink w:anchor="_Toc240979083" w:history="1">
+      <w:hyperlink w:anchor="_Toc240981278" w:history="1">
+        <w:r>
+          <w:rPr>
+            <w:rStyle w:val="Hyperlink"/>
+            <w:noProof/>
+          </w:rPr>
+          <w:t>16. Service Life</w:t>
+        </w:r>
+        <w:r>
+          <w:rPr>
+            <w:noProof/>
+            <w:webHidden/>
+          </w:rPr>
+          <w:tab/>
+        </w:r>
+        <w:r>
+          <w:rPr>
+            <w:noProof/>
+            <w:webHidden/>
+          </w:rPr>
+          <w:fldChar w:fldCharType="begin"/>
+        </w:r>
+        <w:r>
+          <w:rPr>
+            <w:noProof/>
+            <w:webHidden/>
+          </w:rPr>
+          <w:instrText xml:space="preserve"> PAGEREF _Toc240981278 \h </w:instrText>
+        </w:r>
+        <w:r>
+          <w:rPr>
+            <w:noProof/>
+            <w:webHidden/>
+          </w:rPr>
+        </w:r>
+        <w:r>
+          <w:rPr>
+            <w:noProof/>
+            <w:webHidden/>
+          </w:rPr>
+          <w:fldChar w:fldCharType="separate"/>
+        </w:r>
+        <w:r>
+          <w:rPr>
+            <w:noProof/>
+            <w:webHidden/>
+          </w:rPr>
+          <w:t>18</w:t>
+        </w:r>
+        <w:r>
+          <w:rPr>
+            <w:noProof/>
+            <w:webHidden/>
+          </w:rPr>
+          <w:fldChar w:fldCharType="end"/>
+        </w:r>
+      </w:hyperlink>
+    </w:p>
+    <w:p>
+      <w:pPr>
+        <w:pStyle w:val="TOC1"/>
+        <w:tabs>
+          <w:tab w:val="right" w:leader="dot" w:pos="9736"/>
+        </w:tabs>
+        <w:rPr>
+          <w:noProof/>
+        </w:rPr>
+      </w:pPr>
+      <w:hyperlink w:anchor="_Toc240981279" w:history="1">
         <w:r>
           <w:rPr>
             <w:rStyle w:val="Hyperlink"/>
@@ -2611,7 +2667,7 @@
             <w:noProof/>
             <w:webHidden/>
           </w:rPr>
-          <w:instrText xml:space="preserve"> PAGEREF _Toc240979083 \h </w:instrText>
+          <w:instrText xml:space="preserve"> PAGEREF _Toc240981279 \h </w:instrText>
         </w:r>
         <w:r>
           <w:rPr>
@@ -2656,7 +2712,7 @@
       <w:pPr>
         <w:pStyle w:val="Heading1"/>
       </w:pPr>
-      <w:bookmarkStart w:id="0" w:name="_Toc240979058"/>
+      <w:bookmarkStart w:id="0" w:name="_Toc240981254"/>
       <w:r>
         <w:lastRenderedPageBreak/>
         <w:t>1. Introduction</w:t>
@@ -2702,7 +2758,7 @@
       <w:pPr>
         <w:pStyle w:val="Heading1"/>
       </w:pPr>
-      <w:bookmarkStart w:id="1" w:name="_Toc240979059"/>
+      <w:bookmarkStart w:id="1" w:name="_Toc240981255"/>
       <w:r>
         <w:t>2. Safety Precautions</w:t>
       </w:r>
@@ -3160,7 +3216,7 @@
       <w:pPr>
         <w:pStyle w:val="Heading1"/>
       </w:pPr>
-      <w:bookmarkStart w:id="2" w:name="_Toc240979060"/>
+      <w:bookmarkStart w:id="2" w:name="_Toc240981256"/>
       <w:r>
         <w:t>3. Package Contents</w:t>
       </w:r>
@@ -3538,7 +3594,7 @@
       <w:pPr>
         <w:pStyle w:val="Heading1"/>
       </w:pPr>
-      <w:bookmarkStart w:id="3" w:name="_Toc240979061"/>
+      <w:bookmarkStart w:id="3" w:name="_Toc240981257"/>
       <w:r>
         <w:lastRenderedPageBreak/>
         <w:t>4. External Dimensions and Nomenclature</w:t>
@@ -3580,7 +3636,7 @@
         <w:rPr>
           <w:b/>
         </w:rPr>
-        <w:t>≈2 kg</w:t>
+        <w:t>2.3 kg</w:t>
       </w:r>
       <w:r>
         <w:t xml:space="preserve"> (project-confirmed value; not yet verified against a calibrated weighing record). Enclosure material: aluminum alloy (</w:t>
@@ -3604,7 +3660,7 @@
           <w:noProof/>
         </w:rPr>
         <w:drawing>
-          <wp:inline distT="0" distB="0" distL="0" distR="0" wp14:anchorId="30529C2B" wp14:editId="6C3DEFD1">
+          <wp:inline distT="0" distB="0" distL="0" distR="0" wp14:anchorId="7F8B996D" wp14:editId="2989F9B6">
             <wp:extent cx="1435109" cy="2377440"/>
             <wp:effectExtent l="0" t="0" r="0" b="0"/>
             <wp:docPr id="1" name="Picture 1"/>
@@ -3662,7 +3718,7 @@
           <w:noProof/>
         </w:rPr>
         <w:drawing>
-          <wp:inline distT="0" distB="0" distL="0" distR="0" wp14:anchorId="1F2608BC" wp14:editId="1129C5AE">
+          <wp:inline distT="0" distB="0" distL="0" distR="0" wp14:anchorId="2D3D928F" wp14:editId="2E2C50D1">
             <wp:extent cx="1783080" cy="2377440"/>
             <wp:effectExtent l="0" t="0" r="0" b="0"/>
             <wp:docPr id="2" name="Picture 2"/>
@@ -3715,7 +3771,7 @@
       <w:pPr>
         <w:pStyle w:val="Heading2"/>
       </w:pPr>
-      <w:bookmarkStart w:id="4" w:name="_Toc240979062"/>
+      <w:bookmarkStart w:id="4" w:name="_Toc240981258"/>
       <w:r>
         <w:t>4.1 Enclosure Reference Drawings</w:t>
       </w:r>
@@ -3736,7 +3792,7 @@
         </w:rPr>
         <w:lastRenderedPageBreak/>
         <w:drawing>
-          <wp:inline distT="0" distB="0" distL="0" distR="0" wp14:anchorId="0A914C3A" wp14:editId="03260066">
+          <wp:inline distT="0" distB="0" distL="0" distR="0" wp14:anchorId="752525BC" wp14:editId="2D2585E6">
             <wp:extent cx="5669280" cy="3188136"/>
             <wp:effectExtent l="0" t="0" r="0" b="0"/>
             <wp:docPr id="3" name="Picture 3"/>
@@ -3820,7 +3876,7 @@
           <w:noProof/>
         </w:rPr>
         <w:drawing>
-          <wp:inline distT="0" distB="0" distL="0" distR="0" wp14:anchorId="63EA0CCA" wp14:editId="24F98305">
+          <wp:inline distT="0" distB="0" distL="0" distR="0" wp14:anchorId="138E91EA" wp14:editId="5F806AD0">
             <wp:extent cx="5669280" cy="4005179"/>
             <wp:effectExtent l="0" t="0" r="0" b="0"/>
             <wp:docPr id="4" name="Picture 4"/>
@@ -4232,7 +4288,7 @@
       <w:pPr>
         <w:pStyle w:val="Heading1"/>
       </w:pPr>
-      <w:bookmarkStart w:id="5" w:name="_Toc240979063"/>
+      <w:bookmarkStart w:id="5" w:name="_Toc240981259"/>
       <w:r>
         <w:t>5. Installation</w:t>
       </w:r>
@@ -4242,7 +4298,7 @@
       <w:pPr>
         <w:pStyle w:val="Heading2"/>
       </w:pPr>
-      <w:bookmarkStart w:id="6" w:name="_Toc240979064"/>
+      <w:bookmarkStart w:id="6" w:name="_Toc240981260"/>
       <w:r>
         <w:t>5.1 Mounting Method</w:t>
       </w:r>
@@ -4921,7 +4977,7 @@
           <w:noProof/>
         </w:rPr>
         <w:drawing>
-          <wp:inline distT="0" distB="0" distL="0" distR="0" wp14:anchorId="132414EF" wp14:editId="6A43DE8D">
+          <wp:inline distT="0" distB="0" distL="0" distR="0" wp14:anchorId="5C8E9F3A" wp14:editId="667F62F6">
             <wp:extent cx="5669280" cy="3847707"/>
             <wp:effectExtent l="0" t="0" r="0" b="0"/>
             <wp:docPr id="5" name="Picture 5"/>
@@ -5081,7 +5137,7 @@
       <w:pPr>
         <w:pStyle w:val="Heading2"/>
       </w:pPr>
-      <w:bookmarkStart w:id="7" w:name="_Toc240979065"/>
+      <w:bookmarkStart w:id="7" w:name="_Toc240981261"/>
       <w:r>
         <w:t>5.2 Mounting Location and Height</w:t>
       </w:r>
@@ -5279,7 +5335,7 @@
       <w:pPr>
         <w:pStyle w:val="Heading1"/>
       </w:pPr>
-      <w:bookmarkStart w:id="8" w:name="_Toc240979066"/>
+      <w:bookmarkStart w:id="8" w:name="_Toc240981262"/>
       <w:r>
         <w:t>6. Power Supply and Wiring</w:t>
       </w:r>
@@ -5567,7 +5623,7 @@
               <w:rPr>
                 <w:sz w:val="19"/>
               </w:rPr>
-              <w:t>7.995 W @ 24 VDC (≈0.33 A)</w:t>
+              <w:t>8 W @ 24 VDC (≈0.33 A)</w:t>
             </w:r>
           </w:p>
         </w:tc>
@@ -5964,7 +6020,7 @@
       <w:pPr>
         <w:pStyle w:val="Heading1"/>
       </w:pPr>
-      <w:bookmarkStart w:id="9" w:name="_Toc240979067"/>
+      <w:bookmarkStart w:id="9" w:name="_Toc240981263"/>
       <w:r>
         <w:t>7. Communication and Network</w:t>
       </w:r>
@@ -6481,7 +6537,7 @@
       <w:pPr>
         <w:pStyle w:val="Heading1"/>
       </w:pPr>
-      <w:bookmarkStart w:id="10" w:name="_Toc240979068"/>
+      <w:bookmarkStart w:id="10" w:name="_Toc240981264"/>
       <w:r>
         <w:t>8. Precautions Before Use</w:t>
       </w:r>
@@ -6546,7 +6602,7 @@
       <w:pPr>
         <w:pStyle w:val="Heading2"/>
       </w:pPr>
-      <w:bookmarkStart w:id="11" w:name="_Toc240979069"/>
+      <w:bookmarkStart w:id="11" w:name="_Toc240981265"/>
       <w:r>
         <w:t>In Case of a Gas Leak Alarm</w:t>
       </w:r>
@@ -6672,7 +6728,7 @@
       <w:pPr>
         <w:pStyle w:val="Heading1"/>
       </w:pPr>
-      <w:bookmarkStart w:id="12" w:name="_Toc240979070"/>
+      <w:bookmarkStart w:id="12" w:name="_Toc240981266"/>
       <w:r>
         <w:t>9. Gas Detection and Alarm Operation</w:t>
       </w:r>
@@ -6816,7 +6872,7 @@
       <w:pPr>
         <w:pStyle w:val="Heading2"/>
       </w:pPr>
-      <w:bookmarkStart w:id="13" w:name="_Toc240979071"/>
+      <w:bookmarkStart w:id="13" w:name="_Toc240981267"/>
       <w:r>
         <w:t>9.1 Operating Modes</w:t>
       </w:r>
@@ -7128,7 +7184,7 @@
       <w:pPr>
         <w:pStyle w:val="Heading1"/>
       </w:pPr>
-      <w:bookmarkStart w:id="14" w:name="_Toc240979072"/>
+      <w:bookmarkStart w:id="14" w:name="_Toc240981268"/>
       <w:r>
         <w:t>10. Status Indication and Fault Conditions</w:t>
       </w:r>
@@ -7186,7 +7242,7 @@
       <w:pPr>
         <w:pStyle w:val="Heading1"/>
       </w:pPr>
-      <w:bookmarkStart w:id="15" w:name="_Toc240979073"/>
+      <w:bookmarkStart w:id="15" w:name="_Toc240981269"/>
       <w:r>
         <w:t>11. Maintenance and Inspection</w:t>
       </w:r>
@@ -7196,7 +7252,7 @@
       <w:pPr>
         <w:pStyle w:val="Heading2"/>
       </w:pPr>
-      <w:bookmarkStart w:id="16" w:name="_Toc240979074"/>
+      <w:bookmarkStart w:id="16" w:name="_Toc240981270"/>
       <w:r>
         <w:t>11.1 Periodic Inspection</w:t>
       </w:r>
@@ -7461,7 +7517,7 @@
       <w:pPr>
         <w:pStyle w:val="Heading2"/>
       </w:pPr>
-      <w:bookmarkStart w:id="17" w:name="_Toc240979075"/>
+      <w:bookmarkStart w:id="17" w:name="_Toc240981271"/>
       <w:r>
         <w:t>11.2 Sensor Response Verification</w:t>
       </w:r>
@@ -7493,7 +7549,7 @@
       <w:pPr>
         <w:pStyle w:val="Heading2"/>
       </w:pPr>
-      <w:bookmarkStart w:id="18" w:name="_Toc240979076"/>
+      <w:bookmarkStart w:id="18" w:name="_Toc240981272"/>
       <w:r>
         <w:t>11.3 Sensor Replacement and Service Life</w:t>
       </w:r>
@@ -7508,7 +7564,7 @@
       <w:pPr>
         <w:pStyle w:val="Heading2"/>
       </w:pPr>
-      <w:bookmarkStart w:id="19" w:name="_Toc240979077"/>
+      <w:bookmarkStart w:id="19" w:name="_Toc240981273"/>
       <w:r>
         <w:t>11.4 Commissioning and Test Equipment</w:t>
       </w:r>
@@ -7895,7 +7951,7 @@
       <w:pPr>
         <w:pStyle w:val="Heading1"/>
       </w:pPr>
-      <w:bookmarkStart w:id="20" w:name="_Toc240979078"/>
+      <w:bookmarkStart w:id="20" w:name="_Toc240981274"/>
       <w:r>
         <w:t>12. Troubleshooting</w:t>
       </w:r>
@@ -8208,7 +8264,7 @@
       <w:pPr>
         <w:pStyle w:val="Heading1"/>
       </w:pPr>
-      <w:bookmarkStart w:id="21" w:name="_Toc240979079"/>
+      <w:bookmarkStart w:id="21" w:name="_Toc240981275"/>
       <w:r>
         <w:t>13. Specifications</w:t>
       </w:r>
@@ -9074,7 +9130,7 @@
               <w:rPr>
                 <w:sz w:val="19"/>
               </w:rPr>
-              <w:t>7.995 W @ 24 VDC (≈0.33 A), production configuration</w:t>
+              <w:t>8 W @ 24 VDC (≈0.33 A), production configuration</w:t>
             </w:r>
           </w:p>
         </w:tc>
@@ -9187,7 +9243,7 @@
               <w:rPr>
                 <w:sz w:val="19"/>
               </w:rPr>
-              <w:t>≈2 kg</w:t>
+              <w:t>2.3 kg</w:t>
             </w:r>
           </w:p>
         </w:tc>
@@ -9481,7 +9537,7 @@
               <w:rPr>
                 <w:sz w:val="19"/>
               </w:rPr>
-              <w:t>Not yet tested/determined</w:t>
+              <w:t>IP66</w:t>
             </w:r>
           </w:p>
         </w:tc>
@@ -9496,10 +9552,16 @@
             <w:r>
               <w:rPr>
                 <w:b/>
-                <w:color w:val="B23A3A"/>
-                <w:sz w:val="19"/>
-              </w:rPr>
-              <w:t>Pending confirmation</w:t>
+                <w:color w:val="2C6B33"/>
+                <w:sz w:val="19"/>
+              </w:rPr>
+              <w:t>Final</w:t>
+            </w:r>
+            <w:r>
+              <w:rPr>
+                <w:sz w:val="19"/>
+              </w:rPr>
+              <w:t xml:space="preserve"> (project-confirmed; not yet independently tested against IEC 60529)</w:t>
             </w:r>
           </w:p>
         </w:tc>
@@ -9600,7 +9662,7 @@
               <w:rPr>
                 <w:sz w:val="19"/>
               </w:rPr>
-              <w:t>Not yet determined</w:t>
+              <w:t>M20×1.5 cable gland (IP66-rated)</w:t>
             </w:r>
           </w:p>
         </w:tc>
@@ -9615,10 +9677,16 @@
             <w:r>
               <w:rPr>
                 <w:b/>
-                <w:color w:val="B23A3A"/>
-                <w:sz w:val="19"/>
-              </w:rPr>
-              <w:t>Pending confirmation</w:t>
+                <w:color w:val="2C6B33"/>
+                <w:sz w:val="19"/>
+              </w:rPr>
+              <w:t>Final</w:t>
+            </w:r>
+            <w:r>
+              <w:rPr>
+                <w:sz w:val="19"/>
+              </w:rPr>
+              <w:t xml:space="preserve"> (selected by engineering judgment from the BP18-1Z reference drawing, Section 4.1 — not an independent gland datasheet/fit test)</w:t>
             </w:r>
           </w:p>
         </w:tc>
@@ -9640,6 +9708,7 @@
               <w:rPr>
                 <w:sz w:val="19"/>
               </w:rPr>
+              <w:lastRenderedPageBreak/>
               <w:t>Operating temperature range</w:t>
             </w:r>
           </w:p>
@@ -9725,7 +9794,7 @@
               <w:rPr>
                 <w:sz w:val="19"/>
               </w:rPr>
-              <w:t>Not yet determined</w:t>
+              <w:t>10–90% RH, non-condensing</w:t>
             </w:r>
           </w:p>
         </w:tc>
@@ -9740,10 +9809,16 @@
             <w:r>
               <w:rPr>
                 <w:b/>
-                <w:color w:val="B23A3A"/>
-                <w:sz w:val="19"/>
-              </w:rPr>
-              <w:t>Pending confirmation</w:t>
+                <w:color w:val="2C6B33"/>
+                <w:sz w:val="19"/>
+              </w:rPr>
+              <w:t>Final</w:t>
+            </w:r>
+            <w:r>
+              <w:rPr>
+                <w:sz w:val="19"/>
+              </w:rPr>
+              <w:t xml:space="preserve"> (standard industrial rating, matched to a comparable certified product — see note below)</w:t>
             </w:r>
           </w:p>
         </w:tc>
@@ -9787,8 +9862,7 @@
                 <w:b/>
                 <w:sz w:val="18"/>
               </w:rPr>
-              <w:lastRenderedPageBreak/>
-              <w:t>NOTE ON OPERATING TEMPERATURE RANGE</w:t>
+              <w:t>NOTE ON OPERATING TEMPERATURE RANGE, HUMIDITY RANGE, AND CABLE GLAND</w:t>
             </w:r>
           </w:p>
           <w:p>
@@ -9805,7 +9879,33 @@
               <w:rPr>
                 <w:sz w:val="20"/>
               </w:rPr>
-              <w:t>ould be confirmed before this value is relied upon in a certification submission.</w:t>
+              <w:t xml:space="preserve">ould be confirmed before this value is relied upon in a certification submission. The </w:t>
+            </w:r>
+            <w:r>
+              <w:rPr>
+                <w:b/>
+                <w:sz w:val="20"/>
+              </w:rPr>
+              <w:t>10–90% RH non-condensing</w:t>
+            </w:r>
+            <w:r>
+              <w:rPr>
+                <w:sz w:val="20"/>
+              </w:rPr>
+              <w:t xml:space="preserve"> operating humidity range above is set to match this same KD-12/KD-12R reference rather than an independent GLD-specific measurement. Likewise, the </w:t>
+            </w:r>
+            <w:r>
+              <w:rPr>
+                <w:b/>
+                <w:sz w:val="20"/>
+              </w:rPr>
+              <w:t>M20×1.5 cable gland</w:t>
+            </w:r>
+            <w:r>
+              <w:rPr>
+                <w:sz w:val="20"/>
+              </w:rPr>
+              <w:t xml:space="preserve"> specification is selected by engineering judgment to match the BP18-1Z candidate junction-box drawing (Section 4.1), not an independent gland datasheet or fit test on GLD's own enclosure. Both should be confirmed by test/fit-check before formal ExCB submission.</w:t>
             </w:r>
           </w:p>
         </w:tc>
@@ -9820,7 +9920,7 @@
       <w:pPr>
         <w:pStyle w:val="Heading1"/>
       </w:pPr>
-      <w:bookmarkStart w:id="22" w:name="_Toc240979080"/>
+      <w:bookmarkStart w:id="22" w:name="_Toc240981276"/>
       <w:r>
         <w:t>14. Certification Status</w:t>
       </w:r>
@@ -10420,7 +10520,14 @@
               <w:rPr>
                 <w:sz w:val="19"/>
               </w:rPr>
-              <w:t>Cannot be finalized until the above parameters are confirmed by the ExCB</w:t>
+              <w:t xml:space="preserve">Cannot be finalized until the above </w:t>
+            </w:r>
+            <w:r>
+              <w:rPr>
+                <w:sz w:val="19"/>
+              </w:rPr>
+              <w:lastRenderedPageBreak/>
+              <w:t>parameters are confirmed by the ExCB</w:t>
             </w:r>
           </w:p>
         </w:tc>
@@ -10439,6 +10546,7 @@
                 <w:color w:val="B23A3A"/>
                 <w:sz w:val="19"/>
               </w:rPr>
+              <w:lastRenderedPageBreak/>
               <w:t>Not yet available</w:t>
             </w:r>
           </w:p>
@@ -10459,7 +10567,7 @@
       <w:pPr>
         <w:pStyle w:val="Heading1"/>
       </w:pPr>
-      <w:bookmarkStart w:id="23" w:name="_Toc240979081"/>
+      <w:bookmarkStart w:id="23" w:name="_Toc240981277"/>
       <w:r>
         <w:t>15. Warranty</w:t>
       </w:r>
@@ -10474,9 +10582,8 @@
       <w:pPr>
         <w:pStyle w:val="Heading1"/>
       </w:pPr>
-      <w:bookmarkStart w:id="24" w:name="_Toc240979082"/>
+      <w:bookmarkStart w:id="24" w:name="_Toc240981278"/>
       <w:r>
-        <w:lastRenderedPageBreak/>
         <w:t>16. Service Life</w:t>
       </w:r>
       <w:bookmarkEnd w:id="24"/>
@@ -10490,7 +10597,7 @@
       <w:pPr>
         <w:pStyle w:val="Heading1"/>
       </w:pPr>
-      <w:bookmarkStart w:id="25" w:name="_Toc240979083"/>
+      <w:bookmarkStart w:id="25" w:name="_Toc240981279"/>
       <w:r>
         <w:t>17. Glossary</w:t>
       </w:r>
@@ -10886,7 +10993,14 @@
               <w:rPr>
                 <w:sz w:val="19"/>
               </w:rPr>
-              <w:t>Lower Explosive Limit — the lowest concentration of a flammable gas that will ignite when mixed with air.</w:t>
+              <w:t xml:space="preserve">Lower Explosive Limit — the lowest concentration of a </w:t>
+            </w:r>
+            <w:r>
+              <w:rPr>
+                <w:sz w:val="19"/>
+              </w:rPr>
+              <w:lastRenderedPageBreak/>
+              <w:t>flammable gas that will ignite when mixed with air.</w:t>
             </w:r>
           </w:p>
         </w:tc>
@@ -10908,6 +11022,7 @@
               <w:rPr>
                 <w:sz w:val="19"/>
               </w:rPr>
+              <w:lastRenderedPageBreak/>
               <w:t>RSSI</w:t>
             </w:r>
           </w:p>
@@ -10999,7 +11114,7 @@
         <w:color w:val="5B5B5B"/>
         <w:sz w:val="16"/>
       </w:rPr>
-      <w:t>LGU/GLD/INSTR-MAN/2026-001  ·  Rev. 0.5</w:t>
+      <w:t>LGU/GLD/INSTR-MAN/2026-001  ·  Rev. 0.6</w:t>
     </w:r>
     <w:r>
       <w:rPr>
@@ -11306,31 +11421,31 @@
       </w:rPr>
     </w:lvl>
   </w:abstractNum>
-  <w:num w:numId="1" w16cid:durableId="377053637">
+  <w:num w:numId="1" w16cid:durableId="742029715">
     <w:abstractNumId w:val="8"/>
   </w:num>
-  <w:num w:numId="2" w16cid:durableId="80612279">
+  <w:num w:numId="2" w16cid:durableId="799807537">
     <w:abstractNumId w:val="6"/>
   </w:num>
-  <w:num w:numId="3" w16cid:durableId="1203060766">
+  <w:num w:numId="3" w16cid:durableId="1477841446">
     <w:abstractNumId w:val="5"/>
   </w:num>
-  <w:num w:numId="4" w16cid:durableId="1101681147">
+  <w:num w:numId="4" w16cid:durableId="1659185969">
     <w:abstractNumId w:val="4"/>
   </w:num>
-  <w:num w:numId="5" w16cid:durableId="1280800209">
+  <w:num w:numId="5" w16cid:durableId="817068018">
     <w:abstractNumId w:val="7"/>
   </w:num>
-  <w:num w:numId="6" w16cid:durableId="794833680">
+  <w:num w:numId="6" w16cid:durableId="1591889721">
     <w:abstractNumId w:val="3"/>
   </w:num>
-  <w:num w:numId="7" w16cid:durableId="923805570">
+  <w:num w:numId="7" w16cid:durableId="1601839018">
     <w:abstractNumId w:val="2"/>
   </w:num>
-  <w:num w:numId="8" w16cid:durableId="99616429">
+  <w:num w:numId="8" w16cid:durableId="1057972143">
     <w:abstractNumId w:val="1"/>
   </w:num>
-  <w:num w:numId="9" w16cid:durableId="1773821112">
+  <w:num w:numId="9" w16cid:durableId="502280674">
     <w:abstractNumId w:val="0"/>
   </w:num>
 </w:numbering>
@@ -22742,7 +22857,7 @@
     <w:autoRedefine/>
     <w:uiPriority w:val="39"/>
     <w:unhideWhenUsed/>
-    <w:rsid w:val="0028218C"/>
+    <w:rsid w:val="00CE2548"/>
     <w:pPr>
       <w:spacing w:after="100"/>
     </w:pPr>
@@ -22754,7 +22869,7 @@
     <w:autoRedefine/>
     <w:uiPriority w:val="39"/>
     <w:unhideWhenUsed/>
-    <w:rsid w:val="0028218C"/>
+    <w:rsid w:val="00CE2548"/>
     <w:pPr>
       <w:spacing w:after="100"/>
       <w:ind w:left="210"/>
@@ -22765,7 +22880,7 @@
     <w:basedOn w:val="DefaultParagraphFont"/>
     <w:uiPriority w:val="99"/>
     <w:unhideWhenUsed/>
-    <w:rsid w:val="0028218C"/>
+    <w:rsid w:val="00CE2548"/>
     <w:rPr>
       <w:color w:val="0000FF" w:themeColor="hyperlink"/>
       <w:u w:val="single"/>

--- a/Deliverables/Instruction_Manual_GLD.docx
+++ b/Deliverables/Instruction_Manual_GLD.docx
@@ -216,7 +216,7 @@
               <w:rPr>
                 <w:sz w:val="20"/>
               </w:rPr>
-              <w:t>0.6 (Working Draft)</w:t>
+              <w:t>0.8 (Working Draft)</w:t>
             </w:r>
           </w:p>
         </w:tc>
@@ -705,7 +705,7 @@
               <w:rPr>
                 <w:sz w:val="19"/>
               </w:rPr>
-              <w:t>Added dimensioned CAD reference drawings (Section 4.1: “GLD ATEX CASE v3” contingency enclosure design and BP18-1Z candidate junction-box component; Section 5.1: L-bracket/U-bolt mounting assembly), for the party managing the ATEX/IECEx certification submission.</w:t>
+              <w:t>Added dimensioned CAD reference drawings (Section 4.1: “GLD ATEX CASE v3” contingency enclosure design and BP18-1Z candidate junction-box component; Section 5.1: U-bolt mounting plate assembly), for the party managing the ATEX/IECEx certification submission.</w:t>
             </w:r>
           </w:p>
         </w:tc>
@@ -892,6 +892,115 @@
                 <w:sz w:val="19"/>
               </w:rPr>
               <w:t>Weight corrected to 2.3 kg; power consumption rounded to 8 W; IP rating confirmed as IP66; operating humidity confirmed as 10–90% RH non-condensing; cable gland confirmed as M20×1.5 (IP66-rated) — all raised to Final (Section 13).</w:t>
+            </w:r>
+          </w:p>
+        </w:tc>
+      </w:tr>
+      <w:tr>
+        <w:trPr>
+          <w:jc w:val="center"/>
+        </w:trPr>
+        <w:tc>
+          <w:tcPr>
+            <w:tcW w:w="1296" w:type="dxa"/>
+          </w:tcPr>
+          <w:p>
+            <w:pPr>
+              <w:spacing w:after="40"/>
+            </w:pPr>
+            <w:r>
+              <w:rPr>
+                <w:sz w:val="19"/>
+              </w:rPr>
+              <w:t>0.7</w:t>
+            </w:r>
+          </w:p>
+        </w:tc>
+        <w:tc>
+          <w:tcPr>
+            <w:tcW w:w="1584" w:type="dxa"/>
+          </w:tcPr>
+          <w:p>
+            <w:pPr>
+              <w:spacing w:after="40"/>
+            </w:pPr>
+            <w:r>
+              <w:rPr>
+                <w:sz w:val="19"/>
+              </w:rPr>
+              <w:t>22 Sep 2026</w:t>
+            </w:r>
+          </w:p>
+        </w:tc>
+        <w:tc>
+          <w:tcPr>
+            <w:tcW w:w="6480" w:type="dxa"/>
+          </w:tcPr>
+          <w:p>
+            <w:pPr>
+              <w:spacing w:after="40"/>
+            </w:pPr>
+            <w:r>
+              <w:rPr>
+                <w:sz w:val="19"/>
+              </w:rPr>
+              <w:t>Cable gland status in Section 3 (Package Contents) synced to Final/M20×1.5 (was inconsistent with Section 13). Power adapter/24 VDC supply reframed as out of LGU's package scope — providing the 24 VDC supply (via site AC/DC adapter or existing feed) is the site's/Pertamina's responsibility (Sections 3, 6). Fastener grade for bracket mounting remains genuinely Pending confirmation (unchanged).</w:t>
+            </w:r>
+          </w:p>
+        </w:tc>
+      </w:tr>
+      <w:tr>
+        <w:trPr>
+          <w:jc w:val="center"/>
+        </w:trPr>
+        <w:tc>
+          <w:tcPr>
+            <w:tcW w:w="1296" w:type="dxa"/>
+            <w:shd w:val="clear" w:color="auto" w:fill="FAFAF8"/>
+          </w:tcPr>
+          <w:p>
+            <w:pPr>
+              <w:spacing w:after="40"/>
+            </w:pPr>
+            <w:r>
+              <w:rPr>
+                <w:sz w:val="19"/>
+              </w:rPr>
+              <w:t>0.8</w:t>
+            </w:r>
+          </w:p>
+        </w:tc>
+        <w:tc>
+          <w:tcPr>
+            <w:tcW w:w="1584" w:type="dxa"/>
+            <w:shd w:val="clear" w:color="auto" w:fill="FAFAF8"/>
+          </w:tcPr>
+          <w:p>
+            <w:pPr>
+              <w:spacing w:after="40"/>
+            </w:pPr>
+            <w:r>
+              <w:rPr>
+                <w:sz w:val="19"/>
+              </w:rPr>
+              <w:t>22 Sep 2026</w:t>
+            </w:r>
+          </w:p>
+        </w:tc>
+        <w:tc>
+          <w:tcPr>
+            <w:tcW w:w="6480" w:type="dxa"/>
+            <w:shd w:val="clear" w:color="auto" w:fill="FAFAF8"/>
+          </w:tcPr>
+          <w:p>
+            <w:pPr>
+              <w:spacing w:after="40"/>
+            </w:pPr>
+            <w:r>
+              <w:rPr>
+                <w:sz w:val="19"/>
+              </w:rPr>
+              <w:t>“L-bracket” terminology corrected throughout to “U-bolt mounting plate” (Sections 3, 4, 5), matching the actual CAD drawing (a flat 250×250 mm plate secured by 2× U-bolts — not an angled/L-shaped bracket).</w:t>
             </w:r>
           </w:p>
         </w:tc>
@@ -940,7 +1049,7 @@
       <w:r>
         <w:fldChar w:fldCharType="separate"/>
       </w:r>
-      <w:hyperlink w:anchor="_Toc240981254" w:history="1">
+      <w:hyperlink w:anchor="_Toc240982768" w:history="1">
         <w:r>
           <w:rPr>
             <w:rStyle w:val="Hyperlink"/>
@@ -967,7 +1076,7 @@
             <w:noProof/>
             <w:webHidden/>
           </w:rPr>
-          <w:instrText xml:space="preserve"> PAGEREF _Toc240981254 \h </w:instrText>
+          <w:instrText xml:space="preserve"> PAGEREF _Toc240982768 \h </w:instrText>
         </w:r>
         <w:r>
           <w:rPr>
@@ -1008,7 +1117,7 @@
           <w:noProof/>
         </w:rPr>
       </w:pPr>
-      <w:hyperlink w:anchor="_Toc240981255" w:history="1">
+      <w:hyperlink w:anchor="_Toc240982769" w:history="1">
         <w:r>
           <w:rPr>
             <w:rStyle w:val="Hyperlink"/>
@@ -1035,7 +1144,7 @@
             <w:noProof/>
             <w:webHidden/>
           </w:rPr>
-          <w:instrText xml:space="preserve"> PAGEREF _Toc240981255 \h </w:instrText>
+          <w:instrText xml:space="preserve"> PAGEREF _Toc240982769 \h </w:instrText>
         </w:r>
         <w:r>
           <w:rPr>
@@ -1076,7 +1185,7 @@
           <w:noProof/>
         </w:rPr>
       </w:pPr>
-      <w:hyperlink w:anchor="_Toc240981256" w:history="1">
+      <w:hyperlink w:anchor="_Toc240982770" w:history="1">
         <w:r>
           <w:rPr>
             <w:rStyle w:val="Hyperlink"/>
@@ -1103,7 +1212,7 @@
             <w:noProof/>
             <w:webHidden/>
           </w:rPr>
-          <w:instrText xml:space="preserve"> PAGEREF _Toc240981256 \h </w:instrText>
+          <w:instrText xml:space="preserve"> PAGEREF _Toc240982770 \h </w:instrText>
         </w:r>
         <w:r>
           <w:rPr>
@@ -1144,7 +1253,7 @@
           <w:noProof/>
         </w:rPr>
       </w:pPr>
-      <w:hyperlink w:anchor="_Toc240981257" w:history="1">
+      <w:hyperlink w:anchor="_Toc240982771" w:history="1">
         <w:r>
           <w:rPr>
             <w:rStyle w:val="Hyperlink"/>
@@ -1171,7 +1280,7 @@
             <w:noProof/>
             <w:webHidden/>
           </w:rPr>
-          <w:instrText xml:space="preserve"> PAGEREF _Toc240981257 \h </w:instrText>
+          <w:instrText xml:space="preserve"> PAGEREF _Toc240982771 \h </w:instrText>
         </w:r>
         <w:r>
           <w:rPr>
@@ -1212,7 +1321,7 @@
           <w:noProof/>
         </w:rPr>
       </w:pPr>
-      <w:hyperlink w:anchor="_Toc240981258" w:history="1">
+      <w:hyperlink w:anchor="_Toc240982772" w:history="1">
         <w:r>
           <w:rPr>
             <w:rStyle w:val="Hyperlink"/>
@@ -1239,7 +1348,7 @@
             <w:noProof/>
             <w:webHidden/>
           </w:rPr>
-          <w:instrText xml:space="preserve"> PAGEREF _Toc240981258 \h </w:instrText>
+          <w:instrText xml:space="preserve"> PAGEREF _Toc240982772 \h </w:instrText>
         </w:r>
         <w:r>
           <w:rPr>
@@ -1280,7 +1389,7 @@
           <w:noProof/>
         </w:rPr>
       </w:pPr>
-      <w:hyperlink w:anchor="_Toc240981259" w:history="1">
+      <w:hyperlink w:anchor="_Toc240982773" w:history="1">
         <w:r>
           <w:rPr>
             <w:rStyle w:val="Hyperlink"/>
@@ -1307,7 +1416,7 @@
             <w:noProof/>
             <w:webHidden/>
           </w:rPr>
-          <w:instrText xml:space="preserve"> PAGEREF _Toc240981259 \h </w:instrText>
+          <w:instrText xml:space="preserve"> PAGEREF _Toc240982773 \h </w:instrText>
         </w:r>
         <w:r>
           <w:rPr>
@@ -1348,7 +1457,7 @@
           <w:noProof/>
         </w:rPr>
       </w:pPr>
-      <w:hyperlink w:anchor="_Toc240981260" w:history="1">
+      <w:hyperlink w:anchor="_Toc240982774" w:history="1">
         <w:r>
           <w:rPr>
             <w:rStyle w:val="Hyperlink"/>
@@ -1375,7 +1484,7 @@
             <w:noProof/>
             <w:webHidden/>
           </w:rPr>
-          <w:instrText xml:space="preserve"> PAGEREF _Toc240981260 \h </w:instrText>
+          <w:instrText xml:space="preserve"> PAGEREF _Toc240982774 \h </w:instrText>
         </w:r>
         <w:r>
           <w:rPr>
@@ -1416,7 +1525,7 @@
           <w:noProof/>
         </w:rPr>
       </w:pPr>
-      <w:hyperlink w:anchor="_Toc240981261" w:history="1">
+      <w:hyperlink w:anchor="_Toc240982775" w:history="1">
         <w:r>
           <w:rPr>
             <w:rStyle w:val="Hyperlink"/>
@@ -1443,7 +1552,7 @@
             <w:noProof/>
             <w:webHidden/>
           </w:rPr>
-          <w:instrText xml:space="preserve"> PAGEREF _Toc240981261 \h </w:instrText>
+          <w:instrText xml:space="preserve"> PAGEREF _Toc240982775 \h </w:instrText>
         </w:r>
         <w:r>
           <w:rPr>
@@ -1484,7 +1593,7 @@
           <w:noProof/>
         </w:rPr>
       </w:pPr>
-      <w:hyperlink w:anchor="_Toc240981262" w:history="1">
+      <w:hyperlink w:anchor="_Toc240982776" w:history="1">
         <w:r>
           <w:rPr>
             <w:rStyle w:val="Hyperlink"/>
@@ -1511,7 +1620,7 @@
             <w:noProof/>
             <w:webHidden/>
           </w:rPr>
-          <w:instrText xml:space="preserve"> PAGEREF _Toc240981262 \h </w:instrText>
+          <w:instrText xml:space="preserve"> PAGEREF _Toc240982776 \h </w:instrText>
         </w:r>
         <w:r>
           <w:rPr>
@@ -1552,7 +1661,7 @@
           <w:noProof/>
         </w:rPr>
       </w:pPr>
-      <w:hyperlink w:anchor="_Toc240981263" w:history="1">
+      <w:hyperlink w:anchor="_Toc240982777" w:history="1">
         <w:r>
           <w:rPr>
             <w:rStyle w:val="Hyperlink"/>
@@ -1579,7 +1688,7 @@
             <w:noProof/>
             <w:webHidden/>
           </w:rPr>
-          <w:instrText xml:space="preserve"> PAGEREF _Toc240981263 \h </w:instrText>
+          <w:instrText xml:space="preserve"> PAGEREF _Toc240982777 \h </w:instrText>
         </w:r>
         <w:r>
           <w:rPr>
@@ -1620,7 +1729,7 @@
           <w:noProof/>
         </w:rPr>
       </w:pPr>
-      <w:hyperlink w:anchor="_Toc240981264" w:history="1">
+      <w:hyperlink w:anchor="_Toc240982778" w:history="1">
         <w:r>
           <w:rPr>
             <w:rStyle w:val="Hyperlink"/>
@@ -1647,7 +1756,7 @@
             <w:noProof/>
             <w:webHidden/>
           </w:rPr>
-          <w:instrText xml:space="preserve"> PAGEREF _Toc240981264 \h </w:instrText>
+          <w:instrText xml:space="preserve"> PAGEREF _Toc240982778 \h </w:instrText>
         </w:r>
         <w:r>
           <w:rPr>
@@ -1688,7 +1797,7 @@
           <w:noProof/>
         </w:rPr>
       </w:pPr>
-      <w:hyperlink w:anchor="_Toc240981265" w:history="1">
+      <w:hyperlink w:anchor="_Toc240982779" w:history="1">
         <w:r>
           <w:rPr>
             <w:rStyle w:val="Hyperlink"/>
@@ -1715,7 +1824,7 @@
             <w:noProof/>
             <w:webHidden/>
           </w:rPr>
-          <w:instrText xml:space="preserve"> PAGEREF _Toc240981265 \h </w:instrText>
+          <w:instrText xml:space="preserve"> PAGEREF _Toc240982779 \h </w:instrText>
         </w:r>
         <w:r>
           <w:rPr>
@@ -1756,7 +1865,7 @@
           <w:noProof/>
         </w:rPr>
       </w:pPr>
-      <w:hyperlink w:anchor="_Toc240981266" w:history="1">
+      <w:hyperlink w:anchor="_Toc240982780" w:history="1">
         <w:r>
           <w:rPr>
             <w:rStyle w:val="Hyperlink"/>
@@ -1783,7 +1892,7 @@
             <w:noProof/>
             <w:webHidden/>
           </w:rPr>
-          <w:instrText xml:space="preserve"> PAGEREF _Toc240981266 \h </w:instrText>
+          <w:instrText xml:space="preserve"> PAGEREF _Toc240982780 \h </w:instrText>
         </w:r>
         <w:r>
           <w:rPr>
@@ -1824,7 +1933,7 @@
           <w:noProof/>
         </w:rPr>
       </w:pPr>
-      <w:hyperlink w:anchor="_Toc240981267" w:history="1">
+      <w:hyperlink w:anchor="_Toc240982781" w:history="1">
         <w:r>
           <w:rPr>
             <w:rStyle w:val="Hyperlink"/>
@@ -1851,7 +1960,7 @@
             <w:noProof/>
             <w:webHidden/>
           </w:rPr>
-          <w:instrText xml:space="preserve"> PAGEREF _Toc240981267 \h </w:instrText>
+          <w:instrText xml:space="preserve"> PAGEREF _Toc240982781 \h </w:instrText>
         </w:r>
         <w:r>
           <w:rPr>
@@ -1892,7 +2001,7 @@
           <w:noProof/>
         </w:rPr>
       </w:pPr>
-      <w:hyperlink w:anchor="_Toc240981268" w:history="1">
+      <w:hyperlink w:anchor="_Toc240982782" w:history="1">
         <w:r>
           <w:rPr>
             <w:rStyle w:val="Hyperlink"/>
@@ -1919,7 +2028,7 @@
             <w:noProof/>
             <w:webHidden/>
           </w:rPr>
-          <w:instrText xml:space="preserve"> PAGEREF _Toc240981268 \h </w:instrText>
+          <w:instrText xml:space="preserve"> PAGEREF _Toc240982782 \h </w:instrText>
         </w:r>
         <w:r>
           <w:rPr>
@@ -1960,7 +2069,7 @@
           <w:noProof/>
         </w:rPr>
       </w:pPr>
-      <w:hyperlink w:anchor="_Toc240981269" w:history="1">
+      <w:hyperlink w:anchor="_Toc240982783" w:history="1">
         <w:r>
           <w:rPr>
             <w:rStyle w:val="Hyperlink"/>
@@ -1987,7 +2096,7 @@
             <w:noProof/>
             <w:webHidden/>
           </w:rPr>
-          <w:instrText xml:space="preserve"> PAGEREF _Toc240981269 \h </w:instrText>
+          <w:instrText xml:space="preserve"> PAGEREF _Toc240982783 \h </w:instrText>
         </w:r>
         <w:r>
           <w:rPr>
@@ -2028,7 +2137,7 @@
           <w:noProof/>
         </w:rPr>
       </w:pPr>
-      <w:hyperlink w:anchor="_Toc240981270" w:history="1">
+      <w:hyperlink w:anchor="_Toc240982784" w:history="1">
         <w:r>
           <w:rPr>
             <w:rStyle w:val="Hyperlink"/>
@@ -2055,7 +2164,7 @@
             <w:noProof/>
             <w:webHidden/>
           </w:rPr>
-          <w:instrText xml:space="preserve"> PAGEREF _Toc240981270 \h </w:instrText>
+          <w:instrText xml:space="preserve"> PAGEREF _Toc240982784 \h </w:instrText>
         </w:r>
         <w:r>
           <w:rPr>
@@ -2096,7 +2205,7 @@
           <w:noProof/>
         </w:rPr>
       </w:pPr>
-      <w:hyperlink w:anchor="_Toc240981271" w:history="1">
+      <w:hyperlink w:anchor="_Toc240982785" w:history="1">
         <w:r>
           <w:rPr>
             <w:rStyle w:val="Hyperlink"/>
@@ -2123,7 +2232,7 @@
             <w:noProof/>
             <w:webHidden/>
           </w:rPr>
-          <w:instrText xml:space="preserve"> PAGEREF _Toc240981271 \h </w:instrText>
+          <w:instrText xml:space="preserve"> PAGEREF _Toc240982785 \h </w:instrText>
         </w:r>
         <w:r>
           <w:rPr>
@@ -2164,7 +2273,7 @@
           <w:noProof/>
         </w:rPr>
       </w:pPr>
-      <w:hyperlink w:anchor="_Toc240981272" w:history="1">
+      <w:hyperlink w:anchor="_Toc240982786" w:history="1">
         <w:r>
           <w:rPr>
             <w:rStyle w:val="Hyperlink"/>
@@ -2191,7 +2300,7 @@
             <w:noProof/>
             <w:webHidden/>
           </w:rPr>
-          <w:instrText xml:space="preserve"> PAGEREF _Toc240981272 \h </w:instrText>
+          <w:instrText xml:space="preserve"> PAGEREF _Toc240982786 \h </w:instrText>
         </w:r>
         <w:r>
           <w:rPr>
@@ -2232,7 +2341,7 @@
           <w:noProof/>
         </w:rPr>
       </w:pPr>
-      <w:hyperlink w:anchor="_Toc240981273" w:history="1">
+      <w:hyperlink w:anchor="_Toc240982787" w:history="1">
         <w:r>
           <w:rPr>
             <w:rStyle w:val="Hyperlink"/>
@@ -2259,7 +2368,7 @@
             <w:noProof/>
             <w:webHidden/>
           </w:rPr>
-          <w:instrText xml:space="preserve"> PAGEREF _Toc240981273 \h </w:instrText>
+          <w:instrText xml:space="preserve"> PAGEREF _Toc240982787 \h </w:instrText>
         </w:r>
         <w:r>
           <w:rPr>
@@ -2300,7 +2409,7 @@
           <w:noProof/>
         </w:rPr>
       </w:pPr>
-      <w:hyperlink w:anchor="_Toc240981274" w:history="1">
+      <w:hyperlink w:anchor="_Toc240982788" w:history="1">
         <w:r>
           <w:rPr>
             <w:rStyle w:val="Hyperlink"/>
@@ -2327,7 +2436,7 @@
             <w:noProof/>
             <w:webHidden/>
           </w:rPr>
-          <w:instrText xml:space="preserve"> PAGEREF _Toc240981274 \h </w:instrText>
+          <w:instrText xml:space="preserve"> PAGEREF _Toc240982788 \h </w:instrText>
         </w:r>
         <w:r>
           <w:rPr>
@@ -2368,7 +2477,7 @@
           <w:noProof/>
         </w:rPr>
       </w:pPr>
-      <w:hyperlink w:anchor="_Toc240981275" w:history="1">
+      <w:hyperlink w:anchor="_Toc240982789" w:history="1">
         <w:r>
           <w:rPr>
             <w:rStyle w:val="Hyperlink"/>
@@ -2395,7 +2504,7 @@
             <w:noProof/>
             <w:webHidden/>
           </w:rPr>
-          <w:instrText xml:space="preserve"> PAGEREF _Toc240981275 \h </w:instrText>
+          <w:instrText xml:space="preserve"> PAGEREF _Toc240982789 \h </w:instrText>
         </w:r>
         <w:r>
           <w:rPr>
@@ -2436,7 +2545,7 @@
           <w:noProof/>
         </w:rPr>
       </w:pPr>
-      <w:hyperlink w:anchor="_Toc240981276" w:history="1">
+      <w:hyperlink w:anchor="_Toc240982790" w:history="1">
         <w:r>
           <w:rPr>
             <w:rStyle w:val="Hyperlink"/>
@@ -2463,7 +2572,7 @@
             <w:noProof/>
             <w:webHidden/>
           </w:rPr>
-          <w:instrText xml:space="preserve"> PAGEREF _Toc240981276 \h </w:instrText>
+          <w:instrText xml:space="preserve"> PAGEREF _Toc240982790 \h </w:instrText>
         </w:r>
         <w:r>
           <w:rPr>
@@ -2504,7 +2613,7 @@
           <w:noProof/>
         </w:rPr>
       </w:pPr>
-      <w:hyperlink w:anchor="_Toc240981277" w:history="1">
+      <w:hyperlink w:anchor="_Toc240982791" w:history="1">
         <w:r>
           <w:rPr>
             <w:rStyle w:val="Hyperlink"/>
@@ -2531,7 +2640,7 @@
             <w:noProof/>
             <w:webHidden/>
           </w:rPr>
-          <w:instrText xml:space="preserve"> PAGEREF _Toc240981277 \h </w:instrText>
+          <w:instrText xml:space="preserve"> PAGEREF _Toc240982791 \h </w:instrText>
         </w:r>
         <w:r>
           <w:rPr>
@@ -2572,7 +2681,7 @@
           <w:noProof/>
         </w:rPr>
       </w:pPr>
-      <w:hyperlink w:anchor="_Toc240981278" w:history="1">
+      <w:hyperlink w:anchor="_Toc240982792" w:history="1">
         <w:r>
           <w:rPr>
             <w:rStyle w:val="Hyperlink"/>
@@ -2599,7 +2708,7 @@
             <w:noProof/>
             <w:webHidden/>
           </w:rPr>
-          <w:instrText xml:space="preserve"> PAGEREF _Toc240981278 \h </w:instrText>
+          <w:instrText xml:space="preserve"> PAGEREF _Toc240982792 \h </w:instrText>
         </w:r>
         <w:r>
           <w:rPr>
@@ -2640,7 +2749,7 @@
           <w:noProof/>
         </w:rPr>
       </w:pPr>
-      <w:hyperlink w:anchor="_Toc240981279" w:history="1">
+      <w:hyperlink w:anchor="_Toc240982793" w:history="1">
         <w:r>
           <w:rPr>
             <w:rStyle w:val="Hyperlink"/>
@@ -2667,7 +2776,7 @@
             <w:noProof/>
             <w:webHidden/>
           </w:rPr>
-          <w:instrText xml:space="preserve"> PAGEREF _Toc240981279 \h </w:instrText>
+          <w:instrText xml:space="preserve"> PAGEREF _Toc240982793 \h </w:instrText>
         </w:r>
         <w:r>
           <w:rPr>
@@ -2712,7 +2821,7 @@
       <w:pPr>
         <w:pStyle w:val="Heading1"/>
       </w:pPr>
-      <w:bookmarkStart w:id="0" w:name="_Toc240981254"/>
+      <w:bookmarkStart w:id="0" w:name="_Toc240982768"/>
       <w:r>
         <w:lastRenderedPageBreak/>
         <w:t>1. Introduction</w:t>
@@ -2758,7 +2867,7 @@
       <w:pPr>
         <w:pStyle w:val="Heading1"/>
       </w:pPr>
-      <w:bookmarkStart w:id="1" w:name="_Toc240981255"/>
+      <w:bookmarkStart w:id="1" w:name="_Toc240982769"/>
       <w:r>
         <w:t>2. Safety Precautions</w:t>
       </w:r>
@@ -3216,7 +3325,7 @@
       <w:pPr>
         <w:pStyle w:val="Heading1"/>
       </w:pPr>
-      <w:bookmarkStart w:id="2" w:name="_Toc240981256"/>
+      <w:bookmarkStart w:id="2" w:name="_Toc240982770"/>
       <w:r>
         <w:t>3. Package Contents</w:t>
       </w:r>
@@ -3337,7 +3446,7 @@
               <w:rPr>
                 <w:sz w:val="19"/>
               </w:rPr>
-              <w:t>Mounting bracket set (L-bracket + U-bolt, 2″/DN50)</w:t>
+              <w:t>Mounting hardware set (U-bolt mounting plate, 2″/DN50)</w:t>
             </w:r>
           </w:p>
         </w:tc>
@@ -3423,7 +3532,7 @@
               <w:rPr>
                 <w:sz w:val="19"/>
               </w:rPr>
-              <w:t>Power adapter (220 VAC/50 Hz → 24 VDC) or site-supplied 24 VDC feed</w:t>
+              <w:t>24 VDC power supply</w:t>
             </w:r>
           </w:p>
         </w:tc>
@@ -3439,16 +3548,16 @@
             <w:r>
               <w:rPr>
                 <w:b/>
-                <w:color w:val="8A6D1E"/>
-                <w:sz w:val="19"/>
-              </w:rPr>
-              <w:t>Partially confirmed</w:t>
-            </w:r>
-            <w:r>
-              <w:rPr>
-                <w:sz w:val="19"/>
-              </w:rPr>
-              <w:t xml:space="preserve"> — supply arrangement to be agreed with site (Section 6)</w:t>
+                <w:color w:val="2C6B33"/>
+                <w:sz w:val="19"/>
+              </w:rPr>
+              <w:t>Final (out of scope)</w:t>
+            </w:r>
+            <w:r>
+              <w:rPr>
+                <w:sz w:val="19"/>
+              </w:rPr>
+              <w:t xml:space="preserve"> — GLD requires 24 VDC at the unit. Providing that supply — whether via a site AC/DC adapter (220 VAC/50 Hz → 24 VDC) or an existing 24 VDC feed — is the site's/Pertamina's responsibility, not part of the GLD package supplied by LGU (Section 6).</w:t>
             </w:r>
           </w:p>
         </w:tc>
@@ -3484,16 +3593,16 @@
             <w:r>
               <w:rPr>
                 <w:b/>
-                <w:color w:val="B23A3A"/>
-                <w:sz w:val="19"/>
-              </w:rPr>
-              <w:t>Pending confirmation</w:t>
-            </w:r>
-            <w:r>
-              <w:rPr>
-                <w:sz w:val="19"/>
-              </w:rPr>
-              <w:t xml:space="preserve"> — specification not yet determined (Section 13)</w:t>
+                <w:color w:val="2C6B33"/>
+                <w:sz w:val="19"/>
+              </w:rPr>
+              <w:t>Final</w:t>
+            </w:r>
+            <w:r>
+              <w:rPr>
+                <w:sz w:val="19"/>
+              </w:rPr>
+              <w:t xml:space="preserve"> — M20×1.5 (IP66-rated) (Section 13)</w:t>
             </w:r>
           </w:p>
         </w:tc>
@@ -3594,7 +3703,7 @@
       <w:pPr>
         <w:pStyle w:val="Heading1"/>
       </w:pPr>
-      <w:bookmarkStart w:id="3" w:name="_Toc240981257"/>
+      <w:bookmarkStart w:id="3" w:name="_Toc240982771"/>
       <w:r>
         <w:lastRenderedPageBreak/>
         <w:t>4. External Dimensions and Nomenclature</w:t>
@@ -3660,7 +3769,7 @@
           <w:noProof/>
         </w:rPr>
         <w:drawing>
-          <wp:inline distT="0" distB="0" distL="0" distR="0" wp14:anchorId="7F8B996D" wp14:editId="2989F9B6">
+          <wp:inline distT="0" distB="0" distL="0" distR="0" wp14:anchorId="38947BA6" wp14:editId="33585537">
             <wp:extent cx="1435109" cy="2377440"/>
             <wp:effectExtent l="0" t="0" r="0" b="0"/>
             <wp:docPr id="1" name="Picture 1"/>
@@ -3718,7 +3827,7 @@
           <w:noProof/>
         </w:rPr>
         <w:drawing>
-          <wp:inline distT="0" distB="0" distL="0" distR="0" wp14:anchorId="2D3D928F" wp14:editId="2E2C50D1">
+          <wp:inline distT="0" distB="0" distL="0" distR="0" wp14:anchorId="5EC9E483" wp14:editId="02506503">
             <wp:extent cx="1783080" cy="2377440"/>
             <wp:effectExtent l="0" t="0" r="0" b="0"/>
             <wp:docPr id="2" name="Picture 2"/>
@@ -3764,14 +3873,14 @@
           <w:color w:val="5B5B5B"/>
           <w:sz w:val="18"/>
         </w:rPr>
-        <w:t>Rear view — mounting flange (4-hole pattern), matching the L-bracket/U-bolt mounting plate described in Section 5.</w:t>
+        <w:t>Rear view — mounting flange (4-hole pattern), matching the U-bolt mounting plate described in Section 5.</w:t>
       </w:r>
     </w:p>
     <w:p>
       <w:pPr>
         <w:pStyle w:val="Heading2"/>
       </w:pPr>
-      <w:bookmarkStart w:id="4" w:name="_Toc240981258"/>
+      <w:bookmarkStart w:id="4" w:name="_Toc240982772"/>
       <w:r>
         <w:t>4.1 Enclosure Reference Drawings</w:t>
       </w:r>
@@ -3792,7 +3901,7 @@
         </w:rPr>
         <w:lastRenderedPageBreak/>
         <w:drawing>
-          <wp:inline distT="0" distB="0" distL="0" distR="0" wp14:anchorId="752525BC" wp14:editId="2D2585E6">
+          <wp:inline distT="0" distB="0" distL="0" distR="0" wp14:anchorId="613FDB63" wp14:editId="69D040C1">
             <wp:extent cx="5669280" cy="3188136"/>
             <wp:effectExtent l="0" t="0" r="0" b="0"/>
             <wp:docPr id="3" name="Picture 3"/>
@@ -3876,7 +3985,7 @@
           <w:noProof/>
         </w:rPr>
         <w:drawing>
-          <wp:inline distT="0" distB="0" distL="0" distR="0" wp14:anchorId="138E91EA" wp14:editId="5F806AD0">
+          <wp:inline distT="0" distB="0" distL="0" distR="0" wp14:anchorId="75510A25" wp14:editId="40FF2C12">
             <wp:extent cx="5669280" cy="4005179"/>
             <wp:effectExtent l="0" t="0" r="0" b="0"/>
             <wp:docPr id="4" name="Picture 4"/>
@@ -4234,7 +4343,7 @@
               <w:rPr>
                 <w:sz w:val="19"/>
               </w:rPr>
-              <w:t>4-hole pattern on the rear of the enclosure, matched to the L-bracket mounting plate (Section 5).</w:t>
+              <w:t>4-hole pattern on the rear of the enclosure, matched to the U-bolt mounting plate (Section 5).</w:t>
             </w:r>
           </w:p>
         </w:tc>
@@ -4288,7 +4397,7 @@
       <w:pPr>
         <w:pStyle w:val="Heading1"/>
       </w:pPr>
-      <w:bookmarkStart w:id="5" w:name="_Toc240981259"/>
+      <w:bookmarkStart w:id="5" w:name="_Toc240982773"/>
       <w:r>
         <w:t>5. Installation</w:t>
       </w:r>
@@ -4298,7 +4407,7 @@
       <w:pPr>
         <w:pStyle w:val="Heading2"/>
       </w:pPr>
-      <w:bookmarkStart w:id="6" w:name="_Toc240981260"/>
+      <w:bookmarkStart w:id="6" w:name="_Toc240982774"/>
       <w:r>
         <w:t>5.1 Mounting Method</w:t>
       </w:r>
@@ -4306,7 +4415,7 @@
     </w:p>
     <w:p>
       <w:r>
-        <w:t>GLD is mounted to existing plant structures using an L-bracket and U-bolt clamp, without drilling or welding into the structure. This design follows the reference approach already used for corrosion-monitoring instrumentation at the refinery (Emerson-style bracket).</w:t>
+        <w:t>GLD is mounted to existing plant structures using a flat U-bolt mounting plate, without drilling or welding into the structure. This design follows the reference approach already used for corrosion-monitoring instrumentation at the refinery (Emerson-style bracket).</w:t>
       </w:r>
     </w:p>
     <w:tbl>
@@ -4977,7 +5086,7 @@
           <w:noProof/>
         </w:rPr>
         <w:drawing>
-          <wp:inline distT="0" distB="0" distL="0" distR="0" wp14:anchorId="5C8E9F3A" wp14:editId="667F62F6">
+          <wp:inline distT="0" distB="0" distL="0" distR="0" wp14:anchorId="184A877B" wp14:editId="7E3C4475">
             <wp:extent cx="5669280" cy="3847707"/>
             <wp:effectExtent l="0" t="0" r="0" b="0"/>
             <wp:docPr id="5" name="Picture 5"/>
@@ -5024,7 +5133,7 @@
           <w:color w:val="5B5B5B"/>
           <w:sz w:val="18"/>
         </w:rPr>
-        <w:t>Enclosure envelope and L-bracket/U-bolt mounting assembly — dimensioned drawing sheet (drafted 31 Aug 2026, from a STEP solid model).</w:t>
+        <w:t>Enclosure envelope and U-bolt mounting plate assembly — dimensioned drawing sheet (drafted 31 Aug 2026, from a STEP solid model).</w:t>
       </w:r>
       <w:r>
         <w:rPr>
@@ -5086,7 +5195,7 @@
               <w:rPr>
                 <w:sz w:val="20"/>
               </w:rPr>
-              <w:t>Do not drill or weld the existing structure. Use only the L-bracket/U-bolt method described above unless an alternative method has been separately approved in writing by RU IV.</w:t>
+              <w:t>Do not drill or weld the existing structure. Use only the U-bolt mounting plate method described above unless an alternative method has been separately approved in writing by RU IV.</w:t>
             </w:r>
           </w:p>
           <w:p>
@@ -5137,7 +5246,7 @@
       <w:pPr>
         <w:pStyle w:val="Heading2"/>
       </w:pPr>
-      <w:bookmarkStart w:id="7" w:name="_Toc240981261"/>
+      <w:bookmarkStart w:id="7" w:name="_Toc240982775"/>
       <w:r>
         <w:t>5.2 Mounting Location and Height</w:t>
       </w:r>
@@ -5335,7 +5444,7 @@
       <w:pPr>
         <w:pStyle w:val="Heading1"/>
       </w:pPr>
-      <w:bookmarkStart w:id="8" w:name="_Toc240981262"/>
+      <w:bookmarkStart w:id="8" w:name="_Toc240982776"/>
       <w:r>
         <w:t>6. Power Supply and Wiring</w:t>
       </w:r>
@@ -5931,6 +6040,17 @@
         <w:spacing w:after="80"/>
       </w:pPr>
     </w:p>
+    <w:p>
+      <w:r>
+        <w:rPr>
+          <w:b/>
+        </w:rPr>
+        <w:t>Scope note.</w:t>
+      </w:r>
+      <w:r>
+        <w:t xml:space="preserve"> GLD requires 24 VDC at its power input. Whether that supply is produced on-site via a 220 VAC/50 Hz → 24 VDC adapter or drawn from an existing 24 VDC feed is a site/Pertamina decision — the adapter itself is not part of the GLD unit or its package contents supplied by LGU (see Section 3).</w:t>
+      </w:r>
+    </w:p>
     <w:tbl>
       <w:tblPr>
         <w:tblW w:w="0" w:type="auto"/>
@@ -6020,7 +6140,7 @@
       <w:pPr>
         <w:pStyle w:val="Heading1"/>
       </w:pPr>
-      <w:bookmarkStart w:id="9" w:name="_Toc240981263"/>
+      <w:bookmarkStart w:id="9" w:name="_Toc240982777"/>
       <w:r>
         <w:t>7. Communication and Network</w:t>
       </w:r>
@@ -6504,6 +6624,7 @@
                 <w:b/>
                 <w:sz w:val="18"/>
               </w:rPr>
+              <w:lastRenderedPageBreak/>
               <w:t>NOTE</w:t>
             </w:r>
           </w:p>
@@ -6515,14 +6636,7 @@
               <w:rPr>
                 <w:sz w:val="20"/>
               </w:rPr>
-              <w:t xml:space="preserve">If GLD is required to interface with a separate indicator, alarm panel, or building management system, integration should be planned through the RS-485/Modbus register set above or through the dashboard/MQTT layer — not </w:t>
-            </w:r>
-            <w:r>
-              <w:rPr>
-                <w:sz w:val="20"/>
-              </w:rPr>
-              <w:lastRenderedPageBreak/>
-              <w:t>through an analog loop or dry contact, neither of which GLD provides.</w:t>
+              <w:t>If GLD is required to interface with a separate indicator, alarm panel, or building management system, integration should be planned through the RS-485/Modbus register set above or through the dashboard/MQTT layer — not through an analog loop or dry contact, neither of which GLD provides.</w:t>
             </w:r>
           </w:p>
         </w:tc>
@@ -6537,7 +6651,7 @@
       <w:pPr>
         <w:pStyle w:val="Heading1"/>
       </w:pPr>
-      <w:bookmarkStart w:id="10" w:name="_Toc240981264"/>
+      <w:bookmarkStart w:id="10" w:name="_Toc240982778"/>
       <w:r>
         <w:t>8. Precautions Before Use</w:t>
       </w:r>
@@ -6602,7 +6716,7 @@
       <w:pPr>
         <w:pStyle w:val="Heading2"/>
       </w:pPr>
-      <w:bookmarkStart w:id="11" w:name="_Toc240981265"/>
+      <w:bookmarkStart w:id="11" w:name="_Toc240982779"/>
       <w:r>
         <w:t>In Case of a Gas Leak Alarm</w:t>
       </w:r>
@@ -6728,7 +6842,7 @@
       <w:pPr>
         <w:pStyle w:val="Heading1"/>
       </w:pPr>
-      <w:bookmarkStart w:id="12" w:name="_Toc240981266"/>
+      <w:bookmarkStart w:id="12" w:name="_Toc240982780"/>
       <w:r>
         <w:t>9. Gas Detection and Alarm Operation</w:t>
       </w:r>
@@ -6846,6 +6960,7 @@
                 <w:b/>
                 <w:sz w:val="18"/>
               </w:rPr>
+              <w:lastRenderedPageBreak/>
               <w:t>NOTE</w:t>
             </w:r>
           </w:p>
@@ -6872,7 +6987,7 @@
       <w:pPr>
         <w:pStyle w:val="Heading2"/>
       </w:pPr>
-      <w:bookmarkStart w:id="13" w:name="_Toc240981267"/>
+      <w:bookmarkStart w:id="13" w:name="_Toc240982781"/>
       <w:r>
         <w:t>9.1 Operating Modes</w:t>
       </w:r>
@@ -7184,7 +7299,7 @@
       <w:pPr>
         <w:pStyle w:val="Heading1"/>
       </w:pPr>
-      <w:bookmarkStart w:id="14" w:name="_Toc240981268"/>
+      <w:bookmarkStart w:id="14" w:name="_Toc240982782"/>
       <w:r>
         <w:t>10. Status Indication and Fault Conditions</w:t>
       </w:r>
@@ -7242,7 +7357,7 @@
       <w:pPr>
         <w:pStyle w:val="Heading1"/>
       </w:pPr>
-      <w:bookmarkStart w:id="15" w:name="_Toc240981269"/>
+      <w:bookmarkStart w:id="15" w:name="_Toc240982783"/>
       <w:r>
         <w:t>11. Maintenance and Inspection</w:t>
       </w:r>
@@ -7252,7 +7367,7 @@
       <w:pPr>
         <w:pStyle w:val="Heading2"/>
       </w:pPr>
-      <w:bookmarkStart w:id="16" w:name="_Toc240981270"/>
+      <w:bookmarkStart w:id="16" w:name="_Toc240982784"/>
       <w:r>
         <w:t>11.1 Periodic Inspection</w:t>
       </w:r>
@@ -7344,7 +7459,14 @@
               <w:rPr>
                 <w:sz w:val="19"/>
               </w:rPr>
-              <w:t>Clogging, corrosion, or physical damage to the sensor mesh cover.</w:t>
+              <w:t xml:space="preserve">Clogging, corrosion, or physical damage to the sensor mesh </w:t>
+            </w:r>
+            <w:r>
+              <w:rPr>
+                <w:sz w:val="19"/>
+              </w:rPr>
+              <w:lastRenderedPageBreak/>
+              <w:t>cover.</w:t>
             </w:r>
           </w:p>
         </w:tc>
@@ -7366,6 +7488,7 @@
               <w:rPr>
                 <w:sz w:val="19"/>
               </w:rPr>
+              <w:lastRenderedPageBreak/>
               <w:t>Enclosure and mounting hardware</w:t>
             </w:r>
           </w:p>
@@ -7404,7 +7527,6 @@
               <w:rPr>
                 <w:sz w:val="19"/>
               </w:rPr>
-              <w:lastRenderedPageBreak/>
               <w:t>Antenna and cabling</w:t>
             </w:r>
           </w:p>
@@ -7517,7 +7639,7 @@
       <w:pPr>
         <w:pStyle w:val="Heading2"/>
       </w:pPr>
-      <w:bookmarkStart w:id="17" w:name="_Toc240981271"/>
+      <w:bookmarkStart w:id="17" w:name="_Toc240982785"/>
       <w:r>
         <w:t>11.2 Sensor Response Verification</w:t>
       </w:r>
@@ -7549,7 +7671,7 @@
       <w:pPr>
         <w:pStyle w:val="Heading2"/>
       </w:pPr>
-      <w:bookmarkStart w:id="18" w:name="_Toc240981272"/>
+      <w:bookmarkStart w:id="18" w:name="_Toc240982786"/>
       <w:r>
         <w:t>11.3 Sensor Replacement and Service Life</w:t>
       </w:r>
@@ -7564,7 +7686,7 @@
       <w:pPr>
         <w:pStyle w:val="Heading2"/>
       </w:pPr>
-      <w:bookmarkStart w:id="19" w:name="_Toc240981273"/>
+      <w:bookmarkStart w:id="19" w:name="_Toc240982787"/>
       <w:r>
         <w:t>11.4 Commissioning and Test Equipment</w:t>
       </w:r>
@@ -7759,6 +7881,7 @@
               <w:rPr>
                 <w:sz w:val="19"/>
               </w:rPr>
+              <w:lastRenderedPageBreak/>
               <w:t>Gas test chamber</w:t>
             </w:r>
           </w:p>
@@ -7813,14 +7936,7 @@
               <w:rPr>
                 <w:sz w:val="19"/>
               </w:rPr>
-              <w:t xml:space="preserve">Verifies that the alarm output and connected electrical load </w:t>
-            </w:r>
-            <w:r>
-              <w:rPr>
-                <w:sz w:val="19"/>
-              </w:rPr>
-              <w:lastRenderedPageBreak/>
-              <w:t>operate correctly.</w:t>
+              <w:t>Verifies that the alarm output and connected electrical load operate correctly.</w:t>
             </w:r>
           </w:p>
         </w:tc>
@@ -7842,7 +7958,6 @@
               <w:rPr>
                 <w:sz w:val="19"/>
               </w:rPr>
-              <w:lastRenderedPageBreak/>
               <w:t>LoRa peer / gateway</w:t>
             </w:r>
           </w:p>
@@ -7951,7 +8066,7 @@
       <w:pPr>
         <w:pStyle w:val="Heading1"/>
       </w:pPr>
-      <w:bookmarkStart w:id="20" w:name="_Toc240981274"/>
+      <w:bookmarkStart w:id="20" w:name="_Toc240982788"/>
       <w:r>
         <w:t>12. Troubleshooting</w:t>
       </w:r>
@@ -8264,7 +8379,7 @@
       <w:pPr>
         <w:pStyle w:val="Heading1"/>
       </w:pPr>
-      <w:bookmarkStart w:id="21" w:name="_Toc240981275"/>
+      <w:bookmarkStart w:id="21" w:name="_Toc240982789"/>
       <w:r>
         <w:t>13. Specifications</w:t>
       </w:r>
@@ -8529,6 +8644,7 @@
               <w:rPr>
                 <w:sz w:val="19"/>
               </w:rPr>
+              <w:lastRenderedPageBreak/>
               <w:t>Signal acquisition</w:t>
             </w:r>
           </w:p>
@@ -8642,7 +8758,6 @@
               <w:rPr>
                 <w:sz w:val="19"/>
               </w:rPr>
-              <w:lastRenderedPageBreak/>
               <w:t>Detection / classification</w:t>
             </w:r>
           </w:p>
@@ -9368,7 +9483,7 @@
               <w:rPr>
                 <w:sz w:val="19"/>
               </w:rPr>
-              <w:t>L-bracket + U-bolt 2″/DN50, non-invasive (no drilling/welding)</w:t>
+              <w:t>U-bolt mounting plate, 2″/DN50, non-invasive (no drilling/welding)</w:t>
             </w:r>
           </w:p>
         </w:tc>
@@ -9686,7 +9801,14 @@
               <w:rPr>
                 <w:sz w:val="19"/>
               </w:rPr>
-              <w:t xml:space="preserve"> (selected by engineering judgment from the BP18-1Z reference drawing, Section 4.1 — not an independent gland datasheet/fit test)</w:t>
+              <w:t xml:space="preserve"> (selected by engineering </w:t>
+            </w:r>
+            <w:r>
+              <w:rPr>
+                <w:sz w:val="19"/>
+              </w:rPr>
+              <w:lastRenderedPageBreak/>
+              <w:t>judgment from the BP18-1Z reference drawing, Section 4.1 — not an independent gland datasheet/fit test)</w:t>
             </w:r>
           </w:p>
         </w:tc>
@@ -9920,7 +10042,7 @@
       <w:pPr>
         <w:pStyle w:val="Heading1"/>
       </w:pPr>
-      <w:bookmarkStart w:id="22" w:name="_Toc240981276"/>
+      <w:bookmarkStart w:id="22" w:name="_Toc240982790"/>
       <w:r>
         <w:t>14. Certification Status</w:t>
       </w:r>
@@ -10447,6 +10569,7 @@
               <w:rPr>
                 <w:sz w:val="19"/>
               </w:rPr>
+              <w:lastRenderedPageBreak/>
               <w:t>Certification route</w:t>
             </w:r>
           </w:p>
@@ -10520,14 +10643,7 @@
               <w:rPr>
                 <w:sz w:val="19"/>
               </w:rPr>
-              <w:t xml:space="preserve">Cannot be finalized until the above </w:t>
-            </w:r>
-            <w:r>
-              <w:rPr>
-                <w:sz w:val="19"/>
-              </w:rPr>
-              <w:lastRenderedPageBreak/>
-              <w:t>parameters are confirmed by the ExCB</w:t>
+              <w:t>Cannot be finalized until the above parameters are confirmed by the ExCB</w:t>
             </w:r>
           </w:p>
         </w:tc>
@@ -10546,7 +10662,6 @@
                 <w:color w:val="B23A3A"/>
                 <w:sz w:val="19"/>
               </w:rPr>
-              <w:lastRenderedPageBreak/>
               <w:t>Not yet available</w:t>
             </w:r>
           </w:p>
@@ -10567,7 +10682,7 @@
       <w:pPr>
         <w:pStyle w:val="Heading1"/>
       </w:pPr>
-      <w:bookmarkStart w:id="23" w:name="_Toc240981277"/>
+      <w:bookmarkStart w:id="23" w:name="_Toc240982791"/>
       <w:r>
         <w:t>15. Warranty</w:t>
       </w:r>
@@ -10582,7 +10697,7 @@
       <w:pPr>
         <w:pStyle w:val="Heading1"/>
       </w:pPr>
-      <w:bookmarkStart w:id="24" w:name="_Toc240981278"/>
+      <w:bookmarkStart w:id="24" w:name="_Toc240982792"/>
       <w:r>
         <w:t>16. Service Life</w:t>
       </w:r>
@@ -10597,7 +10712,7 @@
       <w:pPr>
         <w:pStyle w:val="Heading1"/>
       </w:pPr>
-      <w:bookmarkStart w:id="25" w:name="_Toc240981279"/>
+      <w:bookmarkStart w:id="25" w:name="_Toc240982793"/>
       <w:r>
         <w:t>17. Glossary</w:t>
       </w:r>
@@ -10956,7 +11071,14 @@
               <w:rPr>
                 <w:sz w:val="19"/>
               </w:rPr>
-              <w:t>A classification (T1–T6) of the maximum surface temperature that equipment may reach, to avoid igniting a surrounding explosive atmosphere.</w:t>
+              <w:t xml:space="preserve">A classification (T1–T6) of the maximum surface </w:t>
+            </w:r>
+            <w:r>
+              <w:rPr>
+                <w:sz w:val="19"/>
+              </w:rPr>
+              <w:lastRenderedPageBreak/>
+              <w:t>temperature that equipment may reach, to avoid igniting a surrounding explosive atmosphere.</w:t>
             </w:r>
           </w:p>
         </w:tc>
@@ -10977,6 +11099,7 @@
               <w:rPr>
                 <w:sz w:val="19"/>
               </w:rPr>
+              <w:lastRenderedPageBreak/>
               <w:t>LEL</w:t>
             </w:r>
           </w:p>
@@ -10993,14 +11116,7 @@
               <w:rPr>
                 <w:sz w:val="19"/>
               </w:rPr>
-              <w:t xml:space="preserve">Lower Explosive Limit — the lowest concentration of a </w:t>
-            </w:r>
-            <w:r>
-              <w:rPr>
-                <w:sz w:val="19"/>
-              </w:rPr>
-              <w:lastRenderedPageBreak/>
-              <w:t>flammable gas that will ignite when mixed with air.</w:t>
+              <w:t>Lower Explosive Limit — the lowest concentration of a flammable gas that will ignite when mixed with air.</w:t>
             </w:r>
           </w:p>
         </w:tc>
@@ -11022,7 +11138,6 @@
               <w:rPr>
                 <w:sz w:val="19"/>
               </w:rPr>
-              <w:lastRenderedPageBreak/>
               <w:t>RSSI</w:t>
             </w:r>
           </w:p>
@@ -11114,7 +11229,7 @@
         <w:color w:val="5B5B5B"/>
         <w:sz w:val="16"/>
       </w:rPr>
-      <w:t>LGU/GLD/INSTR-MAN/2026-001  ·  Rev. 0.6</w:t>
+      <w:t>LGU/GLD/INSTR-MAN/2026-001  ·  Rev. 0.8</w:t>
     </w:r>
     <w:r>
       <w:rPr>
@@ -11421,31 +11536,31 @@
       </w:rPr>
     </w:lvl>
   </w:abstractNum>
-  <w:num w:numId="1" w16cid:durableId="742029715">
+  <w:num w:numId="1" w16cid:durableId="251401136">
     <w:abstractNumId w:val="8"/>
   </w:num>
-  <w:num w:numId="2" w16cid:durableId="799807537">
+  <w:num w:numId="2" w16cid:durableId="1637176294">
     <w:abstractNumId w:val="6"/>
   </w:num>
-  <w:num w:numId="3" w16cid:durableId="1477841446">
+  <w:num w:numId="3" w16cid:durableId="1159492548">
     <w:abstractNumId w:val="5"/>
   </w:num>
-  <w:num w:numId="4" w16cid:durableId="1659185969">
+  <w:num w:numId="4" w16cid:durableId="100496462">
     <w:abstractNumId w:val="4"/>
   </w:num>
-  <w:num w:numId="5" w16cid:durableId="817068018">
+  <w:num w:numId="5" w16cid:durableId="849414932">
     <w:abstractNumId w:val="7"/>
   </w:num>
-  <w:num w:numId="6" w16cid:durableId="1591889721">
+  <w:num w:numId="6" w16cid:durableId="1789398345">
     <w:abstractNumId w:val="3"/>
   </w:num>
-  <w:num w:numId="7" w16cid:durableId="1601839018">
+  <w:num w:numId="7" w16cid:durableId="769394770">
     <w:abstractNumId w:val="2"/>
   </w:num>
-  <w:num w:numId="8" w16cid:durableId="1057972143">
+  <w:num w:numId="8" w16cid:durableId="22705693">
     <w:abstractNumId w:val="1"/>
   </w:num>
-  <w:num w:numId="9" w16cid:durableId="502280674">
+  <w:num w:numId="9" w16cid:durableId="167447429">
     <w:abstractNumId w:val="0"/>
   </w:num>
 </w:numbering>
@@ -22857,7 +22972,7 @@
     <w:autoRedefine/>
     <w:uiPriority w:val="39"/>
     <w:unhideWhenUsed/>
-    <w:rsid w:val="00CE2548"/>
+    <w:rsid w:val="00FB4170"/>
     <w:pPr>
       <w:spacing w:after="100"/>
     </w:pPr>
@@ -22869,7 +22984,7 @@
     <w:autoRedefine/>
     <w:uiPriority w:val="39"/>
     <w:unhideWhenUsed/>
-    <w:rsid w:val="00CE2548"/>
+    <w:rsid w:val="00FB4170"/>
     <w:pPr>
       <w:spacing w:after="100"/>
       <w:ind w:left="210"/>
@@ -22880,7 +22995,7 @@
     <w:basedOn w:val="DefaultParagraphFont"/>
     <w:uiPriority w:val="99"/>
     <w:unhideWhenUsed/>
-    <w:rsid w:val="00CE2548"/>
+    <w:rsid w:val="00FB4170"/>
     <w:rPr>
       <w:color w:val="0000FF" w:themeColor="hyperlink"/>
       <w:u w:val="single"/>

--- a/Deliverables/Instruction_Manual_GLD.docx
+++ b/Deliverables/Instruction_Manual_GLD.docx
@@ -216,7 +216,7 @@
               <w:rPr>
                 <w:sz w:val="20"/>
               </w:rPr>
-              <w:t>0.8 (Working Draft)</w:t>
+              <w:t>0.9 (Working Draft)</w:t>
             </w:r>
           </w:p>
         </w:tc>
@@ -253,7 +253,7 @@
               <w:rPr>
                 <w:sz w:val="20"/>
               </w:rPr>
-              <w:t>22 September 2026</w:t>
+              <w:t>24 September 2026</w:t>
             </w:r>
           </w:p>
         </w:tc>
@@ -1001,6 +1001,59 @@
                 <w:sz w:val="19"/>
               </w:rPr>
               <w:t>“L-bracket” terminology corrected throughout to “U-bolt mounting plate” (Sections 3, 4, 5), matching the actual CAD drawing (a flat 250×250 mm plate secured by 2× U-bolts — not an angled/L-shaped bracket).</w:t>
+            </w:r>
+          </w:p>
+        </w:tc>
+      </w:tr>
+      <w:tr>
+        <w:trPr>
+          <w:jc w:val="center"/>
+        </w:trPr>
+        <w:tc>
+          <w:tcPr>
+            <w:tcW w:w="1296" w:type="dxa"/>
+          </w:tcPr>
+          <w:p>
+            <w:pPr>
+              <w:spacing w:after="40"/>
+            </w:pPr>
+            <w:r>
+              <w:rPr>
+                <w:sz w:val="19"/>
+              </w:rPr>
+              <w:t>0.9</w:t>
+            </w:r>
+          </w:p>
+        </w:tc>
+        <w:tc>
+          <w:tcPr>
+            <w:tcW w:w="1584" w:type="dxa"/>
+          </w:tcPr>
+          <w:p>
+            <w:pPr>
+              <w:spacing w:after="40"/>
+            </w:pPr>
+            <w:r>
+              <w:rPr>
+                <w:sz w:val="19"/>
+              </w:rPr>
+              <w:t>24 Sep 2026</w:t>
+            </w:r>
+          </w:p>
+        </w:tc>
+        <w:tc>
+          <w:tcPr>
+            <w:tcW w:w="6480" w:type="dxa"/>
+          </w:tcPr>
+          <w:p>
+            <w:pPr>
+              <w:spacing w:after="40"/>
+            </w:pPr>
+            <w:r>
+              <w:rPr>
+                <w:sz w:val="19"/>
+              </w:rPr>
+              <w:t>Weight, operating temperature, and operating humidity (Sections 4, 13) updated to 2.378 kg, −20°C to +60°C, and 5–95% RH respectively, per current project specification data.</w:t>
             </w:r>
           </w:p>
         </w:tc>
@@ -1049,7 +1102,7 @@
       <w:r>
         <w:fldChar w:fldCharType="separate"/>
       </w:r>
-      <w:hyperlink w:anchor="_Toc240982768" w:history="1">
+      <w:hyperlink w:anchor="_Toc241185794" w:history="1">
         <w:r>
           <w:rPr>
             <w:rStyle w:val="Hyperlink"/>
@@ -1076,7 +1129,7 @@
             <w:noProof/>
             <w:webHidden/>
           </w:rPr>
-          <w:instrText xml:space="preserve"> PAGEREF _Toc240982768 \h </w:instrText>
+          <w:instrText xml:space="preserve"> PAGEREF _Toc241185794 \h </w:instrText>
         </w:r>
         <w:r>
           <w:rPr>
@@ -1117,7 +1170,7 @@
           <w:noProof/>
         </w:rPr>
       </w:pPr>
-      <w:hyperlink w:anchor="_Toc240982769" w:history="1">
+      <w:hyperlink w:anchor="_Toc241185795" w:history="1">
         <w:r>
           <w:rPr>
             <w:rStyle w:val="Hyperlink"/>
@@ -1144,7 +1197,7 @@
             <w:noProof/>
             <w:webHidden/>
           </w:rPr>
-          <w:instrText xml:space="preserve"> PAGEREF _Toc240982769 \h </w:instrText>
+          <w:instrText xml:space="preserve"> PAGEREF _Toc241185795 \h </w:instrText>
         </w:r>
         <w:r>
           <w:rPr>
@@ -1185,7 +1238,7 @@
           <w:noProof/>
         </w:rPr>
       </w:pPr>
-      <w:hyperlink w:anchor="_Toc240982770" w:history="1">
+      <w:hyperlink w:anchor="_Toc241185796" w:history="1">
         <w:r>
           <w:rPr>
             <w:rStyle w:val="Hyperlink"/>
@@ -1212,7 +1265,7 @@
             <w:noProof/>
             <w:webHidden/>
           </w:rPr>
-          <w:instrText xml:space="preserve"> PAGEREF _Toc240982770 \h </w:instrText>
+          <w:instrText xml:space="preserve"> PAGEREF _Toc241185796 \h </w:instrText>
         </w:r>
         <w:r>
           <w:rPr>
@@ -1253,7 +1306,7 @@
           <w:noProof/>
         </w:rPr>
       </w:pPr>
-      <w:hyperlink w:anchor="_Toc240982771" w:history="1">
+      <w:hyperlink w:anchor="_Toc241185797" w:history="1">
         <w:r>
           <w:rPr>
             <w:rStyle w:val="Hyperlink"/>
@@ -1280,7 +1333,7 @@
             <w:noProof/>
             <w:webHidden/>
           </w:rPr>
-          <w:instrText xml:space="preserve"> PAGEREF _Toc240982771 \h </w:instrText>
+          <w:instrText xml:space="preserve"> PAGEREF _Toc241185797 \h </w:instrText>
         </w:r>
         <w:r>
           <w:rPr>
@@ -1321,7 +1374,7 @@
           <w:noProof/>
         </w:rPr>
       </w:pPr>
-      <w:hyperlink w:anchor="_Toc240982772" w:history="1">
+      <w:hyperlink w:anchor="_Toc241185798" w:history="1">
         <w:r>
           <w:rPr>
             <w:rStyle w:val="Hyperlink"/>
@@ -1348,7 +1401,7 @@
             <w:noProof/>
             <w:webHidden/>
           </w:rPr>
-          <w:instrText xml:space="preserve"> PAGEREF _Toc240982772 \h </w:instrText>
+          <w:instrText xml:space="preserve"> PAGEREF _Toc241185798 \h </w:instrText>
         </w:r>
         <w:r>
           <w:rPr>
@@ -1389,7 +1442,7 @@
           <w:noProof/>
         </w:rPr>
       </w:pPr>
-      <w:hyperlink w:anchor="_Toc240982773" w:history="1">
+      <w:hyperlink w:anchor="_Toc241185799" w:history="1">
         <w:r>
           <w:rPr>
             <w:rStyle w:val="Hyperlink"/>
@@ -1416,7 +1469,7 @@
             <w:noProof/>
             <w:webHidden/>
           </w:rPr>
-          <w:instrText xml:space="preserve"> PAGEREF _Toc240982773 \h </w:instrText>
+          <w:instrText xml:space="preserve"> PAGEREF _Toc241185799 \h </w:instrText>
         </w:r>
         <w:r>
           <w:rPr>
@@ -1457,7 +1510,7 @@
           <w:noProof/>
         </w:rPr>
       </w:pPr>
-      <w:hyperlink w:anchor="_Toc240982774" w:history="1">
+      <w:hyperlink w:anchor="_Toc241185800" w:history="1">
         <w:r>
           <w:rPr>
             <w:rStyle w:val="Hyperlink"/>
@@ -1484,7 +1537,7 @@
             <w:noProof/>
             <w:webHidden/>
           </w:rPr>
-          <w:instrText xml:space="preserve"> PAGEREF _Toc240982774 \h </w:instrText>
+          <w:instrText xml:space="preserve"> PAGEREF _Toc241185800 \h </w:instrText>
         </w:r>
         <w:r>
           <w:rPr>
@@ -1525,7 +1578,7 @@
           <w:noProof/>
         </w:rPr>
       </w:pPr>
-      <w:hyperlink w:anchor="_Toc240982775" w:history="1">
+      <w:hyperlink w:anchor="_Toc241185801" w:history="1">
         <w:r>
           <w:rPr>
             <w:rStyle w:val="Hyperlink"/>
@@ -1552,7 +1605,7 @@
             <w:noProof/>
             <w:webHidden/>
           </w:rPr>
-          <w:instrText xml:space="preserve"> PAGEREF _Toc240982775 \h </w:instrText>
+          <w:instrText xml:space="preserve"> PAGEREF _Toc241185801 \h </w:instrText>
         </w:r>
         <w:r>
           <w:rPr>
@@ -1593,7 +1646,7 @@
           <w:noProof/>
         </w:rPr>
       </w:pPr>
-      <w:hyperlink w:anchor="_Toc240982776" w:history="1">
+      <w:hyperlink w:anchor="_Toc241185802" w:history="1">
         <w:r>
           <w:rPr>
             <w:rStyle w:val="Hyperlink"/>
@@ -1620,7 +1673,7 @@
             <w:noProof/>
             <w:webHidden/>
           </w:rPr>
-          <w:instrText xml:space="preserve"> PAGEREF _Toc240982776 \h </w:instrText>
+          <w:instrText xml:space="preserve"> PAGEREF _Toc241185802 \h </w:instrText>
         </w:r>
         <w:r>
           <w:rPr>
@@ -1661,7 +1714,7 @@
           <w:noProof/>
         </w:rPr>
       </w:pPr>
-      <w:hyperlink w:anchor="_Toc240982777" w:history="1">
+      <w:hyperlink w:anchor="_Toc241185803" w:history="1">
         <w:r>
           <w:rPr>
             <w:rStyle w:val="Hyperlink"/>
@@ -1688,7 +1741,7 @@
             <w:noProof/>
             <w:webHidden/>
           </w:rPr>
-          <w:instrText xml:space="preserve"> PAGEREF _Toc240982777 \h </w:instrText>
+          <w:instrText xml:space="preserve"> PAGEREF _Toc241185803 \h </w:instrText>
         </w:r>
         <w:r>
           <w:rPr>
@@ -1729,7 +1782,7 @@
           <w:noProof/>
         </w:rPr>
       </w:pPr>
-      <w:hyperlink w:anchor="_Toc240982778" w:history="1">
+      <w:hyperlink w:anchor="_Toc241185804" w:history="1">
         <w:r>
           <w:rPr>
             <w:rStyle w:val="Hyperlink"/>
@@ -1756,7 +1809,7 @@
             <w:noProof/>
             <w:webHidden/>
           </w:rPr>
-          <w:instrText xml:space="preserve"> PAGEREF _Toc240982778 \h </w:instrText>
+          <w:instrText xml:space="preserve"> PAGEREF _Toc241185804 \h </w:instrText>
         </w:r>
         <w:r>
           <w:rPr>
@@ -1797,7 +1850,7 @@
           <w:noProof/>
         </w:rPr>
       </w:pPr>
-      <w:hyperlink w:anchor="_Toc240982779" w:history="1">
+      <w:hyperlink w:anchor="_Toc241185805" w:history="1">
         <w:r>
           <w:rPr>
             <w:rStyle w:val="Hyperlink"/>
@@ -1824,7 +1877,7 @@
             <w:noProof/>
             <w:webHidden/>
           </w:rPr>
-          <w:instrText xml:space="preserve"> PAGEREF _Toc240982779 \h </w:instrText>
+          <w:instrText xml:space="preserve"> PAGEREF _Toc241185805 \h </w:instrText>
         </w:r>
         <w:r>
           <w:rPr>
@@ -1865,7 +1918,7 @@
           <w:noProof/>
         </w:rPr>
       </w:pPr>
-      <w:hyperlink w:anchor="_Toc240982780" w:history="1">
+      <w:hyperlink w:anchor="_Toc241185806" w:history="1">
         <w:r>
           <w:rPr>
             <w:rStyle w:val="Hyperlink"/>
@@ -1892,7 +1945,7 @@
             <w:noProof/>
             <w:webHidden/>
           </w:rPr>
-          <w:instrText xml:space="preserve"> PAGEREF _Toc240982780 \h </w:instrText>
+          <w:instrText xml:space="preserve"> PAGEREF _Toc241185806 \h </w:instrText>
         </w:r>
         <w:r>
           <w:rPr>
@@ -1933,7 +1986,7 @@
           <w:noProof/>
         </w:rPr>
       </w:pPr>
-      <w:hyperlink w:anchor="_Toc240982781" w:history="1">
+      <w:hyperlink w:anchor="_Toc241185807" w:history="1">
         <w:r>
           <w:rPr>
             <w:rStyle w:val="Hyperlink"/>
@@ -1960,7 +2013,7 @@
             <w:noProof/>
             <w:webHidden/>
           </w:rPr>
-          <w:instrText xml:space="preserve"> PAGEREF _Toc240982781 \h </w:instrText>
+          <w:instrText xml:space="preserve"> PAGEREF _Toc241185807 \h </w:instrText>
         </w:r>
         <w:r>
           <w:rPr>
@@ -2001,7 +2054,7 @@
           <w:noProof/>
         </w:rPr>
       </w:pPr>
-      <w:hyperlink w:anchor="_Toc240982782" w:history="1">
+      <w:hyperlink w:anchor="_Toc241185808" w:history="1">
         <w:r>
           <w:rPr>
             <w:rStyle w:val="Hyperlink"/>
@@ -2028,7 +2081,7 @@
             <w:noProof/>
             <w:webHidden/>
           </w:rPr>
-          <w:instrText xml:space="preserve"> PAGEREF _Toc240982782 \h </w:instrText>
+          <w:instrText xml:space="preserve"> PAGEREF _Toc241185808 \h </w:instrText>
         </w:r>
         <w:r>
           <w:rPr>
@@ -2069,7 +2122,7 @@
           <w:noProof/>
         </w:rPr>
       </w:pPr>
-      <w:hyperlink w:anchor="_Toc240982783" w:history="1">
+      <w:hyperlink w:anchor="_Toc241185809" w:history="1">
         <w:r>
           <w:rPr>
             <w:rStyle w:val="Hyperlink"/>
@@ -2096,7 +2149,7 @@
             <w:noProof/>
             <w:webHidden/>
           </w:rPr>
-          <w:instrText xml:space="preserve"> PAGEREF _Toc240982783 \h </w:instrText>
+          <w:instrText xml:space="preserve"> PAGEREF _Toc241185809 \h </w:instrText>
         </w:r>
         <w:r>
           <w:rPr>
@@ -2137,7 +2190,7 @@
           <w:noProof/>
         </w:rPr>
       </w:pPr>
-      <w:hyperlink w:anchor="_Toc240982784" w:history="1">
+      <w:hyperlink w:anchor="_Toc241185810" w:history="1">
         <w:r>
           <w:rPr>
             <w:rStyle w:val="Hyperlink"/>
@@ -2164,7 +2217,7 @@
             <w:noProof/>
             <w:webHidden/>
           </w:rPr>
-          <w:instrText xml:space="preserve"> PAGEREF _Toc240982784 \h </w:instrText>
+          <w:instrText xml:space="preserve"> PAGEREF _Toc241185810 \h </w:instrText>
         </w:r>
         <w:r>
           <w:rPr>
@@ -2205,7 +2258,7 @@
           <w:noProof/>
         </w:rPr>
       </w:pPr>
-      <w:hyperlink w:anchor="_Toc240982785" w:history="1">
+      <w:hyperlink w:anchor="_Toc241185811" w:history="1">
         <w:r>
           <w:rPr>
             <w:rStyle w:val="Hyperlink"/>
@@ -2232,7 +2285,7 @@
             <w:noProof/>
             <w:webHidden/>
           </w:rPr>
-          <w:instrText xml:space="preserve"> PAGEREF _Toc240982785 \h </w:instrText>
+          <w:instrText xml:space="preserve"> PAGEREF _Toc241185811 \h </w:instrText>
         </w:r>
         <w:r>
           <w:rPr>
@@ -2273,7 +2326,7 @@
           <w:noProof/>
         </w:rPr>
       </w:pPr>
-      <w:hyperlink w:anchor="_Toc240982786" w:history="1">
+      <w:hyperlink w:anchor="_Toc241185812" w:history="1">
         <w:r>
           <w:rPr>
             <w:rStyle w:val="Hyperlink"/>
@@ -2300,7 +2353,7 @@
             <w:noProof/>
             <w:webHidden/>
           </w:rPr>
-          <w:instrText xml:space="preserve"> PAGEREF _Toc240982786 \h </w:instrText>
+          <w:instrText xml:space="preserve"> PAGEREF _Toc241185812 \h </w:instrText>
         </w:r>
         <w:r>
           <w:rPr>
@@ -2341,7 +2394,7 @@
           <w:noProof/>
         </w:rPr>
       </w:pPr>
-      <w:hyperlink w:anchor="_Toc240982787" w:history="1">
+      <w:hyperlink w:anchor="_Toc241185813" w:history="1">
         <w:r>
           <w:rPr>
             <w:rStyle w:val="Hyperlink"/>
@@ -2368,7 +2421,7 @@
             <w:noProof/>
             <w:webHidden/>
           </w:rPr>
-          <w:instrText xml:space="preserve"> PAGEREF _Toc240982787 \h </w:instrText>
+          <w:instrText xml:space="preserve"> PAGEREF _Toc241185813 \h </w:instrText>
         </w:r>
         <w:r>
           <w:rPr>
@@ -2409,7 +2462,7 @@
           <w:noProof/>
         </w:rPr>
       </w:pPr>
-      <w:hyperlink w:anchor="_Toc240982788" w:history="1">
+      <w:hyperlink w:anchor="_Toc241185814" w:history="1">
         <w:r>
           <w:rPr>
             <w:rStyle w:val="Hyperlink"/>
@@ -2436,7 +2489,7 @@
             <w:noProof/>
             <w:webHidden/>
           </w:rPr>
-          <w:instrText xml:space="preserve"> PAGEREF _Toc240982788 \h </w:instrText>
+          <w:instrText xml:space="preserve"> PAGEREF _Toc241185814 \h </w:instrText>
         </w:r>
         <w:r>
           <w:rPr>
@@ -2477,7 +2530,7 @@
           <w:noProof/>
         </w:rPr>
       </w:pPr>
-      <w:hyperlink w:anchor="_Toc240982789" w:history="1">
+      <w:hyperlink w:anchor="_Toc241185815" w:history="1">
         <w:r>
           <w:rPr>
             <w:rStyle w:val="Hyperlink"/>
@@ -2504,7 +2557,7 @@
             <w:noProof/>
             <w:webHidden/>
           </w:rPr>
-          <w:instrText xml:space="preserve"> PAGEREF _Toc240982789 \h </w:instrText>
+          <w:instrText xml:space="preserve"> PAGEREF _Toc241185815 \h </w:instrText>
         </w:r>
         <w:r>
           <w:rPr>
@@ -2545,7 +2598,7 @@
           <w:noProof/>
         </w:rPr>
       </w:pPr>
-      <w:hyperlink w:anchor="_Toc240982790" w:history="1">
+      <w:hyperlink w:anchor="_Toc241185816" w:history="1">
         <w:r>
           <w:rPr>
             <w:rStyle w:val="Hyperlink"/>
@@ -2572,7 +2625,7 @@
             <w:noProof/>
             <w:webHidden/>
           </w:rPr>
-          <w:instrText xml:space="preserve"> PAGEREF _Toc240982790 \h </w:instrText>
+          <w:instrText xml:space="preserve"> PAGEREF _Toc241185816 \h </w:instrText>
         </w:r>
         <w:r>
           <w:rPr>
@@ -2613,7 +2666,7 @@
           <w:noProof/>
         </w:rPr>
       </w:pPr>
-      <w:hyperlink w:anchor="_Toc240982791" w:history="1">
+      <w:hyperlink w:anchor="_Toc241185817" w:history="1">
         <w:r>
           <w:rPr>
             <w:rStyle w:val="Hyperlink"/>
@@ -2640,7 +2693,7 @@
             <w:noProof/>
             <w:webHidden/>
           </w:rPr>
-          <w:instrText xml:space="preserve"> PAGEREF _Toc240982791 \h </w:instrText>
+          <w:instrText xml:space="preserve"> PAGEREF _Toc241185817 \h </w:instrText>
         </w:r>
         <w:r>
           <w:rPr>
@@ -2681,7 +2734,7 @@
           <w:noProof/>
         </w:rPr>
       </w:pPr>
-      <w:hyperlink w:anchor="_Toc240982792" w:history="1">
+      <w:hyperlink w:anchor="_Toc241185818" w:history="1">
         <w:r>
           <w:rPr>
             <w:rStyle w:val="Hyperlink"/>
@@ -2708,7 +2761,7 @@
             <w:noProof/>
             <w:webHidden/>
           </w:rPr>
-          <w:instrText xml:space="preserve"> PAGEREF _Toc240982792 \h </w:instrText>
+          <w:instrText xml:space="preserve"> PAGEREF _Toc241185818 \h </w:instrText>
         </w:r>
         <w:r>
           <w:rPr>
@@ -2749,7 +2802,7 @@
           <w:noProof/>
         </w:rPr>
       </w:pPr>
-      <w:hyperlink w:anchor="_Toc240982793" w:history="1">
+      <w:hyperlink w:anchor="_Toc241185819" w:history="1">
         <w:r>
           <w:rPr>
             <w:rStyle w:val="Hyperlink"/>
@@ -2776,7 +2829,7 @@
             <w:noProof/>
             <w:webHidden/>
           </w:rPr>
-          <w:instrText xml:space="preserve"> PAGEREF _Toc240982793 \h </w:instrText>
+          <w:instrText xml:space="preserve"> PAGEREF _Toc241185819 \h </w:instrText>
         </w:r>
         <w:r>
           <w:rPr>
@@ -2821,7 +2874,7 @@
       <w:pPr>
         <w:pStyle w:val="Heading1"/>
       </w:pPr>
-      <w:bookmarkStart w:id="0" w:name="_Toc240982768"/>
+      <w:bookmarkStart w:id="0" w:name="_Toc241185794"/>
       <w:r>
         <w:lastRenderedPageBreak/>
         <w:t>1. Introduction</w:t>
@@ -2867,7 +2920,7 @@
       <w:pPr>
         <w:pStyle w:val="Heading1"/>
       </w:pPr>
-      <w:bookmarkStart w:id="1" w:name="_Toc240982769"/>
+      <w:bookmarkStart w:id="1" w:name="_Toc241185795"/>
       <w:r>
         <w:t>2. Safety Precautions</w:t>
       </w:r>
@@ -3325,7 +3378,7 @@
       <w:pPr>
         <w:pStyle w:val="Heading1"/>
       </w:pPr>
-      <w:bookmarkStart w:id="2" w:name="_Toc240982770"/>
+      <w:bookmarkStart w:id="2" w:name="_Toc241185796"/>
       <w:r>
         <w:t>3. Package Contents</w:t>
       </w:r>
@@ -3703,7 +3756,7 @@
       <w:pPr>
         <w:pStyle w:val="Heading1"/>
       </w:pPr>
-      <w:bookmarkStart w:id="3" w:name="_Toc240982771"/>
+      <w:bookmarkStart w:id="3" w:name="_Toc241185797"/>
       <w:r>
         <w:lastRenderedPageBreak/>
         <w:t>4. External Dimensions and Nomenclature</w:t>
@@ -3745,7 +3798,7 @@
         <w:rPr>
           <w:b/>
         </w:rPr>
-        <w:t>2.3 kg</w:t>
+        <w:t>2.378 kg</w:t>
       </w:r>
       <w:r>
         <w:t xml:space="preserve"> (project-confirmed value; not yet verified against a calibrated weighing record). Enclosure material: aluminum alloy (</w:t>
@@ -3769,7 +3822,7 @@
           <w:noProof/>
         </w:rPr>
         <w:drawing>
-          <wp:inline distT="0" distB="0" distL="0" distR="0" wp14:anchorId="38947BA6" wp14:editId="33585537">
+          <wp:inline distT="0" distB="0" distL="0" distR="0" wp14:anchorId="3BD26E6F" wp14:editId="12E36E58">
             <wp:extent cx="1435109" cy="2377440"/>
             <wp:effectExtent l="0" t="0" r="0" b="0"/>
             <wp:docPr id="1" name="Picture 1"/>
@@ -3827,7 +3880,7 @@
           <w:noProof/>
         </w:rPr>
         <w:drawing>
-          <wp:inline distT="0" distB="0" distL="0" distR="0" wp14:anchorId="5EC9E483" wp14:editId="02506503">
+          <wp:inline distT="0" distB="0" distL="0" distR="0" wp14:anchorId="3A0CED87" wp14:editId="1D01196E">
             <wp:extent cx="1783080" cy="2377440"/>
             <wp:effectExtent l="0" t="0" r="0" b="0"/>
             <wp:docPr id="2" name="Picture 2"/>
@@ -3880,7 +3933,7 @@
       <w:pPr>
         <w:pStyle w:val="Heading2"/>
       </w:pPr>
-      <w:bookmarkStart w:id="4" w:name="_Toc240982772"/>
+      <w:bookmarkStart w:id="4" w:name="_Toc241185798"/>
       <w:r>
         <w:t>4.1 Enclosure Reference Drawings</w:t>
       </w:r>
@@ -3901,7 +3954,7 @@
         </w:rPr>
         <w:lastRenderedPageBreak/>
         <w:drawing>
-          <wp:inline distT="0" distB="0" distL="0" distR="0" wp14:anchorId="613FDB63" wp14:editId="69D040C1">
+          <wp:inline distT="0" distB="0" distL="0" distR="0" wp14:anchorId="4E394C14" wp14:editId="0728812C">
             <wp:extent cx="5669280" cy="3188136"/>
             <wp:effectExtent l="0" t="0" r="0" b="0"/>
             <wp:docPr id="3" name="Picture 3"/>
@@ -3985,7 +4038,7 @@
           <w:noProof/>
         </w:rPr>
         <w:drawing>
-          <wp:inline distT="0" distB="0" distL="0" distR="0" wp14:anchorId="75510A25" wp14:editId="40FF2C12">
+          <wp:inline distT="0" distB="0" distL="0" distR="0" wp14:anchorId="37F029A9" wp14:editId="137B0679">
             <wp:extent cx="5669280" cy="4005179"/>
             <wp:effectExtent l="0" t="0" r="0" b="0"/>
             <wp:docPr id="4" name="Picture 4"/>
@@ -4397,7 +4450,7 @@
       <w:pPr>
         <w:pStyle w:val="Heading1"/>
       </w:pPr>
-      <w:bookmarkStart w:id="5" w:name="_Toc240982773"/>
+      <w:bookmarkStart w:id="5" w:name="_Toc241185799"/>
       <w:r>
         <w:t>5. Installation</w:t>
       </w:r>
@@ -4407,7 +4460,7 @@
       <w:pPr>
         <w:pStyle w:val="Heading2"/>
       </w:pPr>
-      <w:bookmarkStart w:id="6" w:name="_Toc240982774"/>
+      <w:bookmarkStart w:id="6" w:name="_Toc241185800"/>
       <w:r>
         <w:t>5.1 Mounting Method</w:t>
       </w:r>
@@ -5086,7 +5139,7 @@
           <w:noProof/>
         </w:rPr>
         <w:drawing>
-          <wp:inline distT="0" distB="0" distL="0" distR="0" wp14:anchorId="184A877B" wp14:editId="7E3C4475">
+          <wp:inline distT="0" distB="0" distL="0" distR="0" wp14:anchorId="71B40DC5" wp14:editId="23813927">
             <wp:extent cx="5669280" cy="3847707"/>
             <wp:effectExtent l="0" t="0" r="0" b="0"/>
             <wp:docPr id="5" name="Picture 5"/>
@@ -5246,7 +5299,7 @@
       <w:pPr>
         <w:pStyle w:val="Heading2"/>
       </w:pPr>
-      <w:bookmarkStart w:id="7" w:name="_Toc240982775"/>
+      <w:bookmarkStart w:id="7" w:name="_Toc241185801"/>
       <w:r>
         <w:t>5.2 Mounting Location and Height</w:t>
       </w:r>
@@ -5444,7 +5497,7 @@
       <w:pPr>
         <w:pStyle w:val="Heading1"/>
       </w:pPr>
-      <w:bookmarkStart w:id="8" w:name="_Toc240982776"/>
+      <w:bookmarkStart w:id="8" w:name="_Toc241185802"/>
       <w:r>
         <w:t>6. Power Supply and Wiring</w:t>
       </w:r>
@@ -6140,7 +6193,7 @@
       <w:pPr>
         <w:pStyle w:val="Heading1"/>
       </w:pPr>
-      <w:bookmarkStart w:id="9" w:name="_Toc240982777"/>
+      <w:bookmarkStart w:id="9" w:name="_Toc241185803"/>
       <w:r>
         <w:t>7. Communication and Network</w:t>
       </w:r>
@@ -6651,7 +6704,7 @@
       <w:pPr>
         <w:pStyle w:val="Heading1"/>
       </w:pPr>
-      <w:bookmarkStart w:id="10" w:name="_Toc240982778"/>
+      <w:bookmarkStart w:id="10" w:name="_Toc241185804"/>
       <w:r>
         <w:t>8. Precautions Before Use</w:t>
       </w:r>
@@ -6716,7 +6769,7 @@
       <w:pPr>
         <w:pStyle w:val="Heading2"/>
       </w:pPr>
-      <w:bookmarkStart w:id="11" w:name="_Toc240982779"/>
+      <w:bookmarkStart w:id="11" w:name="_Toc241185805"/>
       <w:r>
         <w:t>In Case of a Gas Leak Alarm</w:t>
       </w:r>
@@ -6842,7 +6895,7 @@
       <w:pPr>
         <w:pStyle w:val="Heading1"/>
       </w:pPr>
-      <w:bookmarkStart w:id="12" w:name="_Toc240982780"/>
+      <w:bookmarkStart w:id="12" w:name="_Toc241185806"/>
       <w:r>
         <w:t>9. Gas Detection and Alarm Operation</w:t>
       </w:r>
@@ -6987,7 +7040,7 @@
       <w:pPr>
         <w:pStyle w:val="Heading2"/>
       </w:pPr>
-      <w:bookmarkStart w:id="13" w:name="_Toc240982781"/>
+      <w:bookmarkStart w:id="13" w:name="_Toc241185807"/>
       <w:r>
         <w:t>9.1 Operating Modes</w:t>
       </w:r>
@@ -7299,7 +7352,7 @@
       <w:pPr>
         <w:pStyle w:val="Heading1"/>
       </w:pPr>
-      <w:bookmarkStart w:id="14" w:name="_Toc240982782"/>
+      <w:bookmarkStart w:id="14" w:name="_Toc241185808"/>
       <w:r>
         <w:t>10. Status Indication and Fault Conditions</w:t>
       </w:r>
@@ -7357,7 +7410,7 @@
       <w:pPr>
         <w:pStyle w:val="Heading1"/>
       </w:pPr>
-      <w:bookmarkStart w:id="15" w:name="_Toc240982783"/>
+      <w:bookmarkStart w:id="15" w:name="_Toc241185809"/>
       <w:r>
         <w:t>11. Maintenance and Inspection</w:t>
       </w:r>
@@ -7367,7 +7420,7 @@
       <w:pPr>
         <w:pStyle w:val="Heading2"/>
       </w:pPr>
-      <w:bookmarkStart w:id="16" w:name="_Toc240982784"/>
+      <w:bookmarkStart w:id="16" w:name="_Toc241185810"/>
       <w:r>
         <w:t>11.1 Periodic Inspection</w:t>
       </w:r>
@@ -7639,7 +7692,7 @@
       <w:pPr>
         <w:pStyle w:val="Heading2"/>
       </w:pPr>
-      <w:bookmarkStart w:id="17" w:name="_Toc240982785"/>
+      <w:bookmarkStart w:id="17" w:name="_Toc241185811"/>
       <w:r>
         <w:t>11.2 Sensor Response Verification</w:t>
       </w:r>
@@ -7671,7 +7724,7 @@
       <w:pPr>
         <w:pStyle w:val="Heading2"/>
       </w:pPr>
-      <w:bookmarkStart w:id="18" w:name="_Toc240982786"/>
+      <w:bookmarkStart w:id="18" w:name="_Toc241185812"/>
       <w:r>
         <w:t>11.3 Sensor Replacement and Service Life</w:t>
       </w:r>
@@ -7686,7 +7739,7 @@
       <w:pPr>
         <w:pStyle w:val="Heading2"/>
       </w:pPr>
-      <w:bookmarkStart w:id="19" w:name="_Toc240982787"/>
+      <w:bookmarkStart w:id="19" w:name="_Toc241185813"/>
       <w:r>
         <w:t>11.4 Commissioning and Test Equipment</w:t>
       </w:r>
@@ -8066,7 +8119,7 @@
       <w:pPr>
         <w:pStyle w:val="Heading1"/>
       </w:pPr>
-      <w:bookmarkStart w:id="20" w:name="_Toc240982788"/>
+      <w:bookmarkStart w:id="20" w:name="_Toc241185814"/>
       <w:r>
         <w:t>12. Troubleshooting</w:t>
       </w:r>
@@ -8379,7 +8432,7 @@
       <w:pPr>
         <w:pStyle w:val="Heading1"/>
       </w:pPr>
-      <w:bookmarkStart w:id="21" w:name="_Toc240982789"/>
+      <w:bookmarkStart w:id="21" w:name="_Toc241185815"/>
       <w:r>
         <w:t>13. Specifications</w:t>
       </w:r>
@@ -9358,7 +9411,7 @@
               <w:rPr>
                 <w:sz w:val="19"/>
               </w:rPr>
-              <w:t>2.3 kg</w:t>
+              <w:t>2.378 kg</w:t>
             </w:r>
           </w:p>
         </w:tc>
@@ -9383,7 +9436,7 @@
               <w:rPr>
                 <w:sz w:val="19"/>
               </w:rPr>
-              <w:t xml:space="preserve"> (project-confirmed, not yet calibration-verified)</w:t>
+              <w:t xml:space="preserve"> (total weight of PCB, casing, and sensors combined; project-confirmed, not yet calibration-verified)</w:t>
             </w:r>
           </w:p>
         </w:tc>
@@ -9761,6 +9814,7 @@
               <w:rPr>
                 <w:sz w:val="19"/>
               </w:rPr>
+              <w:lastRenderedPageBreak/>
               <w:t>Cable entry / gland specification</w:t>
             </w:r>
           </w:p>
@@ -9801,14 +9855,7 @@
               <w:rPr>
                 <w:sz w:val="19"/>
               </w:rPr>
-              <w:t xml:space="preserve"> (selected by engineering </w:t>
-            </w:r>
-            <w:r>
-              <w:rPr>
-                <w:sz w:val="19"/>
-              </w:rPr>
-              <w:lastRenderedPageBreak/>
-              <w:t>judgment from the BP18-1Z reference drawing, Section 4.1 — not an independent gland datasheet/fit test)</w:t>
+              <w:t xml:space="preserve"> (selected by engineering judgment from the BP18-1Z reference drawing, Section 4.1 — not an independent gland datasheet/fit test)</w:t>
             </w:r>
           </w:p>
         </w:tc>
@@ -9830,7 +9877,6 @@
               <w:rPr>
                 <w:sz w:val="19"/>
               </w:rPr>
-              <w:lastRenderedPageBreak/>
               <w:t>Operating temperature range</w:t>
             </w:r>
           </w:p>
@@ -9854,7 +9900,7 @@
               <w:rPr>
                 <w:sz w:val="19"/>
               </w:rPr>
-              <w:t>40°C to +85°C (ambient)</w:t>
+              <w:t>20°C to +60°C (ambient)</w:t>
             </w:r>
           </w:p>
         </w:tc>
@@ -9916,7 +9962,7 @@
               <w:rPr>
                 <w:sz w:val="19"/>
               </w:rPr>
-              <w:t>10–90% RH, non-condensing</w:t>
+              <w:t>5–95% RH, non-condensing</w:t>
             </w:r>
           </w:p>
         </w:tc>
@@ -9940,7 +9986,7 @@
               <w:rPr>
                 <w:sz w:val="19"/>
               </w:rPr>
-              <w:t xml:space="preserve"> (standard industrial rating, matched to a comparable certified product — see note below)</w:t>
+              <w:t xml:space="preserve"> (project-confirmed; not yet calibration/test-verified — see note below)</w:t>
             </w:r>
           </w:p>
         </w:tc>
@@ -9995,39 +10041,20 @@
               <w:rPr>
                 <w:sz w:val="20"/>
               </w:rPr>
-              <w:t>The −40°C to +85°C figure above is a project-confirmed value corresponding to a typical extended-industrial electronics component rating. For reference, a comparable certified diffusion-type gas detector (New Cosmos KD-12/KD-12R) specifies a narrower field ambient operating range of −10°C to 50°C (RH 10–90%), which is more representative of actual refinery ambient conditions. Whether −40°C/+85°C is intended as GLD's true field deployment target, or is a component rating rather than a field specification, sh</w:t>
-            </w:r>
-            <w:r>
-              <w:rPr>
-                <w:sz w:val="20"/>
-              </w:rPr>
-              <w:t xml:space="preserve">ould be confirmed before this value is relied upon in a certification submission. The </w:t>
+              <w:t xml:space="preserve">The −20°C to +60°C operating temperature range and the 5–95% RH non-condensing humidity range above are current project-specification values (24 Sep 2026); neither has yet been documented against a calibrated test record. The </w:t>
             </w:r>
             <w:r>
               <w:rPr>
                 <w:b/>
                 <w:sz w:val="20"/>
               </w:rPr>
-              <w:t>10–90% RH non-condensing</w:t>
+              <w:t>M20×1.5 cable gland</w:t>
             </w:r>
             <w:r>
               <w:rPr>
                 <w:sz w:val="20"/>
               </w:rPr>
-              <w:t xml:space="preserve"> operating humidity range above is set to match this same KD-12/KD-12R reference rather than an independent GLD-specific measurement. Likewise, the </w:t>
-            </w:r>
-            <w:r>
-              <w:rPr>
-                <w:b/>
-                <w:sz w:val="20"/>
-              </w:rPr>
-              <w:t>M20×1.5 cable gland</w:t>
-            </w:r>
-            <w:r>
-              <w:rPr>
-                <w:sz w:val="20"/>
-              </w:rPr>
-              <w:t xml:space="preserve"> specification is selected by engineering judgment to match the BP18-1Z candidate junction-box drawing (Section 4.1), not an independent gland datasheet or fit test on GLD's own enclosure. Both should be confirmed by test/fit-check before formal ExCB submission.</w:t>
+              <w:t xml:space="preserve"> specification is selected by engineering judgment to match the BP18-1Z candidate junction-box drawing (Section 4.1), not an independent gland datasheet or fit test on GLD's own enclosure. All three should be confirmed by test/fit-check before formal ExCB submission.</w:t>
             </w:r>
           </w:p>
         </w:tc>
@@ -10042,7 +10069,7 @@
       <w:pPr>
         <w:pStyle w:val="Heading1"/>
       </w:pPr>
-      <w:bookmarkStart w:id="22" w:name="_Toc240982790"/>
+      <w:bookmarkStart w:id="22" w:name="_Toc241185816"/>
       <w:r>
         <w:t>14. Certification Status</w:t>
       </w:r>
@@ -10569,7 +10596,6 @@
               <w:rPr>
                 <w:sz w:val="19"/>
               </w:rPr>
-              <w:lastRenderedPageBreak/>
               <w:t>Certification route</w:t>
             </w:r>
           </w:p>
@@ -10682,7 +10708,7 @@
       <w:pPr>
         <w:pStyle w:val="Heading1"/>
       </w:pPr>
-      <w:bookmarkStart w:id="23" w:name="_Toc240982791"/>
+      <w:bookmarkStart w:id="23" w:name="_Toc241185817"/>
       <w:r>
         <w:t>15. Warranty</w:t>
       </w:r>
@@ -10697,7 +10723,7 @@
       <w:pPr>
         <w:pStyle w:val="Heading1"/>
       </w:pPr>
-      <w:bookmarkStart w:id="24" w:name="_Toc240982792"/>
+      <w:bookmarkStart w:id="24" w:name="_Toc241185818"/>
       <w:r>
         <w:t>16. Service Life</w:t>
       </w:r>
@@ -10712,7 +10738,7 @@
       <w:pPr>
         <w:pStyle w:val="Heading1"/>
       </w:pPr>
-      <w:bookmarkStart w:id="25" w:name="_Toc240982793"/>
+      <w:bookmarkStart w:id="25" w:name="_Toc241185819"/>
       <w:r>
         <w:t>17. Glossary</w:t>
       </w:r>
@@ -11071,14 +11097,7 @@
               <w:rPr>
                 <w:sz w:val="19"/>
               </w:rPr>
-              <w:t xml:space="preserve">A classification (T1–T6) of the maximum surface </w:t>
-            </w:r>
-            <w:r>
-              <w:rPr>
-                <w:sz w:val="19"/>
-              </w:rPr>
-              <w:lastRenderedPageBreak/>
-              <w:t>temperature that equipment may reach, to avoid igniting a surrounding explosive atmosphere.</w:t>
+              <w:t>A classification (T1–T6) of the maximum surface temperature that equipment may reach, to avoid igniting a surrounding explosive atmosphere.</w:t>
             </w:r>
           </w:p>
         </w:tc>
@@ -11099,7 +11118,6 @@
               <w:rPr>
                 <w:sz w:val="19"/>
               </w:rPr>
-              <w:lastRenderedPageBreak/>
               <w:t>LEL</w:t>
             </w:r>
           </w:p>
@@ -11138,6 +11156,7 @@
               <w:rPr>
                 <w:sz w:val="19"/>
               </w:rPr>
+              <w:lastRenderedPageBreak/>
               <w:t>RSSI</w:t>
             </w:r>
           </w:p>
@@ -11536,31 +11555,31 @@
       </w:rPr>
     </w:lvl>
   </w:abstractNum>
-  <w:num w:numId="1" w16cid:durableId="251401136">
+  <w:num w:numId="1" w16cid:durableId="1557935923">
     <w:abstractNumId w:val="8"/>
   </w:num>
-  <w:num w:numId="2" w16cid:durableId="1637176294">
+  <w:num w:numId="2" w16cid:durableId="1061249954">
     <w:abstractNumId w:val="6"/>
   </w:num>
-  <w:num w:numId="3" w16cid:durableId="1159492548">
+  <w:num w:numId="3" w16cid:durableId="1733000099">
     <w:abstractNumId w:val="5"/>
   </w:num>
-  <w:num w:numId="4" w16cid:durableId="100496462">
+  <w:num w:numId="4" w16cid:durableId="1984190830">
     <w:abstractNumId w:val="4"/>
   </w:num>
-  <w:num w:numId="5" w16cid:durableId="849414932">
+  <w:num w:numId="5" w16cid:durableId="1712921621">
     <w:abstractNumId w:val="7"/>
   </w:num>
-  <w:num w:numId="6" w16cid:durableId="1789398345">
+  <w:num w:numId="6" w16cid:durableId="1557544830">
     <w:abstractNumId w:val="3"/>
   </w:num>
-  <w:num w:numId="7" w16cid:durableId="769394770">
+  <w:num w:numId="7" w16cid:durableId="1228764696">
     <w:abstractNumId w:val="2"/>
   </w:num>
-  <w:num w:numId="8" w16cid:durableId="22705693">
+  <w:num w:numId="8" w16cid:durableId="205412385">
     <w:abstractNumId w:val="1"/>
   </w:num>
-  <w:num w:numId="9" w16cid:durableId="167447429">
+  <w:num w:numId="9" w16cid:durableId="544215635">
     <w:abstractNumId w:val="0"/>
   </w:num>
 </w:numbering>
@@ -22972,7 +22991,7 @@
     <w:autoRedefine/>
     <w:uiPriority w:val="39"/>
     <w:unhideWhenUsed/>
-    <w:rsid w:val="00FB4170"/>
+    <w:rsid w:val="001B5419"/>
     <w:pPr>
       <w:spacing w:after="100"/>
     </w:pPr>
@@ -22984,7 +23003,7 @@
     <w:autoRedefine/>
     <w:uiPriority w:val="39"/>
     <w:unhideWhenUsed/>
-    <w:rsid w:val="00FB4170"/>
+    <w:rsid w:val="001B5419"/>
     <w:pPr>
       <w:spacing w:after="100"/>
       <w:ind w:left="210"/>
@@ -22995,7 +23014,7 @@
     <w:basedOn w:val="DefaultParagraphFont"/>
     <w:uiPriority w:val="99"/>
     <w:unhideWhenUsed/>
-    <w:rsid w:val="00FB4170"/>
+    <w:rsid w:val="001B5419"/>
     <w:rPr>
       <w:color w:val="0000FF" w:themeColor="hyperlink"/>
       <w:u w:val="single"/>
